--- a/interview/liferay/Liferay_Tutorial.docx
+++ b/interview/liferay/Liferay_Tutorial.docx
@@ -81,7 +81,6 @@
           <w:highlight w:val="white"/>
         </w:rPr>
       </w:pPr>
-      <w:proofErr w:type="spellStart"/>
       <w:r>
         <w:rPr>
           <w:rFonts w:ascii="Roboto Mono" w:eastAsia="Roboto Mono" w:hAnsi="Roboto Mono" w:cs="Roboto Mono"/>
@@ -93,7 +92,6 @@
         </w:rPr>
         <w:t>GuestbookSearchRegistrar</w:t>
       </w:r>
-      <w:proofErr w:type="spellEnd"/>
       <w:r>
         <w:rPr>
           <w:rFonts w:ascii="Roboto" w:eastAsia="Roboto" w:hAnsi="Roboto" w:cs="Roboto"/>
@@ -144,7 +142,6 @@
           <w:highlight w:val="white"/>
         </w:rPr>
       </w:pPr>
-      <w:proofErr w:type="spellStart"/>
       <w:r>
         <w:rPr>
           <w:rFonts w:ascii="Roboto Mono" w:eastAsia="Roboto Mono" w:hAnsi="Roboto Mono" w:cs="Roboto Mono"/>
@@ -156,7 +153,6 @@
         </w:rPr>
         <w:t>GuestbookModelDocumentContributor</w:t>
       </w:r>
-      <w:proofErr w:type="spellEnd"/>
       <w:r>
         <w:rPr>
           <w:rFonts w:ascii="Roboto" w:eastAsia="Roboto" w:hAnsi="Roboto" w:cs="Roboto"/>
@@ -182,7 +178,6 @@
           <w:highlight w:val="white"/>
         </w:rPr>
       </w:pPr>
-      <w:proofErr w:type="spellStart"/>
       <w:r>
         <w:rPr>
           <w:rFonts w:ascii="Roboto Mono" w:eastAsia="Roboto Mono" w:hAnsi="Roboto Mono" w:cs="Roboto Mono"/>
@@ -194,7 +189,6 @@
         </w:rPr>
         <w:t>GuestbookModelIndexerWriterContributor</w:t>
       </w:r>
-      <w:proofErr w:type="spellEnd"/>
       <w:r>
         <w:rPr>
           <w:rFonts w:ascii="Roboto" w:eastAsia="Roboto" w:hAnsi="Roboto" w:cs="Roboto"/>
@@ -245,7 +239,6 @@
           <w:highlight w:val="white"/>
         </w:rPr>
       </w:pPr>
-      <w:proofErr w:type="spellStart"/>
       <w:r>
         <w:rPr>
           <w:rFonts w:ascii="Roboto Mono" w:eastAsia="Roboto Mono" w:hAnsi="Roboto Mono" w:cs="Roboto Mono"/>
@@ -257,7 +250,6 @@
         </w:rPr>
         <w:t>GuestbookKeywordQueryContributor</w:t>
       </w:r>
-      <w:proofErr w:type="spellEnd"/>
       <w:r>
         <w:rPr>
           <w:rFonts w:ascii="Roboto" w:eastAsia="Roboto" w:hAnsi="Roboto" w:cs="Roboto"/>
@@ -283,7 +275,6 @@
           <w:highlight w:val="white"/>
         </w:rPr>
       </w:pPr>
-      <w:proofErr w:type="spellStart"/>
       <w:r>
         <w:rPr>
           <w:rFonts w:ascii="Roboto Mono" w:eastAsia="Roboto Mono" w:hAnsi="Roboto Mono" w:cs="Roboto Mono"/>
@@ -295,7 +286,6 @@
         </w:rPr>
         <w:t>GuestbookModelPreFilterContributor</w:t>
       </w:r>
-      <w:proofErr w:type="spellEnd"/>
       <w:r>
         <w:rPr>
           <w:rFonts w:ascii="Roboto" w:eastAsia="Roboto" w:hAnsi="Roboto" w:cs="Roboto"/>
@@ -346,7 +336,6 @@
           <w:highlight w:val="white"/>
         </w:rPr>
       </w:pPr>
-      <w:proofErr w:type="spellStart"/>
       <w:r>
         <w:rPr>
           <w:rFonts w:ascii="Roboto Mono" w:eastAsia="Roboto Mono" w:hAnsi="Roboto Mono" w:cs="Roboto Mono"/>
@@ -358,7 +347,6 @@
         </w:rPr>
         <w:t>GuestbookModelSummaryContributor</w:t>
       </w:r>
-      <w:proofErr w:type="spellEnd"/>
       <w:r>
         <w:rPr>
           <w:rFonts w:ascii="Roboto" w:eastAsia="Roboto" w:hAnsi="Roboto" w:cs="Roboto"/>
@@ -464,106 +452,32 @@
           <w:szCs w:val="24"/>
           <w:highlight w:val="white"/>
         </w:rPr>
-        <w:t xml:space="preserve">Log in </w:t>
-      </w:r>
-      <w:proofErr w:type="spellStart"/>
-      <w:r>
-        <w:rPr>
-          <w:rFonts w:ascii="Roboto" w:eastAsia="Roboto" w:hAnsi="Roboto" w:cs="Roboto"/>
-          <w:b/>
+        <w:t xml:space="preserve">Log in jsp:-   </w:t>
+      </w:r>
+    </w:p>
+    <w:p>
+      <w:pPr>
+        <w:shd w:val="clear" w:color="auto" w:fill="FFFFFF"/>
+        <w:spacing w:after="240" w:line="360" w:lineRule="auto"/>
+        <w:rPr>
+          <w:rFonts w:ascii="Roboto" w:eastAsia="Roboto" w:hAnsi="Roboto" w:cs="Roboto"/>
           <w:i/>
           <w:color w:val="2A303E"/>
           <w:sz w:val="24"/>
           <w:szCs w:val="24"/>
           <w:highlight w:val="white"/>
         </w:rPr>
-        <w:t>jsp</w:t>
-      </w:r>
-      <w:proofErr w:type="spellEnd"/>
-      <w:r>
-        <w:rPr>
-          <w:rFonts w:ascii="Roboto" w:eastAsia="Roboto" w:hAnsi="Roboto" w:cs="Roboto"/>
-          <w:b/>
+      </w:pPr>
+      <w:r>
+        <w:rPr>
+          <w:rFonts w:ascii="Roboto" w:eastAsia="Roboto" w:hAnsi="Roboto" w:cs="Roboto"/>
           <w:i/>
           <w:color w:val="2A303E"/>
           <w:sz w:val="24"/>
           <w:szCs w:val="24"/>
           <w:highlight w:val="white"/>
         </w:rPr>
-        <w:t xml:space="preserve">:-   </w:t>
-      </w:r>
-    </w:p>
-    <w:p>
-      <w:pPr>
-        <w:shd w:val="clear" w:color="auto" w:fill="FFFFFF"/>
-        <w:spacing w:after="240" w:line="360" w:lineRule="auto"/>
-        <w:rPr>
-          <w:rFonts w:ascii="Roboto" w:eastAsia="Roboto" w:hAnsi="Roboto" w:cs="Roboto"/>
-          <w:i/>
-          <w:color w:val="2A303E"/>
-          <w:sz w:val="24"/>
-          <w:szCs w:val="24"/>
-          <w:highlight w:val="white"/>
-        </w:rPr>
-      </w:pPr>
-      <w:r>
-        <w:rPr>
-          <w:rFonts w:ascii="Roboto" w:eastAsia="Roboto" w:hAnsi="Roboto" w:cs="Roboto"/>
-          <w:i/>
-          <w:color w:val="2A303E"/>
-          <w:sz w:val="24"/>
-          <w:szCs w:val="24"/>
-          <w:highlight w:val="white"/>
-        </w:rPr>
-        <w:t xml:space="preserve">&lt;%!  private static Log _log = </w:t>
-      </w:r>
-      <w:proofErr w:type="spellStart"/>
-      <w:r>
-        <w:rPr>
-          <w:rFonts w:ascii="Roboto" w:eastAsia="Roboto" w:hAnsi="Roboto" w:cs="Roboto"/>
-          <w:i/>
-          <w:color w:val="2A303E"/>
-          <w:sz w:val="24"/>
-          <w:szCs w:val="24"/>
-          <w:highlight w:val="white"/>
-        </w:rPr>
-        <w:t>LogFactoryUtil.getLog</w:t>
-      </w:r>
-      <w:proofErr w:type="spellEnd"/>
-      <w:r>
-        <w:rPr>
-          <w:rFonts w:ascii="Roboto" w:eastAsia="Roboto" w:hAnsi="Roboto" w:cs="Roboto"/>
-          <w:i/>
-          <w:color w:val="2A303E"/>
-          <w:sz w:val="24"/>
-          <w:szCs w:val="24"/>
-          <w:highlight w:val="white"/>
-        </w:rPr>
-        <w:t>("</w:t>
-      </w:r>
-      <w:proofErr w:type="spellStart"/>
-      <w:r>
-        <w:rPr>
-          <w:rFonts w:ascii="Roboto" w:eastAsia="Roboto" w:hAnsi="Roboto" w:cs="Roboto"/>
-          <w:i/>
-          <w:color w:val="2A303E"/>
-          <w:sz w:val="24"/>
-          <w:szCs w:val="24"/>
-          <w:highlight w:val="white"/>
-        </w:rPr>
-        <w:t>html.guestbook.view_search_jsp</w:t>
-      </w:r>
-      <w:proofErr w:type="spellEnd"/>
-      <w:r>
-        <w:rPr>
-          <w:rFonts w:ascii="Roboto" w:eastAsia="Roboto" w:hAnsi="Roboto" w:cs="Roboto"/>
-          <w:i/>
-          <w:color w:val="2A303E"/>
-          <w:sz w:val="24"/>
-          <w:szCs w:val="24"/>
-          <w:highlight w:val="white"/>
-        </w:rPr>
-        <w:t>");</w:t>
+        <w:t>&lt;%!  private static Log _log = LogFactoryUtil.getLog("html.guestbook.view_search_jsp");</w:t>
       </w:r>
     </w:p>
     <w:p>
@@ -1010,7 +924,6 @@
           <w:highlight w:val="white"/>
         </w:rPr>
       </w:pPr>
-      <w:proofErr w:type="spellStart"/>
       <w:r>
         <w:rPr>
           <w:rFonts w:ascii="Roboto" w:eastAsia="Roboto" w:hAnsi="Roboto" w:cs="Roboto"/>
@@ -1029,17 +942,7 @@
           <w:szCs w:val="23"/>
           <w:highlight w:val="white"/>
         </w:rPr>
-        <w:t>Tuning</w:t>
-      </w:r>
-      <w:proofErr w:type="spellEnd"/>
-      <w:r>
-        <w:rPr>
-          <w:color w:val="4D5156"/>
-          <w:sz w:val="23"/>
-          <w:szCs w:val="23"/>
-          <w:highlight w:val="white"/>
-        </w:rPr>
-        <w:t xml:space="preserve"> is </w:t>
+        <w:t xml:space="preserve">Tuning is </w:t>
       </w:r>
       <w:r>
         <w:rPr>
@@ -1287,10 +1190,14 @@
           <w:szCs w:val="21"/>
           <w:shd w:val="clear" w:color="auto" w:fill="2A303E"/>
         </w:rPr>
-        <w:t xml:space="preserve">    &lt;servlet-name&gt;</w:t>
-      </w:r>
-      <w:proofErr w:type="spellStart"/>
-      <w:r>
+        <w:t xml:space="preserve">    &lt;servlet-name&gt;jsp&lt;/servlet-name&gt;</w:t>
+      </w:r>
+    </w:p>
+    <w:p>
+      <w:pPr>
+        <w:shd w:val="clear" w:color="auto" w:fill="FFFFFF"/>
+        <w:spacing w:after="240" w:line="360" w:lineRule="auto"/>
+        <w:ind w:left="720"/>
         <w:rPr>
           <w:rFonts w:ascii="Roboto Mono" w:eastAsia="Roboto Mono" w:hAnsi="Roboto Mono" w:cs="Roboto Mono"/>
           <w:color w:val="F8FAFF"/>
@@ -1298,9 +1205,7 @@
           <w:szCs w:val="21"/>
           <w:shd w:val="clear" w:color="auto" w:fill="2A303E"/>
         </w:rPr>
-        <w:t>jsp</w:t>
-      </w:r>
-      <w:proofErr w:type="spellEnd"/>
+      </w:pPr>
       <w:r>
         <w:rPr>
           <w:rFonts w:ascii="Roboto Mono" w:eastAsia="Roboto Mono" w:hAnsi="Roboto Mono" w:cs="Roboto Mono"/>
@@ -1309,7 +1214,7 @@
           <w:szCs w:val="21"/>
           <w:shd w:val="clear" w:color="auto" w:fill="2A303E"/>
         </w:rPr>
-        <w:t>&lt;/servlet-name&gt;</w:t>
+        <w:t xml:space="preserve"> &lt;servlet-class&gt;org.apache.jasper.servlet.JspServlet&lt;/servlet-class&gt;   </w:t>
       </w:r>
     </w:p>
     <w:p>
@@ -1333,7 +1238,7 @@
           <w:szCs w:val="21"/>
           <w:shd w:val="clear" w:color="auto" w:fill="2A303E"/>
         </w:rPr>
-        <w:t xml:space="preserve"> &lt;servlet-class&gt;org.apache.jasper.servlet.JspServlet&lt;/servlet-class&gt;   </w:t>
+        <w:t xml:space="preserve">    &lt;init-param&gt;    </w:t>
       </w:r>
     </w:p>
     <w:p>
@@ -1357,10 +1262,14 @@
           <w:szCs w:val="21"/>
           <w:shd w:val="clear" w:color="auto" w:fill="2A303E"/>
         </w:rPr>
-        <w:t xml:space="preserve">    &lt;</w:t>
-      </w:r>
-      <w:proofErr w:type="spellStart"/>
-      <w:r>
+        <w:t xml:space="preserve">        &lt;param-name&gt;development&lt;/param-name&gt;    </w:t>
+      </w:r>
+    </w:p>
+    <w:p>
+      <w:pPr>
+        <w:shd w:val="clear" w:color="auto" w:fill="FFFFFF"/>
+        <w:spacing w:after="240" w:line="360" w:lineRule="auto"/>
+        <w:ind w:left="720"/>
         <w:rPr>
           <w:rFonts w:ascii="Roboto Mono" w:eastAsia="Roboto Mono" w:hAnsi="Roboto Mono" w:cs="Roboto Mono"/>
           <w:color w:val="F8FAFF"/>
@@ -1368,9 +1277,7 @@
           <w:szCs w:val="21"/>
           <w:shd w:val="clear" w:color="auto" w:fill="2A303E"/>
         </w:rPr>
-        <w:t>init</w:t>
-      </w:r>
-      <w:proofErr w:type="spellEnd"/>
+      </w:pPr>
       <w:r>
         <w:rPr>
           <w:rFonts w:ascii="Roboto Mono" w:eastAsia="Roboto Mono" w:hAnsi="Roboto Mono" w:cs="Roboto Mono"/>
@@ -1379,7 +1286,7 @@
           <w:szCs w:val="21"/>
           <w:shd w:val="clear" w:color="auto" w:fill="2A303E"/>
         </w:rPr>
-        <w:t xml:space="preserve">-param&gt;    </w:t>
+        <w:t xml:space="preserve">        &lt;param-value&gt;false&lt;/param-value&gt;   </w:t>
       </w:r>
     </w:p>
     <w:p>
@@ -1403,7 +1310,7 @@
           <w:szCs w:val="21"/>
           <w:shd w:val="clear" w:color="auto" w:fill="2A303E"/>
         </w:rPr>
-        <w:t xml:space="preserve">        &lt;param-name&gt;development&lt;/param-name&gt;    </w:t>
+        <w:t xml:space="preserve">    &lt;/init-param&gt;   </w:t>
       </w:r>
     </w:p>
     <w:p>
@@ -1427,7 +1334,7 @@
           <w:szCs w:val="21"/>
           <w:shd w:val="clear" w:color="auto" w:fill="2A303E"/>
         </w:rPr>
-        <w:t xml:space="preserve">        &lt;param-value&gt;false&lt;/param-value&gt;   </w:t>
+        <w:t xml:space="preserve">    &lt;init-param&gt;    </w:t>
       </w:r>
     </w:p>
     <w:p>
@@ -1451,10 +1358,14 @@
           <w:szCs w:val="21"/>
           <w:shd w:val="clear" w:color="auto" w:fill="2A303E"/>
         </w:rPr>
-        <w:t xml:space="preserve">    &lt;/</w:t>
-      </w:r>
-      <w:proofErr w:type="spellStart"/>
-      <w:r>
+        <w:t xml:space="preserve">        &lt;param-name&gt;mappedFile&lt;/param-name&gt;    </w:t>
+      </w:r>
+    </w:p>
+    <w:p>
+      <w:pPr>
+        <w:shd w:val="clear" w:color="auto" w:fill="FFFFFF"/>
+        <w:spacing w:after="240" w:line="360" w:lineRule="auto"/>
+        <w:ind w:left="720"/>
         <w:rPr>
           <w:rFonts w:ascii="Roboto Mono" w:eastAsia="Roboto Mono" w:hAnsi="Roboto Mono" w:cs="Roboto Mono"/>
           <w:color w:val="F8FAFF"/>
@@ -1462,9 +1373,7 @@
           <w:szCs w:val="21"/>
           <w:shd w:val="clear" w:color="auto" w:fill="2A303E"/>
         </w:rPr>
-        <w:t>init</w:t>
-      </w:r>
-      <w:proofErr w:type="spellEnd"/>
+      </w:pPr>
       <w:r>
         <w:rPr>
           <w:rFonts w:ascii="Roboto Mono" w:eastAsia="Roboto Mono" w:hAnsi="Roboto Mono" w:cs="Roboto Mono"/>
@@ -1473,7 +1382,7 @@
           <w:szCs w:val="21"/>
           <w:shd w:val="clear" w:color="auto" w:fill="2A303E"/>
         </w:rPr>
-        <w:t xml:space="preserve">-param&gt;   </w:t>
+        <w:t xml:space="preserve">        &lt;param-value&gt;false&lt;/param-value&gt;   </w:t>
       </w:r>
     </w:p>
     <w:p>
@@ -1497,145 +1406,7 @@
           <w:szCs w:val="21"/>
           <w:shd w:val="clear" w:color="auto" w:fill="2A303E"/>
         </w:rPr>
-        <w:t xml:space="preserve">    &lt;</w:t>
-      </w:r>
-      <w:proofErr w:type="spellStart"/>
-      <w:r>
-        <w:rPr>
-          <w:rFonts w:ascii="Roboto Mono" w:eastAsia="Roboto Mono" w:hAnsi="Roboto Mono" w:cs="Roboto Mono"/>
-          <w:color w:val="F8FAFF"/>
-          <w:sz w:val="21"/>
-          <w:szCs w:val="21"/>
-          <w:shd w:val="clear" w:color="auto" w:fill="2A303E"/>
-        </w:rPr>
-        <w:t>init</w:t>
-      </w:r>
-      <w:proofErr w:type="spellEnd"/>
-      <w:r>
-        <w:rPr>
-          <w:rFonts w:ascii="Roboto Mono" w:eastAsia="Roboto Mono" w:hAnsi="Roboto Mono" w:cs="Roboto Mono"/>
-          <w:color w:val="F8FAFF"/>
-          <w:sz w:val="21"/>
-          <w:szCs w:val="21"/>
-          <w:shd w:val="clear" w:color="auto" w:fill="2A303E"/>
-        </w:rPr>
-        <w:t xml:space="preserve">-param&gt;    </w:t>
-      </w:r>
-    </w:p>
-    <w:p>
-      <w:pPr>
-        <w:shd w:val="clear" w:color="auto" w:fill="FFFFFF"/>
-        <w:spacing w:after="240" w:line="360" w:lineRule="auto"/>
-        <w:ind w:left="720"/>
-        <w:rPr>
-          <w:rFonts w:ascii="Roboto Mono" w:eastAsia="Roboto Mono" w:hAnsi="Roboto Mono" w:cs="Roboto Mono"/>
-          <w:color w:val="F8FAFF"/>
-          <w:sz w:val="21"/>
-          <w:szCs w:val="21"/>
-          <w:shd w:val="clear" w:color="auto" w:fill="2A303E"/>
-        </w:rPr>
-      </w:pPr>
-      <w:r>
-        <w:rPr>
-          <w:rFonts w:ascii="Roboto Mono" w:eastAsia="Roboto Mono" w:hAnsi="Roboto Mono" w:cs="Roboto Mono"/>
-          <w:color w:val="F8FAFF"/>
-          <w:sz w:val="21"/>
-          <w:szCs w:val="21"/>
-          <w:shd w:val="clear" w:color="auto" w:fill="2A303E"/>
-        </w:rPr>
-        <w:t xml:space="preserve">        &lt;param-name&gt;</w:t>
-      </w:r>
-      <w:proofErr w:type="spellStart"/>
-      <w:r>
-        <w:rPr>
-          <w:rFonts w:ascii="Roboto Mono" w:eastAsia="Roboto Mono" w:hAnsi="Roboto Mono" w:cs="Roboto Mono"/>
-          <w:color w:val="F8FAFF"/>
-          <w:sz w:val="21"/>
-          <w:szCs w:val="21"/>
-          <w:shd w:val="clear" w:color="auto" w:fill="2A303E"/>
-        </w:rPr>
-        <w:t>mappedFile</w:t>
-      </w:r>
-      <w:proofErr w:type="spellEnd"/>
-      <w:r>
-        <w:rPr>
-          <w:rFonts w:ascii="Roboto Mono" w:eastAsia="Roboto Mono" w:hAnsi="Roboto Mono" w:cs="Roboto Mono"/>
-          <w:color w:val="F8FAFF"/>
-          <w:sz w:val="21"/>
-          <w:szCs w:val="21"/>
-          <w:shd w:val="clear" w:color="auto" w:fill="2A303E"/>
-        </w:rPr>
-        <w:t xml:space="preserve">&lt;/param-name&gt;    </w:t>
-      </w:r>
-    </w:p>
-    <w:p>
-      <w:pPr>
-        <w:shd w:val="clear" w:color="auto" w:fill="FFFFFF"/>
-        <w:spacing w:after="240" w:line="360" w:lineRule="auto"/>
-        <w:ind w:left="720"/>
-        <w:rPr>
-          <w:rFonts w:ascii="Roboto Mono" w:eastAsia="Roboto Mono" w:hAnsi="Roboto Mono" w:cs="Roboto Mono"/>
-          <w:color w:val="F8FAFF"/>
-          <w:sz w:val="21"/>
-          <w:szCs w:val="21"/>
-          <w:shd w:val="clear" w:color="auto" w:fill="2A303E"/>
-        </w:rPr>
-      </w:pPr>
-      <w:r>
-        <w:rPr>
-          <w:rFonts w:ascii="Roboto Mono" w:eastAsia="Roboto Mono" w:hAnsi="Roboto Mono" w:cs="Roboto Mono"/>
-          <w:color w:val="F8FAFF"/>
-          <w:sz w:val="21"/>
-          <w:szCs w:val="21"/>
-          <w:shd w:val="clear" w:color="auto" w:fill="2A303E"/>
-        </w:rPr>
-        <w:t xml:space="preserve">        &lt;param-value&gt;false&lt;/param-value&gt;   </w:t>
-      </w:r>
-    </w:p>
-    <w:p>
-      <w:pPr>
-        <w:shd w:val="clear" w:color="auto" w:fill="FFFFFF"/>
-        <w:spacing w:after="240" w:line="360" w:lineRule="auto"/>
-        <w:ind w:left="720"/>
-        <w:rPr>
-          <w:rFonts w:ascii="Roboto Mono" w:eastAsia="Roboto Mono" w:hAnsi="Roboto Mono" w:cs="Roboto Mono"/>
-          <w:color w:val="F8FAFF"/>
-          <w:sz w:val="21"/>
-          <w:szCs w:val="21"/>
-          <w:shd w:val="clear" w:color="auto" w:fill="2A303E"/>
-        </w:rPr>
-      </w:pPr>
-      <w:r>
-        <w:rPr>
-          <w:rFonts w:ascii="Roboto Mono" w:eastAsia="Roboto Mono" w:hAnsi="Roboto Mono" w:cs="Roboto Mono"/>
-          <w:color w:val="F8FAFF"/>
-          <w:sz w:val="21"/>
-          <w:szCs w:val="21"/>
-          <w:shd w:val="clear" w:color="auto" w:fill="2A303E"/>
-        </w:rPr>
-        <w:t xml:space="preserve">    &lt;/</w:t>
-      </w:r>
-      <w:proofErr w:type="spellStart"/>
-      <w:r>
-        <w:rPr>
-          <w:rFonts w:ascii="Roboto Mono" w:eastAsia="Roboto Mono" w:hAnsi="Roboto Mono" w:cs="Roboto Mono"/>
-          <w:color w:val="F8FAFF"/>
-          <w:sz w:val="21"/>
-          <w:szCs w:val="21"/>
-          <w:shd w:val="clear" w:color="auto" w:fill="2A303E"/>
-        </w:rPr>
-        <w:t>init</w:t>
-      </w:r>
-      <w:proofErr w:type="spellEnd"/>
-      <w:r>
-        <w:rPr>
-          <w:rFonts w:ascii="Roboto Mono" w:eastAsia="Roboto Mono" w:hAnsi="Roboto Mono" w:cs="Roboto Mono"/>
-          <w:color w:val="F8FAFF"/>
-          <w:sz w:val="21"/>
-          <w:szCs w:val="21"/>
-          <w:shd w:val="clear" w:color="auto" w:fill="2A303E"/>
-        </w:rPr>
-        <w:t xml:space="preserve">-param&gt;   </w:t>
+        <w:t xml:space="preserve">    &lt;/init-param&gt;   </w:t>
       </w:r>
     </w:p>
     <w:p>
@@ -1825,10 +1596,14 @@
           <w:szCs w:val="21"/>
           <w:shd w:val="clear" w:color="auto" w:fill="2A303E"/>
         </w:rPr>
-        <w:t>-XX:+</w:t>
-      </w:r>
-      <w:proofErr w:type="spellStart"/>
-      <w:r>
+        <w:t>-XX:+UseParNewGC -XX:ParallelGCThreads=16 -XX:+UseConcMarkSweepGC</w:t>
+      </w:r>
+    </w:p>
+    <w:p>
+      <w:pPr>
+        <w:shd w:val="clear" w:color="auto" w:fill="FFFFFF"/>
+        <w:spacing w:after="240" w:line="360" w:lineRule="auto"/>
+        <w:ind w:left="720"/>
         <w:rPr>
           <w:rFonts w:ascii="Roboto Mono" w:eastAsia="Roboto Mono" w:hAnsi="Roboto Mono" w:cs="Roboto Mono"/>
           <w:color w:val="F8FAFF"/>
@@ -1836,9 +1611,7 @@
           <w:szCs w:val="21"/>
           <w:shd w:val="clear" w:color="auto" w:fill="2A303E"/>
         </w:rPr>
-        <w:t>UseParNewGC</w:t>
-      </w:r>
-      <w:proofErr w:type="spellEnd"/>
+      </w:pPr>
       <w:r>
         <w:rPr>
           <w:rFonts w:ascii="Roboto Mono" w:eastAsia="Roboto Mono" w:hAnsi="Roboto Mono" w:cs="Roboto Mono"/>
@@ -1847,10 +1620,14 @@
           <w:szCs w:val="21"/>
           <w:shd w:val="clear" w:color="auto" w:fill="2A303E"/>
         </w:rPr>
-        <w:t xml:space="preserve"> -</w:t>
-      </w:r>
-      <w:proofErr w:type="spellStart"/>
-      <w:r>
+        <w:t>-XX:+CMSParallelRemarkEnabled -XX:+CMSCompactWhenClearAllSoftRefs</w:t>
+      </w:r>
+    </w:p>
+    <w:p>
+      <w:pPr>
+        <w:shd w:val="clear" w:color="auto" w:fill="FFFFFF"/>
+        <w:spacing w:after="240" w:line="360" w:lineRule="auto"/>
+        <w:ind w:left="720"/>
         <w:rPr>
           <w:rFonts w:ascii="Roboto Mono" w:eastAsia="Roboto Mono" w:hAnsi="Roboto Mono" w:cs="Roboto Mono"/>
           <w:color w:val="F8FAFF"/>
@@ -1858,9 +1635,7 @@
           <w:szCs w:val="21"/>
           <w:shd w:val="clear" w:color="auto" w:fill="2A303E"/>
         </w:rPr>
-        <w:t>XX:ParallelGCThreads</w:t>
-      </w:r>
-      <w:proofErr w:type="spellEnd"/>
+      </w:pPr>
       <w:r>
         <w:rPr>
           <w:rFonts w:ascii="Roboto Mono" w:eastAsia="Roboto Mono" w:hAnsi="Roboto Mono" w:cs="Roboto Mono"/>
@@ -1869,136 +1644,8 @@
           <w:szCs w:val="21"/>
           <w:shd w:val="clear" w:color="auto" w:fill="2A303E"/>
         </w:rPr>
-        <w:t>=16 -XX:+</w:t>
-      </w:r>
-      <w:proofErr w:type="spellStart"/>
-      <w:r>
-        <w:rPr>
-          <w:rFonts w:ascii="Roboto Mono" w:eastAsia="Roboto Mono" w:hAnsi="Roboto Mono" w:cs="Roboto Mono"/>
-          <w:color w:val="F8FAFF"/>
-          <w:sz w:val="21"/>
-          <w:szCs w:val="21"/>
-          <w:shd w:val="clear" w:color="auto" w:fill="2A303E"/>
-        </w:rPr>
-        <w:t>UseConcMarkSweepGC</w:t>
-      </w:r>
-      <w:proofErr w:type="spellEnd"/>
-    </w:p>
-    <w:p>
-      <w:pPr>
-        <w:shd w:val="clear" w:color="auto" w:fill="FFFFFF"/>
-        <w:spacing w:after="240" w:line="360" w:lineRule="auto"/>
-        <w:ind w:left="720"/>
-        <w:rPr>
-          <w:rFonts w:ascii="Roboto Mono" w:eastAsia="Roboto Mono" w:hAnsi="Roboto Mono" w:cs="Roboto Mono"/>
-          <w:color w:val="F8FAFF"/>
-          <w:sz w:val="21"/>
-          <w:szCs w:val="21"/>
-          <w:shd w:val="clear" w:color="auto" w:fill="2A303E"/>
-        </w:rPr>
-      </w:pPr>
-      <w:r>
-        <w:rPr>
-          <w:rFonts w:ascii="Roboto Mono" w:eastAsia="Roboto Mono" w:hAnsi="Roboto Mono" w:cs="Roboto Mono"/>
-          <w:color w:val="F8FAFF"/>
-          <w:sz w:val="21"/>
-          <w:szCs w:val="21"/>
-          <w:shd w:val="clear" w:color="auto" w:fill="2A303E"/>
-        </w:rPr>
-        <w:t>-XX:+</w:t>
-      </w:r>
-      <w:proofErr w:type="spellStart"/>
-      <w:r>
-        <w:rPr>
-          <w:rFonts w:ascii="Roboto Mono" w:eastAsia="Roboto Mono" w:hAnsi="Roboto Mono" w:cs="Roboto Mono"/>
-          <w:color w:val="F8FAFF"/>
-          <w:sz w:val="21"/>
-          <w:szCs w:val="21"/>
-          <w:shd w:val="clear" w:color="auto" w:fill="2A303E"/>
-        </w:rPr>
-        <w:t>CMSParallelRemarkEnabled</w:t>
-      </w:r>
-      <w:proofErr w:type="spellEnd"/>
-      <w:r>
-        <w:rPr>
-          <w:rFonts w:ascii="Roboto Mono" w:eastAsia="Roboto Mono" w:hAnsi="Roboto Mono" w:cs="Roboto Mono"/>
-          <w:color w:val="F8FAFF"/>
-          <w:sz w:val="21"/>
-          <w:szCs w:val="21"/>
-          <w:shd w:val="clear" w:color="auto" w:fill="2A303E"/>
-        </w:rPr>
-        <w:t xml:space="preserve"> -XX:+</w:t>
-      </w:r>
-      <w:proofErr w:type="spellStart"/>
-      <w:r>
-        <w:rPr>
-          <w:rFonts w:ascii="Roboto Mono" w:eastAsia="Roboto Mono" w:hAnsi="Roboto Mono" w:cs="Roboto Mono"/>
-          <w:color w:val="F8FAFF"/>
-          <w:sz w:val="21"/>
-          <w:szCs w:val="21"/>
-          <w:shd w:val="clear" w:color="auto" w:fill="2A303E"/>
-        </w:rPr>
-        <w:t>CMSCompactWhenClearAllSoftRefs</w:t>
-      </w:r>
-      <w:proofErr w:type="spellEnd"/>
-    </w:p>
-    <w:p>
-      <w:pPr>
-        <w:shd w:val="clear" w:color="auto" w:fill="FFFFFF"/>
-        <w:spacing w:after="240" w:line="360" w:lineRule="auto"/>
-        <w:ind w:left="720"/>
-        <w:rPr>
-          <w:rFonts w:ascii="Roboto Mono" w:eastAsia="Roboto Mono" w:hAnsi="Roboto Mono" w:cs="Roboto Mono"/>
-          <w:color w:val="F8FAFF"/>
-          <w:sz w:val="21"/>
-          <w:szCs w:val="21"/>
-          <w:shd w:val="clear" w:color="auto" w:fill="2A303E"/>
-        </w:rPr>
-      </w:pPr>
-      <w:r>
-        <w:rPr>
-          <w:rFonts w:ascii="Roboto Mono" w:eastAsia="Roboto Mono" w:hAnsi="Roboto Mono" w:cs="Roboto Mono"/>
-          <w:color w:val="F8FAFF"/>
-          <w:sz w:val="21"/>
-          <w:szCs w:val="21"/>
-          <w:shd w:val="clear" w:color="auto" w:fill="2A303E"/>
-        </w:rPr>
-        <w:t>-</w:t>
-      </w:r>
-      <w:proofErr w:type="spellStart"/>
-      <w:r>
-        <w:rPr>
-          <w:rFonts w:ascii="Roboto Mono" w:eastAsia="Roboto Mono" w:hAnsi="Roboto Mono" w:cs="Roboto Mono"/>
-          <w:color w:val="F8FAFF"/>
-          <w:sz w:val="21"/>
-          <w:szCs w:val="21"/>
-          <w:shd w:val="clear" w:color="auto" w:fill="2A303E"/>
-        </w:rPr>
-        <w:t>XX:CMSInitiatingOccupancyFraction</w:t>
-      </w:r>
-      <w:proofErr w:type="spellEnd"/>
-      <w:r>
-        <w:rPr>
-          <w:rFonts w:ascii="Roboto Mono" w:eastAsia="Roboto Mono" w:hAnsi="Roboto Mono" w:cs="Roboto Mono"/>
-          <w:color w:val="F8FAFF"/>
-          <w:sz w:val="21"/>
-          <w:szCs w:val="21"/>
-          <w:shd w:val="clear" w:color="auto" w:fill="2A303E"/>
-        </w:rPr>
-        <w:t>=85 -XX:+</w:t>
-      </w:r>
-      <w:proofErr w:type="spellStart"/>
-      <w:r>
-        <w:rPr>
-          <w:rFonts w:ascii="Roboto Mono" w:eastAsia="Roboto Mono" w:hAnsi="Roboto Mono" w:cs="Roboto Mono"/>
-          <w:color w:val="F8FAFF"/>
-          <w:sz w:val="21"/>
-          <w:szCs w:val="21"/>
-          <w:shd w:val="clear" w:color="auto" w:fill="2A303E"/>
-        </w:rPr>
-        <w:t>CMSScavengeBeforeRemark</w:t>
-      </w:r>
-      <w:proofErr w:type="spellEnd"/>
+        <w:t>-XX:CMSInitiatingOccupancyFraction=85 -XX:+CMSScavengeBeforeRemark</w:t>
+      </w:r>
     </w:p>
     <w:bookmarkStart w:id="5" w:name="_uos0e5t03mbn" w:colFirst="0" w:colLast="0"/>
     <w:bookmarkEnd w:id="5"/>
@@ -2129,122 +1776,1371 @@
           <w:szCs w:val="21"/>
           <w:shd w:val="clear" w:color="auto" w:fill="2A303E"/>
         </w:rPr>
-        <w:t>-</w:t>
-      </w:r>
-      <w:proofErr w:type="spellStart"/>
+        <w:t>-XX:InitialCodeCacheSize=64m -XX:ReservedCodeCacheSize=96m</w:t>
+      </w:r>
+    </w:p>
+    <w:p>
+      <w:pPr>
+        <w:numPr>
+          <w:ilvl w:val="0"/>
+          <w:numId w:val="15"/>
+        </w:numPr>
+        <w:shd w:val="clear" w:color="auto" w:fill="FFFFFF"/>
+        <w:spacing w:after="240" w:line="360" w:lineRule="auto"/>
+        <w:rPr>
+          <w:rFonts w:ascii="Roboto" w:eastAsia="Roboto" w:hAnsi="Roboto" w:cs="Roboto"/>
+          <w:b/>
+          <w:color w:val="2A303E"/>
+          <w:sz w:val="24"/>
+          <w:szCs w:val="24"/>
+          <w:highlight w:val="white"/>
+        </w:rPr>
+      </w:pPr>
+      <w:r>
+        <w:rPr>
+          <w:rFonts w:ascii="Roboto" w:eastAsia="Roboto" w:hAnsi="Roboto" w:cs="Roboto"/>
+          <w:b/>
+          <w:color w:val="2A303E"/>
+          <w:sz w:val="24"/>
+          <w:szCs w:val="24"/>
+          <w:highlight w:val="white"/>
+        </w:rPr>
+        <w:t>JAVA Heap size</w:t>
+      </w:r>
+    </w:p>
+    <w:bookmarkStart w:id="6" w:name="_ylrrhhyiwedh" w:colFirst="0" w:colLast="0"/>
+    <w:bookmarkEnd w:id="6"/>
+    <w:p>
+      <w:pPr>
+        <w:pStyle w:val="Heading2"/>
+        <w:keepNext w:val="0"/>
+        <w:keepLines w:val="0"/>
+        <w:shd w:val="clear" w:color="auto" w:fill="FFFFFF"/>
+        <w:spacing w:after="80" w:line="360" w:lineRule="auto"/>
+        <w:rPr>
+          <w:rFonts w:ascii="Roboto" w:eastAsia="Roboto" w:hAnsi="Roboto" w:cs="Roboto"/>
+          <w:b/>
+          <w:color w:val="2A303E"/>
+          <w:sz w:val="34"/>
+          <w:szCs w:val="34"/>
+          <w:highlight w:val="white"/>
+        </w:rPr>
+      </w:pPr>
+      <w:r>
+        <w:fldChar w:fldCharType="begin"/>
+      </w:r>
+      <w:r>
+        <w:instrText>HYPERLINK "https://help.liferay.com/hc/en-us/articles/360029131871-Running-Scripts-From-the-Script-Console" \l "predefined-variables" \h</w:instrText>
+      </w:r>
+      <w:r>
+        <w:fldChar w:fldCharType="separate"/>
+      </w:r>
+      <w:r>
+        <w:rPr>
+          <w:rFonts w:ascii="Roboto" w:eastAsia="Roboto" w:hAnsi="Roboto" w:cs="Roboto"/>
+          <w:b/>
+          <w:color w:val="2A303E"/>
+          <w:sz w:val="34"/>
+          <w:szCs w:val="34"/>
+          <w:highlight w:val="white"/>
+        </w:rPr>
+        <w:t>Predefined Variables</w:t>
+      </w:r>
+      <w:r>
+        <w:fldChar w:fldCharType="end"/>
+      </w:r>
+    </w:p>
+    <w:p>
+      <w:pPr>
+        <w:shd w:val="clear" w:color="auto" w:fill="FFFFFF"/>
+        <w:spacing w:after="360" w:line="360" w:lineRule="auto"/>
+        <w:rPr>
+          <w:rFonts w:ascii="Roboto" w:eastAsia="Roboto" w:hAnsi="Roboto" w:cs="Roboto"/>
+          <w:b/>
+          <w:color w:val="2A303E"/>
+          <w:sz w:val="24"/>
+          <w:szCs w:val="24"/>
+          <w:highlight w:val="white"/>
+        </w:rPr>
+      </w:pPr>
+      <w:r>
+        <w:rPr>
+          <w:rFonts w:ascii="Roboto" w:eastAsia="Roboto" w:hAnsi="Roboto" w:cs="Roboto"/>
+          <w:b/>
+          <w:color w:val="2A303E"/>
+          <w:sz w:val="24"/>
+          <w:szCs w:val="24"/>
+          <w:highlight w:val="white"/>
+        </w:rPr>
+        <w:t>Here are the predefined variables available to scripts executed in the script console:</w:t>
+      </w:r>
+    </w:p>
+    <w:p>
+      <w:pPr>
+        <w:numPr>
+          <w:ilvl w:val="0"/>
+          <w:numId w:val="23"/>
+        </w:numPr>
+        <w:shd w:val="clear" w:color="auto" w:fill="FFFFFF"/>
+        <w:spacing w:line="360" w:lineRule="auto"/>
+        <w:rPr>
+          <w:b/>
+          <w:highlight w:val="white"/>
+        </w:rPr>
+      </w:pPr>
       <w:r>
         <w:rPr>
           <w:rFonts w:ascii="Roboto Mono" w:eastAsia="Roboto Mono" w:hAnsi="Roboto Mono" w:cs="Roboto Mono"/>
+          <w:b/>
+          <w:color w:val="2A303E"/>
+          <w:sz w:val="21"/>
+          <w:szCs w:val="21"/>
+          <w:shd w:val="clear" w:color="auto" w:fill="E9EBF0"/>
+        </w:rPr>
+        <w:t>out</w:t>
+      </w:r>
+      <w:r>
+        <w:rPr>
+          <w:rFonts w:ascii="Roboto" w:eastAsia="Roboto" w:hAnsi="Roboto" w:cs="Roboto"/>
+          <w:b/>
+          <w:color w:val="2A303E"/>
+          <w:sz w:val="24"/>
+          <w:szCs w:val="24"/>
+          <w:highlight w:val="white"/>
+        </w:rPr>
+        <w:t xml:space="preserve"> (</w:t>
+      </w:r>
+      <w:r>
+        <w:rPr>
+          <w:rFonts w:ascii="Roboto Mono" w:eastAsia="Roboto Mono" w:hAnsi="Roboto Mono" w:cs="Roboto Mono"/>
+          <w:b/>
+          <w:color w:val="2A303E"/>
+          <w:sz w:val="21"/>
+          <w:szCs w:val="21"/>
+          <w:shd w:val="clear" w:color="auto" w:fill="E9EBF0"/>
+        </w:rPr>
+        <w:t>java.io.PrintWriter</w:t>
+      </w:r>
+      <w:r>
+        <w:rPr>
+          <w:rFonts w:ascii="Roboto" w:eastAsia="Roboto" w:hAnsi="Roboto" w:cs="Roboto"/>
+          <w:b/>
+          <w:color w:val="2A303E"/>
+          <w:sz w:val="24"/>
+          <w:szCs w:val="24"/>
+          <w:highlight w:val="white"/>
+        </w:rPr>
+        <w:t>)</w:t>
+      </w:r>
+    </w:p>
+    <w:p>
+      <w:pPr>
+        <w:numPr>
+          <w:ilvl w:val="0"/>
+          <w:numId w:val="23"/>
+        </w:numPr>
+        <w:shd w:val="clear" w:color="auto" w:fill="FFFFFF"/>
+        <w:spacing w:line="360" w:lineRule="auto"/>
+        <w:rPr>
+          <w:b/>
+          <w:highlight w:val="white"/>
+        </w:rPr>
+      </w:pPr>
+      <w:r>
+        <w:rPr>
+          <w:rFonts w:ascii="Roboto Mono" w:eastAsia="Roboto Mono" w:hAnsi="Roboto Mono" w:cs="Roboto Mono"/>
+          <w:b/>
+          <w:color w:val="2A303E"/>
+          <w:sz w:val="21"/>
+          <w:szCs w:val="21"/>
+          <w:shd w:val="clear" w:color="auto" w:fill="E9EBF0"/>
+        </w:rPr>
+        <w:t>actionRequest</w:t>
+      </w:r>
+      <w:r>
+        <w:rPr>
+          <w:rFonts w:ascii="Roboto" w:eastAsia="Roboto" w:hAnsi="Roboto" w:cs="Roboto"/>
+          <w:b/>
+          <w:color w:val="2A303E"/>
+          <w:sz w:val="24"/>
+          <w:szCs w:val="24"/>
+          <w:highlight w:val="white"/>
+        </w:rPr>
+        <w:t xml:space="preserve"> (</w:t>
+      </w:r>
+      <w:r>
+        <w:rPr>
+          <w:rFonts w:ascii="Roboto Mono" w:eastAsia="Roboto Mono" w:hAnsi="Roboto Mono" w:cs="Roboto Mono"/>
+          <w:b/>
+          <w:color w:val="2A303E"/>
+          <w:sz w:val="21"/>
+          <w:szCs w:val="21"/>
+          <w:shd w:val="clear" w:color="auto" w:fill="E9EBF0"/>
+        </w:rPr>
+        <w:t>javax.portlet.ActionRequest</w:t>
+      </w:r>
+      <w:r>
+        <w:rPr>
+          <w:rFonts w:ascii="Roboto" w:eastAsia="Roboto" w:hAnsi="Roboto" w:cs="Roboto"/>
+          <w:b/>
+          <w:color w:val="2A303E"/>
+          <w:sz w:val="24"/>
+          <w:szCs w:val="24"/>
+          <w:highlight w:val="white"/>
+        </w:rPr>
+        <w:t>)</w:t>
+      </w:r>
+    </w:p>
+    <w:p>
+      <w:pPr>
+        <w:numPr>
+          <w:ilvl w:val="0"/>
+          <w:numId w:val="23"/>
+        </w:numPr>
+        <w:shd w:val="clear" w:color="auto" w:fill="FFFFFF"/>
+        <w:spacing w:line="360" w:lineRule="auto"/>
+        <w:rPr>
+          <w:b/>
+          <w:highlight w:val="white"/>
+        </w:rPr>
+      </w:pPr>
+      <w:r>
+        <w:rPr>
+          <w:rFonts w:ascii="Roboto Mono" w:eastAsia="Roboto Mono" w:hAnsi="Roboto Mono" w:cs="Roboto Mono"/>
+          <w:b/>
+          <w:color w:val="2A303E"/>
+          <w:sz w:val="21"/>
+          <w:szCs w:val="21"/>
+          <w:shd w:val="clear" w:color="auto" w:fill="E9EBF0"/>
+        </w:rPr>
+        <w:t>actionResponse</w:t>
+      </w:r>
+      <w:r>
+        <w:rPr>
+          <w:rFonts w:ascii="Roboto" w:eastAsia="Roboto" w:hAnsi="Roboto" w:cs="Roboto"/>
+          <w:b/>
+          <w:color w:val="2A303E"/>
+          <w:sz w:val="24"/>
+          <w:szCs w:val="24"/>
+          <w:highlight w:val="white"/>
+        </w:rPr>
+        <w:t xml:space="preserve"> (</w:t>
+      </w:r>
+      <w:r>
+        <w:rPr>
+          <w:rFonts w:ascii="Roboto Mono" w:eastAsia="Roboto Mono" w:hAnsi="Roboto Mono" w:cs="Roboto Mono"/>
+          <w:b/>
+          <w:color w:val="2A303E"/>
+          <w:sz w:val="21"/>
+          <w:szCs w:val="21"/>
+          <w:shd w:val="clear" w:color="auto" w:fill="E9EBF0"/>
+        </w:rPr>
+        <w:t>javax.portlet.ActionReponse</w:t>
+      </w:r>
+      <w:r>
+        <w:rPr>
+          <w:rFonts w:ascii="Roboto" w:eastAsia="Roboto" w:hAnsi="Roboto" w:cs="Roboto"/>
+          <w:b/>
+          <w:color w:val="2A303E"/>
+          <w:sz w:val="24"/>
+          <w:szCs w:val="24"/>
+          <w:highlight w:val="white"/>
+        </w:rPr>
+        <w:t>)</w:t>
+      </w:r>
+    </w:p>
+    <w:p>
+      <w:pPr>
+        <w:numPr>
+          <w:ilvl w:val="0"/>
+          <w:numId w:val="23"/>
+        </w:numPr>
+        <w:shd w:val="clear" w:color="auto" w:fill="FFFFFF"/>
+        <w:spacing w:line="360" w:lineRule="auto"/>
+        <w:rPr>
+          <w:b/>
+          <w:highlight w:val="white"/>
+        </w:rPr>
+      </w:pPr>
+      <w:r>
+        <w:rPr>
+          <w:rFonts w:ascii="Roboto Mono" w:eastAsia="Roboto Mono" w:hAnsi="Roboto Mono" w:cs="Roboto Mono"/>
+          <w:b/>
+          <w:color w:val="2A303E"/>
+          <w:sz w:val="21"/>
+          <w:szCs w:val="21"/>
+          <w:shd w:val="clear" w:color="auto" w:fill="E9EBF0"/>
+        </w:rPr>
+        <w:t>portletConfig</w:t>
+      </w:r>
+      <w:r>
+        <w:rPr>
+          <w:rFonts w:ascii="Roboto" w:eastAsia="Roboto" w:hAnsi="Roboto" w:cs="Roboto"/>
+          <w:b/>
+          <w:color w:val="2A303E"/>
+          <w:sz w:val="24"/>
+          <w:szCs w:val="24"/>
+          <w:highlight w:val="white"/>
+        </w:rPr>
+        <w:t xml:space="preserve"> (</w:t>
+      </w:r>
+      <w:r>
+        <w:rPr>
+          <w:rFonts w:ascii="Roboto Mono" w:eastAsia="Roboto Mono" w:hAnsi="Roboto Mono" w:cs="Roboto Mono"/>
+          <w:b/>
+          <w:color w:val="2A303E"/>
+          <w:sz w:val="21"/>
+          <w:szCs w:val="21"/>
+          <w:shd w:val="clear" w:color="auto" w:fill="E9EBF0"/>
+        </w:rPr>
+        <w:t>javax.portlet.PortletConfig</w:t>
+      </w:r>
+      <w:r>
+        <w:rPr>
+          <w:rFonts w:ascii="Roboto" w:eastAsia="Roboto" w:hAnsi="Roboto" w:cs="Roboto"/>
+          <w:b/>
+          <w:color w:val="2A303E"/>
+          <w:sz w:val="24"/>
+          <w:szCs w:val="24"/>
+          <w:highlight w:val="white"/>
+        </w:rPr>
+        <w:t>)</w:t>
+      </w:r>
+    </w:p>
+    <w:p>
+      <w:pPr>
+        <w:numPr>
+          <w:ilvl w:val="0"/>
+          <w:numId w:val="23"/>
+        </w:numPr>
+        <w:shd w:val="clear" w:color="auto" w:fill="FFFFFF"/>
+        <w:spacing w:line="360" w:lineRule="auto"/>
+        <w:rPr>
+          <w:b/>
+          <w:highlight w:val="white"/>
+        </w:rPr>
+      </w:pPr>
+      <w:r>
+        <w:rPr>
+          <w:rFonts w:ascii="Roboto Mono" w:eastAsia="Roboto Mono" w:hAnsi="Roboto Mono" w:cs="Roboto Mono"/>
+          <w:b/>
+          <w:color w:val="2A303E"/>
+          <w:sz w:val="21"/>
+          <w:szCs w:val="21"/>
+          <w:shd w:val="clear" w:color="auto" w:fill="E9EBF0"/>
+        </w:rPr>
+        <w:t>portletContext</w:t>
+      </w:r>
+      <w:r>
+        <w:rPr>
+          <w:rFonts w:ascii="Roboto" w:eastAsia="Roboto" w:hAnsi="Roboto" w:cs="Roboto"/>
+          <w:b/>
+          <w:color w:val="2A303E"/>
+          <w:sz w:val="24"/>
+          <w:szCs w:val="24"/>
+          <w:highlight w:val="white"/>
+        </w:rPr>
+        <w:t xml:space="preserve"> (</w:t>
+      </w:r>
+      <w:r>
+        <w:rPr>
+          <w:rFonts w:ascii="Roboto Mono" w:eastAsia="Roboto Mono" w:hAnsi="Roboto Mono" w:cs="Roboto Mono"/>
+          <w:b/>
+          <w:color w:val="2A303E"/>
+          <w:sz w:val="21"/>
+          <w:szCs w:val="21"/>
+          <w:shd w:val="clear" w:color="auto" w:fill="E9EBF0"/>
+        </w:rPr>
+        <w:t>javax.portlet.PortletContext</w:t>
+      </w:r>
+      <w:r>
+        <w:rPr>
+          <w:rFonts w:ascii="Roboto" w:eastAsia="Roboto" w:hAnsi="Roboto" w:cs="Roboto"/>
+          <w:b/>
+          <w:color w:val="2A303E"/>
+          <w:sz w:val="24"/>
+          <w:szCs w:val="24"/>
+          <w:highlight w:val="white"/>
+        </w:rPr>
+        <w:t>)</w:t>
+      </w:r>
+    </w:p>
+    <w:p>
+      <w:pPr>
+        <w:numPr>
+          <w:ilvl w:val="0"/>
+          <w:numId w:val="23"/>
+        </w:numPr>
+        <w:shd w:val="clear" w:color="auto" w:fill="FFFFFF"/>
+        <w:spacing w:line="360" w:lineRule="auto"/>
+        <w:rPr>
+          <w:b/>
+          <w:highlight w:val="white"/>
+        </w:rPr>
+      </w:pPr>
+      <w:r>
+        <w:rPr>
+          <w:rFonts w:ascii="Roboto Mono" w:eastAsia="Roboto Mono" w:hAnsi="Roboto Mono" w:cs="Roboto Mono"/>
+          <w:b/>
+          <w:color w:val="2A303E"/>
+          <w:sz w:val="21"/>
+          <w:szCs w:val="21"/>
+          <w:shd w:val="clear" w:color="auto" w:fill="E9EBF0"/>
+        </w:rPr>
+        <w:lastRenderedPageBreak/>
+        <w:t>preferences</w:t>
+      </w:r>
+      <w:r>
+        <w:rPr>
+          <w:rFonts w:ascii="Roboto" w:eastAsia="Roboto" w:hAnsi="Roboto" w:cs="Roboto"/>
+          <w:b/>
+          <w:color w:val="2A303E"/>
+          <w:sz w:val="24"/>
+          <w:szCs w:val="24"/>
+          <w:highlight w:val="white"/>
+        </w:rPr>
+        <w:t xml:space="preserve"> (</w:t>
+      </w:r>
+      <w:r>
+        <w:rPr>
+          <w:rFonts w:ascii="Roboto Mono" w:eastAsia="Roboto Mono" w:hAnsi="Roboto Mono" w:cs="Roboto Mono"/>
+          <w:b/>
+          <w:color w:val="2A303E"/>
+          <w:sz w:val="21"/>
+          <w:szCs w:val="21"/>
+          <w:shd w:val="clear" w:color="auto" w:fill="E9EBF0"/>
+        </w:rPr>
+        <w:t>javax.portlet.PortletPreferences</w:t>
+      </w:r>
+      <w:r>
+        <w:rPr>
+          <w:rFonts w:ascii="Roboto" w:eastAsia="Roboto" w:hAnsi="Roboto" w:cs="Roboto"/>
+          <w:b/>
+          <w:color w:val="2A303E"/>
+          <w:sz w:val="24"/>
+          <w:szCs w:val="24"/>
+          <w:highlight w:val="white"/>
+        </w:rPr>
+        <w:t>)</w:t>
+      </w:r>
+    </w:p>
+    <w:p>
+      <w:pPr>
+        <w:numPr>
+          <w:ilvl w:val="0"/>
+          <w:numId w:val="23"/>
+        </w:numPr>
+        <w:shd w:val="clear" w:color="auto" w:fill="FFFFFF"/>
+        <w:spacing w:after="240" w:line="360" w:lineRule="auto"/>
+        <w:rPr>
+          <w:b/>
+          <w:highlight w:val="white"/>
+        </w:rPr>
+      </w:pPr>
+      <w:r>
+        <w:rPr>
+          <w:rFonts w:ascii="Roboto Mono" w:eastAsia="Roboto Mono" w:hAnsi="Roboto Mono" w:cs="Roboto Mono"/>
+          <w:b/>
+          <w:color w:val="2A303E"/>
+          <w:sz w:val="21"/>
+          <w:szCs w:val="21"/>
+          <w:shd w:val="clear" w:color="auto" w:fill="E9EBF0"/>
+        </w:rPr>
+        <w:t>userInfo</w:t>
+      </w:r>
+      <w:r>
+        <w:rPr>
+          <w:rFonts w:ascii="Roboto" w:eastAsia="Roboto" w:hAnsi="Roboto" w:cs="Roboto"/>
+          <w:b/>
+          <w:color w:val="2A303E"/>
+          <w:sz w:val="24"/>
+          <w:szCs w:val="24"/>
+          <w:highlight w:val="white"/>
+        </w:rPr>
+        <w:t xml:space="preserve"> (</w:t>
+      </w:r>
+      <w:r>
+        <w:rPr>
+          <w:rFonts w:ascii="Roboto Mono" w:eastAsia="Roboto Mono" w:hAnsi="Roboto Mono" w:cs="Roboto Mono"/>
+          <w:b/>
+          <w:color w:val="2A303E"/>
+          <w:sz w:val="21"/>
+          <w:szCs w:val="21"/>
+          <w:shd w:val="clear" w:color="auto" w:fill="E9EBF0"/>
+        </w:rPr>
+        <w:t>java.util.Map&lt;String, String&gt;</w:t>
+      </w:r>
+      <w:r>
+        <w:rPr>
+          <w:rFonts w:ascii="Roboto" w:eastAsia="Roboto" w:hAnsi="Roboto" w:cs="Roboto"/>
+          <w:b/>
+          <w:color w:val="2A303E"/>
+          <w:sz w:val="24"/>
+          <w:szCs w:val="24"/>
+          <w:highlight w:val="white"/>
+        </w:rPr>
+        <w:t>)</w:t>
+      </w:r>
+    </w:p>
+    <w:p>
+      <w:pPr>
+        <w:shd w:val="clear" w:color="auto" w:fill="FFFFFF"/>
+        <w:spacing w:after="240" w:line="360" w:lineRule="auto"/>
+        <w:rPr>
+          <w:rFonts w:ascii="Roboto" w:eastAsia="Roboto" w:hAnsi="Roboto" w:cs="Roboto"/>
+          <w:b/>
+          <w:color w:val="2A303E"/>
+          <w:sz w:val="24"/>
+          <w:szCs w:val="24"/>
+          <w:highlight w:val="white"/>
+        </w:rPr>
+      </w:pPr>
+      <w:r>
+        <w:rPr>
+          <w:rFonts w:ascii="Roboto" w:eastAsia="Roboto" w:hAnsi="Roboto" w:cs="Roboto"/>
+          <w:b/>
+          <w:color w:val="2A303E"/>
+          <w:sz w:val="24"/>
+          <w:szCs w:val="24"/>
+          <w:highlight w:val="white"/>
+        </w:rPr>
+        <w:t>There are two types of finders in Liferay:</w:t>
+      </w:r>
+    </w:p>
+    <w:p>
+      <w:pPr>
+        <w:shd w:val="clear" w:color="auto" w:fill="FFFFFF"/>
+        <w:spacing w:after="240" w:line="360" w:lineRule="auto"/>
+        <w:rPr>
+          <w:rFonts w:ascii="Roboto" w:eastAsia="Roboto" w:hAnsi="Roboto" w:cs="Roboto"/>
+          <w:color w:val="2A303E"/>
+          <w:sz w:val="24"/>
+          <w:szCs w:val="24"/>
+          <w:highlight w:val="white"/>
+        </w:rPr>
+      </w:pPr>
+      <w:r>
+        <w:rPr>
+          <w:rFonts w:ascii="Roboto" w:eastAsia="Roboto" w:hAnsi="Roboto" w:cs="Roboto"/>
+          <w:color w:val="2A303E"/>
+          <w:sz w:val="24"/>
+          <w:szCs w:val="24"/>
+          <w:highlight w:val="white"/>
+        </w:rPr>
+        <w:t>- Regular Finders (without permission checks)</w:t>
+      </w:r>
+    </w:p>
+    <w:p>
+      <w:pPr>
+        <w:shd w:val="clear" w:color="auto" w:fill="FFFFFF"/>
+        <w:spacing w:after="240" w:line="360" w:lineRule="auto"/>
+        <w:rPr>
+          <w:rFonts w:ascii="Roboto" w:eastAsia="Roboto" w:hAnsi="Roboto" w:cs="Roboto"/>
+          <w:color w:val="2A303E"/>
+          <w:sz w:val="24"/>
+          <w:szCs w:val="24"/>
+          <w:highlight w:val="white"/>
+        </w:rPr>
+      </w:pPr>
+      <w:r>
+        <w:rPr>
+          <w:rFonts w:ascii="Roboto" w:eastAsia="Roboto" w:hAnsi="Roboto" w:cs="Roboto"/>
+          <w:color w:val="2A303E"/>
+          <w:sz w:val="24"/>
+          <w:szCs w:val="24"/>
+          <w:highlight w:val="white"/>
+        </w:rPr>
+        <w:t>- Filtered finders (with permission checks)</w:t>
+      </w:r>
+    </w:p>
+    <w:p>
+      <w:pPr>
+        <w:shd w:val="clear" w:color="auto" w:fill="FFFFFF"/>
+        <w:spacing w:after="240" w:line="360" w:lineRule="auto"/>
+        <w:rPr>
+          <w:rFonts w:ascii="Roboto" w:eastAsia="Roboto" w:hAnsi="Roboto" w:cs="Roboto"/>
+          <w:b/>
+          <w:color w:val="2A303E"/>
+          <w:sz w:val="24"/>
+          <w:szCs w:val="24"/>
+          <w:highlight w:val="white"/>
+        </w:rPr>
+      </w:pPr>
+      <w:r>
+        <w:rPr>
+          <w:rFonts w:ascii="Roboto" w:eastAsia="Roboto" w:hAnsi="Roboto" w:cs="Roboto"/>
+          <w:b/>
+          <w:color w:val="2A303E"/>
+          <w:sz w:val="24"/>
+          <w:szCs w:val="24"/>
+          <w:highlight w:val="white"/>
+        </w:rPr>
+        <w:t xml:space="preserve">Note: Screen names and email addresses are not interchangeable. A screen name cannot contain an </w:t>
+      </w:r>
+      <w:r>
+        <w:rPr>
+          <w:rFonts w:ascii="Roboto Mono" w:eastAsia="Roboto Mono" w:hAnsi="Roboto Mono" w:cs="Roboto Mono"/>
+          <w:b/>
+          <w:color w:val="2A303E"/>
+          <w:sz w:val="21"/>
+          <w:szCs w:val="21"/>
+          <w:shd w:val="clear" w:color="auto" w:fill="E9EBF0"/>
+        </w:rPr>
+        <w:t>@</w:t>
+      </w:r>
+      <w:r>
+        <w:rPr>
+          <w:rFonts w:ascii="Roboto" w:eastAsia="Roboto" w:hAnsi="Roboto" w:cs="Roboto"/>
+          <w:b/>
+          <w:color w:val="2A303E"/>
+          <w:sz w:val="24"/>
+          <w:szCs w:val="24"/>
+          <w:highlight w:val="white"/>
+        </w:rPr>
+        <w:t xml:space="preserve"> symbol because it is used in the URL to a User’s private page.</w:t>
+      </w:r>
+    </w:p>
+    <w:p>
+      <w:pPr>
+        <w:shd w:val="clear" w:color="auto" w:fill="FFFFFF"/>
+        <w:spacing w:after="240" w:line="360" w:lineRule="auto"/>
+        <w:rPr>
+          <w:rFonts w:ascii="Roboto" w:eastAsia="Roboto" w:hAnsi="Roboto" w:cs="Roboto"/>
+          <w:color w:val="2A303E"/>
+          <w:sz w:val="24"/>
+          <w:szCs w:val="24"/>
+          <w:highlight w:val="white"/>
+        </w:rPr>
+      </w:pPr>
+      <w:bookmarkStart w:id="7" w:name="_w24oj58b3jno" w:colFirst="0" w:colLast="0"/>
+      <w:bookmarkEnd w:id="7"/>
+    </w:p>
+    <w:bookmarkStart w:id="8" w:name="_oghu8w359fk" w:colFirst="0" w:colLast="0"/>
+    <w:bookmarkEnd w:id="8"/>
+    <w:p>
+      <w:pPr>
+        <w:pStyle w:val="Heading2"/>
+        <w:keepNext w:val="0"/>
+        <w:keepLines w:val="0"/>
+        <w:shd w:val="clear" w:color="auto" w:fill="FFFFFF"/>
+        <w:spacing w:after="80" w:line="360" w:lineRule="auto"/>
+        <w:rPr>
+          <w:rFonts w:ascii="Roboto" w:eastAsia="Roboto" w:hAnsi="Roboto" w:cs="Roboto"/>
+          <w:b/>
+          <w:color w:val="2A303E"/>
+          <w:sz w:val="34"/>
+          <w:szCs w:val="34"/>
+          <w:highlight w:val="white"/>
+        </w:rPr>
+      </w:pPr>
+      <w:r>
+        <w:fldChar w:fldCharType="begin"/>
+      </w:r>
+      <w:r>
+        <w:instrText>HYPERLINK "https://help.liferay.com/hc/en-us/articles/360028819032-Roles-and-Permissions" \l "default-liferay-roles" \h</w:instrText>
+      </w:r>
+      <w:r>
+        <w:fldChar w:fldCharType="separate"/>
+      </w:r>
+      <w:r>
+        <w:rPr>
+          <w:rFonts w:ascii="Roboto" w:eastAsia="Roboto" w:hAnsi="Roboto" w:cs="Roboto"/>
+          <w:b/>
+          <w:color w:val="2A303E"/>
+          <w:sz w:val="34"/>
+          <w:szCs w:val="34"/>
+          <w:highlight w:val="white"/>
+        </w:rPr>
+        <w:t>Default Liferay Roles</w:t>
+      </w:r>
+      <w:r>
+        <w:fldChar w:fldCharType="end"/>
+      </w:r>
+    </w:p>
+    <w:p>
+      <w:pPr>
+        <w:shd w:val="clear" w:color="auto" w:fill="FFFFFF"/>
+        <w:spacing w:after="360" w:line="360" w:lineRule="auto"/>
+        <w:rPr>
+          <w:rFonts w:ascii="Roboto" w:eastAsia="Roboto" w:hAnsi="Roboto" w:cs="Roboto"/>
+          <w:color w:val="2A303E"/>
+          <w:sz w:val="24"/>
+          <w:szCs w:val="24"/>
+          <w:highlight w:val="white"/>
+        </w:rPr>
+      </w:pPr>
+      <w:r>
+        <w:rPr>
+          <w:rFonts w:ascii="Roboto" w:eastAsia="Roboto" w:hAnsi="Roboto" w:cs="Roboto"/>
+          <w:color w:val="2A303E"/>
+          <w:sz w:val="24"/>
+          <w:szCs w:val="24"/>
+          <w:highlight w:val="white"/>
+        </w:rPr>
+        <w:t>In the Roles Application appears a list of all the Roles in Liferay, by scope.</w:t>
+      </w:r>
+    </w:p>
+    <w:p>
+      <w:pPr>
+        <w:shd w:val="clear" w:color="auto" w:fill="FFFFFF"/>
+        <w:spacing w:after="360" w:line="360" w:lineRule="auto"/>
+        <w:rPr>
+          <w:rFonts w:ascii="Roboto" w:eastAsia="Roboto" w:hAnsi="Roboto" w:cs="Roboto"/>
+          <w:color w:val="2A303E"/>
+          <w:sz w:val="24"/>
+          <w:szCs w:val="24"/>
+          <w:highlight w:val="white"/>
+        </w:rPr>
+      </w:pPr>
+      <w:r>
+        <w:rPr>
+          <w:rFonts w:ascii="Roboto" w:eastAsia="Roboto" w:hAnsi="Roboto" w:cs="Roboto"/>
+          <w:color w:val="2A303E"/>
+          <w:sz w:val="24"/>
+          <w:szCs w:val="24"/>
+          <w:highlight w:val="white"/>
+        </w:rPr>
+        <w:t>These are some of the pre-configured regular Roles:</w:t>
+      </w:r>
+    </w:p>
+    <w:p>
+      <w:pPr>
+        <w:numPr>
+          <w:ilvl w:val="0"/>
+          <w:numId w:val="24"/>
+        </w:numPr>
+        <w:shd w:val="clear" w:color="auto" w:fill="FFFFFF"/>
+        <w:spacing w:line="360" w:lineRule="auto"/>
+        <w:rPr>
+          <w:highlight w:val="white"/>
+        </w:rPr>
+      </w:pPr>
+      <w:r>
+        <w:rPr>
+          <w:rFonts w:ascii="Roboto" w:eastAsia="Roboto" w:hAnsi="Roboto" w:cs="Roboto"/>
+          <w:color w:val="2A303E"/>
+          <w:sz w:val="24"/>
+          <w:szCs w:val="24"/>
+          <w:highlight w:val="white"/>
+        </w:rPr>
+        <w:t>Guest: The Guest role is assigned to unauthenticated users and grants the lowest-level permissions.</w:t>
+      </w:r>
+    </w:p>
+    <w:p>
+      <w:pPr>
+        <w:numPr>
+          <w:ilvl w:val="0"/>
+          <w:numId w:val="24"/>
+        </w:numPr>
+        <w:shd w:val="clear" w:color="auto" w:fill="FFFFFF"/>
+        <w:spacing w:line="360" w:lineRule="auto"/>
+        <w:rPr>
+          <w:highlight w:val="white"/>
+        </w:rPr>
+      </w:pPr>
+      <w:r>
+        <w:rPr>
+          <w:rFonts w:ascii="Roboto" w:eastAsia="Roboto" w:hAnsi="Roboto" w:cs="Roboto"/>
+          <w:color w:val="2A303E"/>
+          <w:sz w:val="24"/>
+          <w:szCs w:val="24"/>
+          <w:highlight w:val="white"/>
+        </w:rPr>
+        <w:t xml:space="preserve">User: The User role is assigned to authenticated Users and grants basic permissions (mostly </w:t>
+      </w:r>
+      <w:r>
+        <w:rPr>
+          <w:rFonts w:ascii="Roboto" w:eastAsia="Roboto" w:hAnsi="Roboto" w:cs="Roboto"/>
+          <w:i/>
+          <w:color w:val="2A303E"/>
+          <w:sz w:val="24"/>
+          <w:szCs w:val="24"/>
+          <w:highlight w:val="white"/>
+        </w:rPr>
+        <w:t>Add to Page</w:t>
+      </w:r>
+      <w:r>
+        <w:rPr>
+          <w:rFonts w:ascii="Roboto" w:eastAsia="Roboto" w:hAnsi="Roboto" w:cs="Roboto"/>
+          <w:color w:val="2A303E"/>
+          <w:sz w:val="24"/>
+          <w:szCs w:val="24"/>
+          <w:highlight w:val="white"/>
+        </w:rPr>
+        <w:t xml:space="preserve"> permissions for their own Sites).</w:t>
+      </w:r>
+    </w:p>
+    <w:p>
+      <w:pPr>
+        <w:numPr>
+          <w:ilvl w:val="0"/>
+          <w:numId w:val="24"/>
+        </w:numPr>
+        <w:shd w:val="clear" w:color="auto" w:fill="FFFFFF"/>
+        <w:spacing w:line="360" w:lineRule="auto"/>
+        <w:rPr>
+          <w:highlight w:val="white"/>
+        </w:rPr>
+      </w:pPr>
+      <w:r>
+        <w:rPr>
+          <w:rFonts w:ascii="Roboto" w:eastAsia="Roboto" w:hAnsi="Roboto" w:cs="Roboto"/>
+          <w:color w:val="2A303E"/>
+          <w:sz w:val="24"/>
+          <w:szCs w:val="24"/>
+          <w:highlight w:val="white"/>
+        </w:rPr>
+        <w:t>Power User: The Power User Role grants more permissions than the User Role. It’s an extension point for distinguishing regular Users from more privileged Users. For example, you can set things up so that only Power Users have personal sites.</w:t>
+      </w:r>
+    </w:p>
+    <w:p>
+      <w:pPr>
+        <w:numPr>
+          <w:ilvl w:val="0"/>
+          <w:numId w:val="24"/>
+        </w:numPr>
+        <w:shd w:val="clear" w:color="auto" w:fill="FFFFFF"/>
+        <w:spacing w:after="240" w:line="360" w:lineRule="auto"/>
+        <w:rPr>
+          <w:highlight w:val="white"/>
+        </w:rPr>
+      </w:pPr>
+      <w:r>
+        <w:rPr>
+          <w:rFonts w:ascii="Roboto" w:eastAsia="Roboto" w:hAnsi="Roboto" w:cs="Roboto"/>
+          <w:color w:val="2A303E"/>
+          <w:sz w:val="24"/>
+          <w:szCs w:val="24"/>
+          <w:highlight w:val="white"/>
+        </w:rPr>
+        <w:t>Administrator: The administrator Role grants permission to manage the entire portal, including global portal settings and individual Sites, Organizations, and Users.</w:t>
+      </w:r>
+    </w:p>
+    <w:p>
+      <w:pPr>
+        <w:shd w:val="clear" w:color="auto" w:fill="FFFFFF"/>
+        <w:spacing w:after="360" w:line="360" w:lineRule="auto"/>
+        <w:rPr>
+          <w:rFonts w:ascii="Roboto" w:eastAsia="Roboto" w:hAnsi="Roboto" w:cs="Roboto"/>
+          <w:color w:val="2A303E"/>
+          <w:sz w:val="24"/>
+          <w:szCs w:val="24"/>
+          <w:highlight w:val="white"/>
+        </w:rPr>
+      </w:pPr>
+      <w:r>
+        <w:rPr>
+          <w:rFonts w:ascii="Roboto" w:eastAsia="Roboto" w:hAnsi="Roboto" w:cs="Roboto"/>
+          <w:color w:val="2A303E"/>
+          <w:sz w:val="24"/>
+          <w:szCs w:val="24"/>
+          <w:highlight w:val="white"/>
+        </w:rPr>
+        <w:t>These are some of the pre-configured site roles:</w:t>
+      </w:r>
+    </w:p>
+    <w:p>
+      <w:pPr>
+        <w:numPr>
+          <w:ilvl w:val="0"/>
+          <w:numId w:val="7"/>
+        </w:numPr>
+        <w:shd w:val="clear" w:color="auto" w:fill="FFFFFF"/>
+        <w:spacing w:line="360" w:lineRule="auto"/>
+        <w:rPr>
+          <w:highlight w:val="white"/>
+        </w:rPr>
+      </w:pPr>
+      <w:r>
+        <w:rPr>
+          <w:rFonts w:ascii="Roboto" w:eastAsia="Roboto" w:hAnsi="Roboto" w:cs="Roboto"/>
+          <w:color w:val="2A303E"/>
+          <w:sz w:val="24"/>
+          <w:szCs w:val="24"/>
+          <w:highlight w:val="white"/>
+        </w:rPr>
+        <w:lastRenderedPageBreak/>
+        <w:t>Site Member: The Site Member Role grants basic privileges within a Site, such as permission to visit the Site’s private pages.</w:t>
+      </w:r>
+    </w:p>
+    <w:p>
+      <w:pPr>
+        <w:numPr>
+          <w:ilvl w:val="0"/>
+          <w:numId w:val="7"/>
+        </w:numPr>
+        <w:shd w:val="clear" w:color="auto" w:fill="FFFFFF"/>
+        <w:spacing w:line="360" w:lineRule="auto"/>
+        <w:rPr>
+          <w:highlight w:val="white"/>
+        </w:rPr>
+      </w:pPr>
+      <w:r>
+        <w:rPr>
+          <w:rFonts w:ascii="Roboto" w:eastAsia="Roboto" w:hAnsi="Roboto" w:cs="Roboto"/>
+          <w:color w:val="2A303E"/>
+          <w:sz w:val="24"/>
+          <w:szCs w:val="24"/>
+          <w:highlight w:val="white"/>
+        </w:rPr>
+        <w:t xml:space="preserve">Site Administrator: The Site Administrator Role grants permission to manage </w:t>
+      </w:r>
+      <w:r>
+        <w:rPr>
+          <w:rFonts w:ascii="Roboto" w:eastAsia="Roboto" w:hAnsi="Roboto" w:cs="Roboto"/>
+          <w:i/>
+          <w:color w:val="2A303E"/>
+          <w:sz w:val="24"/>
+          <w:szCs w:val="24"/>
+          <w:highlight w:val="white"/>
+        </w:rPr>
+        <w:t>almost</w:t>
+      </w:r>
+      <w:r>
+        <w:rPr>
+          <w:rFonts w:ascii="Roboto" w:eastAsia="Roboto" w:hAnsi="Roboto" w:cs="Roboto"/>
+          <w:color w:val="2A303E"/>
+          <w:sz w:val="24"/>
+          <w:szCs w:val="24"/>
+          <w:highlight w:val="white"/>
+        </w:rPr>
+        <w:t xml:space="preserve"> all aspects of a Site including site content, site memberships, and site settings. Site Administrators cannot delete the membership of or remove roles from other Site Administrators or Site Owners. They also </w:t>
+      </w:r>
+      <w:r>
+        <w:rPr>
+          <w:rFonts w:ascii="Roboto" w:eastAsia="Roboto" w:hAnsi="Roboto" w:cs="Roboto"/>
+          <w:i/>
+          <w:color w:val="2A303E"/>
+          <w:sz w:val="24"/>
+          <w:szCs w:val="24"/>
+          <w:highlight w:val="white"/>
+        </w:rPr>
+        <w:t>cannot</w:t>
+      </w:r>
+      <w:r>
+        <w:rPr>
+          <w:rFonts w:ascii="Roboto" w:eastAsia="Roboto" w:hAnsi="Roboto" w:cs="Roboto"/>
+          <w:color w:val="2A303E"/>
+          <w:sz w:val="24"/>
+          <w:szCs w:val="24"/>
+          <w:highlight w:val="white"/>
+        </w:rPr>
+        <w:t xml:space="preserve"> assign other Users as Site Administrators or Site Owners.</w:t>
+      </w:r>
+    </w:p>
+    <w:p>
+      <w:pPr>
+        <w:numPr>
+          <w:ilvl w:val="0"/>
+          <w:numId w:val="7"/>
+        </w:numPr>
+        <w:shd w:val="clear" w:color="auto" w:fill="FFFFFF"/>
+        <w:spacing w:after="240" w:line="360" w:lineRule="auto"/>
+        <w:rPr>
+          <w:highlight w:val="white"/>
+        </w:rPr>
+      </w:pPr>
+      <w:r>
+        <w:rPr>
+          <w:rFonts w:ascii="Roboto" w:eastAsia="Roboto" w:hAnsi="Roboto" w:cs="Roboto"/>
+          <w:color w:val="2A303E"/>
+          <w:sz w:val="24"/>
+          <w:szCs w:val="24"/>
+          <w:highlight w:val="white"/>
+        </w:rPr>
+        <w:t xml:space="preserve">Site Owner: The Site Owner Role is the same as the Site Administrator Role except that it grants permission to manage </w:t>
+      </w:r>
+      <w:r>
+        <w:rPr>
+          <w:rFonts w:ascii="Roboto" w:eastAsia="Roboto" w:hAnsi="Roboto" w:cs="Roboto"/>
+          <w:i/>
+          <w:color w:val="2A303E"/>
+          <w:sz w:val="24"/>
+          <w:szCs w:val="24"/>
+          <w:highlight w:val="white"/>
+        </w:rPr>
+        <w:t>all</w:t>
+      </w:r>
+      <w:r>
+        <w:rPr>
+          <w:rFonts w:ascii="Roboto" w:eastAsia="Roboto" w:hAnsi="Roboto" w:cs="Roboto"/>
+          <w:color w:val="2A303E"/>
+          <w:sz w:val="24"/>
+          <w:szCs w:val="24"/>
+          <w:highlight w:val="white"/>
+        </w:rPr>
+        <w:t xml:space="preserve"> aspects of a Site, including permission to delete the membership of or remove Roles from Site Administrators or other Site Owners. They </w:t>
+      </w:r>
+      <w:r>
+        <w:rPr>
+          <w:rFonts w:ascii="Roboto" w:eastAsia="Roboto" w:hAnsi="Roboto" w:cs="Roboto"/>
+          <w:i/>
+          <w:color w:val="2A303E"/>
+          <w:sz w:val="24"/>
+          <w:szCs w:val="24"/>
+          <w:highlight w:val="white"/>
+        </w:rPr>
+        <w:t>can</w:t>
+      </w:r>
+      <w:r>
+        <w:rPr>
+          <w:rFonts w:ascii="Roboto" w:eastAsia="Roboto" w:hAnsi="Roboto" w:cs="Roboto"/>
+          <w:color w:val="2A303E"/>
+          <w:sz w:val="24"/>
+          <w:szCs w:val="24"/>
+          <w:highlight w:val="white"/>
+        </w:rPr>
+        <w:t xml:space="preserve"> assign other users as Site Administrators or Site Owners.</w:t>
+      </w:r>
+    </w:p>
+    <w:p>
+      <w:pPr>
+        <w:shd w:val="clear" w:color="auto" w:fill="FFFFFF"/>
+        <w:spacing w:after="360" w:line="360" w:lineRule="auto"/>
+        <w:rPr>
+          <w:rFonts w:ascii="Roboto" w:eastAsia="Roboto" w:hAnsi="Roboto" w:cs="Roboto"/>
+          <w:color w:val="2A303E"/>
+          <w:sz w:val="24"/>
+          <w:szCs w:val="24"/>
+          <w:highlight w:val="white"/>
+        </w:rPr>
+      </w:pPr>
+      <w:r>
+        <w:rPr>
+          <w:rFonts w:ascii="Roboto" w:eastAsia="Roboto" w:hAnsi="Roboto" w:cs="Roboto"/>
+          <w:color w:val="2A303E"/>
+          <w:sz w:val="24"/>
+          <w:szCs w:val="24"/>
+          <w:highlight w:val="white"/>
+        </w:rPr>
+        <w:t>These are some of the pre-configured organization roles:</w:t>
+      </w:r>
+    </w:p>
+    <w:p>
+      <w:pPr>
+        <w:numPr>
+          <w:ilvl w:val="0"/>
+          <w:numId w:val="17"/>
+        </w:numPr>
+        <w:shd w:val="clear" w:color="auto" w:fill="FFFFFF"/>
+        <w:spacing w:line="360" w:lineRule="auto"/>
+        <w:rPr>
+          <w:highlight w:val="white"/>
+        </w:rPr>
+      </w:pPr>
+      <w:r>
+        <w:rPr>
+          <w:rFonts w:ascii="Roboto" w:eastAsia="Roboto" w:hAnsi="Roboto" w:cs="Roboto"/>
+          <w:color w:val="2A303E"/>
+          <w:sz w:val="24"/>
+          <w:szCs w:val="24"/>
+          <w:highlight w:val="white"/>
+        </w:rPr>
+        <w:t>Organization User: The Organization User role grants basic privileges within an Organization. If the Organization has an attached Site, the Organization User Role implicitly grants the Site member Role within the attached Site.</w:t>
+      </w:r>
+    </w:p>
+    <w:p>
+      <w:pPr>
+        <w:numPr>
+          <w:ilvl w:val="0"/>
+          <w:numId w:val="17"/>
+        </w:numPr>
+        <w:shd w:val="clear" w:color="auto" w:fill="FFFFFF"/>
+        <w:spacing w:line="360" w:lineRule="auto"/>
+        <w:rPr>
+          <w:highlight w:val="white"/>
+        </w:rPr>
+      </w:pPr>
+      <w:r>
+        <w:rPr>
+          <w:rFonts w:ascii="Roboto" w:eastAsia="Roboto" w:hAnsi="Roboto" w:cs="Roboto"/>
+          <w:color w:val="2A303E"/>
+          <w:sz w:val="24"/>
+          <w:szCs w:val="24"/>
+          <w:highlight w:val="white"/>
+        </w:rPr>
+        <w:t xml:space="preserve">Organization Administrator: The Organization Administrator Role grants permission to manage </w:t>
+      </w:r>
+      <w:r>
+        <w:rPr>
+          <w:rFonts w:ascii="Roboto" w:eastAsia="Roboto" w:hAnsi="Roboto" w:cs="Roboto"/>
+          <w:i/>
+          <w:color w:val="2A303E"/>
+          <w:sz w:val="24"/>
+          <w:szCs w:val="24"/>
+          <w:highlight w:val="white"/>
+        </w:rPr>
+        <w:t>almost</w:t>
+      </w:r>
+      <w:r>
+        <w:rPr>
+          <w:rFonts w:ascii="Roboto" w:eastAsia="Roboto" w:hAnsi="Roboto" w:cs="Roboto"/>
+          <w:color w:val="2A303E"/>
+          <w:sz w:val="24"/>
+          <w:szCs w:val="24"/>
+          <w:highlight w:val="white"/>
+        </w:rPr>
+        <w:t xml:space="preserve"> all aspects of an Organization including the Organization’s Users and the Organization’s Site (if it exists). Organization Administrators cannot delete the membership of or remove Roles from other Organization Administrators or Organization Owners. They also </w:t>
+      </w:r>
+      <w:r>
+        <w:rPr>
+          <w:rFonts w:ascii="Roboto" w:eastAsia="Roboto" w:hAnsi="Roboto" w:cs="Roboto"/>
+          <w:i/>
+          <w:color w:val="2A303E"/>
+          <w:sz w:val="24"/>
+          <w:szCs w:val="24"/>
+          <w:highlight w:val="white"/>
+        </w:rPr>
+        <w:t>cannot</w:t>
+      </w:r>
+      <w:r>
+        <w:rPr>
+          <w:rFonts w:ascii="Roboto" w:eastAsia="Roboto" w:hAnsi="Roboto" w:cs="Roboto"/>
+          <w:color w:val="2A303E"/>
+          <w:sz w:val="24"/>
+          <w:szCs w:val="24"/>
+          <w:highlight w:val="white"/>
+        </w:rPr>
+        <w:t xml:space="preserve"> assign other Users as Organization Administrators or Organization Owners.</w:t>
+      </w:r>
+    </w:p>
+    <w:p>
+      <w:pPr>
+        <w:numPr>
+          <w:ilvl w:val="0"/>
+          <w:numId w:val="17"/>
+        </w:numPr>
+        <w:shd w:val="clear" w:color="auto" w:fill="FFFFFF"/>
+        <w:spacing w:after="240" w:line="360" w:lineRule="auto"/>
+        <w:rPr>
+          <w:highlight w:val="white"/>
+        </w:rPr>
+      </w:pPr>
+      <w:r>
+        <w:rPr>
+          <w:rFonts w:ascii="Roboto" w:eastAsia="Roboto" w:hAnsi="Roboto" w:cs="Roboto"/>
+          <w:color w:val="2A303E"/>
+          <w:sz w:val="24"/>
+          <w:szCs w:val="24"/>
+          <w:highlight w:val="white"/>
+        </w:rPr>
+        <w:t xml:space="preserve">Organization Owner: The Organization Owner Role is the same as the Organization Administrator Role except that it grants permission to manage </w:t>
+      </w:r>
+      <w:r>
+        <w:rPr>
+          <w:rFonts w:ascii="Roboto" w:eastAsia="Roboto" w:hAnsi="Roboto" w:cs="Roboto"/>
+          <w:i/>
+          <w:color w:val="2A303E"/>
+          <w:sz w:val="24"/>
+          <w:szCs w:val="24"/>
+          <w:highlight w:val="white"/>
+        </w:rPr>
+        <w:t>all</w:t>
+      </w:r>
+      <w:r>
+        <w:rPr>
+          <w:rFonts w:ascii="Roboto" w:eastAsia="Roboto" w:hAnsi="Roboto" w:cs="Roboto"/>
+          <w:color w:val="2A303E"/>
+          <w:sz w:val="24"/>
+          <w:szCs w:val="24"/>
+          <w:highlight w:val="white"/>
+        </w:rPr>
+        <w:t xml:space="preserve"> aspects of an Organization, including permission to delete the membership of or remove Roles from Organization Administrators or other Organization Owners. They </w:t>
+      </w:r>
+      <w:r>
+        <w:rPr>
+          <w:rFonts w:ascii="Roboto" w:eastAsia="Roboto" w:hAnsi="Roboto" w:cs="Roboto"/>
+          <w:i/>
+          <w:color w:val="2A303E"/>
+          <w:sz w:val="24"/>
+          <w:szCs w:val="24"/>
+          <w:highlight w:val="white"/>
+        </w:rPr>
+        <w:t>can</w:t>
+      </w:r>
+      <w:r>
+        <w:rPr>
+          <w:rFonts w:ascii="Roboto" w:eastAsia="Roboto" w:hAnsi="Roboto" w:cs="Roboto"/>
+          <w:color w:val="2A303E"/>
+          <w:sz w:val="24"/>
+          <w:szCs w:val="24"/>
+          <w:highlight w:val="white"/>
+        </w:rPr>
+        <w:t xml:space="preserve"> assign other Users as Organization Administrators or Organization Owners.</w:t>
+      </w:r>
+    </w:p>
+    <w:p>
+      <w:pPr>
+        <w:shd w:val="clear" w:color="auto" w:fill="FFFFFF"/>
+        <w:spacing w:after="360" w:line="360" w:lineRule="auto"/>
+        <w:rPr>
+          <w:rFonts w:ascii="Roboto" w:eastAsia="Roboto" w:hAnsi="Roboto" w:cs="Roboto"/>
+          <w:color w:val="2A303E"/>
+          <w:sz w:val="24"/>
+          <w:szCs w:val="24"/>
+          <w:highlight w:val="white"/>
+        </w:rPr>
+      </w:pPr>
+      <w:r>
+        <w:rPr>
+          <w:rFonts w:ascii="Roboto" w:eastAsia="Roboto" w:hAnsi="Roboto" w:cs="Roboto"/>
+          <w:b/>
+          <w:color w:val="2A303E"/>
+          <w:sz w:val="24"/>
+          <w:szCs w:val="24"/>
+          <w:highlight w:val="white"/>
+        </w:rPr>
+        <w:lastRenderedPageBreak/>
+        <w:t>Tip:</w:t>
+      </w:r>
+      <w:r>
+        <w:rPr>
+          <w:rFonts w:ascii="Roboto" w:eastAsia="Roboto" w:hAnsi="Roboto" w:cs="Roboto"/>
+          <w:color w:val="2A303E"/>
+          <w:sz w:val="24"/>
+          <w:szCs w:val="24"/>
+          <w:highlight w:val="white"/>
+        </w:rPr>
+        <w:t xml:space="preserve"> It’s easy to overlook the differences between owner type roles and administrator type roles for Sites and Organizations. Site and Organization administrators </w:t>
+      </w:r>
+      <w:r>
+        <w:rPr>
+          <w:rFonts w:ascii="Roboto" w:eastAsia="Roboto" w:hAnsi="Roboto" w:cs="Roboto"/>
+          <w:i/>
+          <w:color w:val="2A303E"/>
+          <w:sz w:val="24"/>
+          <w:szCs w:val="24"/>
+          <w:highlight w:val="white"/>
+        </w:rPr>
+        <w:t>cannot</w:t>
+      </w:r>
+      <w:r>
+        <w:rPr>
+          <w:rFonts w:ascii="Roboto" w:eastAsia="Roboto" w:hAnsi="Roboto" w:cs="Roboto"/>
+          <w:color w:val="2A303E"/>
+          <w:sz w:val="24"/>
+          <w:szCs w:val="24"/>
+          <w:highlight w:val="white"/>
+        </w:rPr>
+        <w:t xml:space="preserve"> remove the administrator or owner Role from any other administrator or owner, and they </w:t>
+      </w:r>
+      <w:r>
+        <w:rPr>
+          <w:rFonts w:ascii="Roboto" w:eastAsia="Roboto" w:hAnsi="Roboto" w:cs="Roboto"/>
+          <w:i/>
+          <w:color w:val="2A303E"/>
+          <w:sz w:val="24"/>
+          <w:szCs w:val="24"/>
+          <w:highlight w:val="white"/>
+        </w:rPr>
+        <w:t>cannot</w:t>
+      </w:r>
+      <w:r>
+        <w:rPr>
+          <w:rFonts w:ascii="Roboto" w:eastAsia="Roboto" w:hAnsi="Roboto" w:cs="Roboto"/>
+          <w:color w:val="2A303E"/>
+          <w:sz w:val="24"/>
+          <w:szCs w:val="24"/>
+          <w:highlight w:val="white"/>
+        </w:rPr>
+        <w:t xml:space="preserve"> appoint other Users ad sPassword policies enforce password rules to help users </w:t>
+      </w:r>
+    </w:p>
+    <w:p>
+      <w:pPr>
+        <w:shd w:val="clear" w:color="auto" w:fill="FFFFFF"/>
+        <w:spacing w:after="360" w:line="360" w:lineRule="auto"/>
+        <w:rPr>
+          <w:rFonts w:ascii="Roboto" w:eastAsia="Roboto" w:hAnsi="Roboto" w:cs="Roboto"/>
+          <w:b/>
+          <w:color w:val="2A303E"/>
+          <w:sz w:val="24"/>
+          <w:szCs w:val="24"/>
+          <w:highlight w:val="white"/>
+        </w:rPr>
+      </w:pPr>
+      <w:r>
+        <w:rPr>
+          <w:rFonts w:ascii="Roboto" w:eastAsia="Roboto" w:hAnsi="Roboto" w:cs="Roboto"/>
+          <w:b/>
+          <w:color w:val="2A303E"/>
+          <w:sz w:val="24"/>
+          <w:szCs w:val="24"/>
+          <w:highlight w:val="white"/>
+        </w:rPr>
+        <w:t xml:space="preserve">Password policies </w:t>
+      </w:r>
+      <w:r>
+        <w:rPr>
+          <w:rFonts w:ascii="Roboto" w:eastAsia="Roboto" w:hAnsi="Roboto" w:cs="Roboto"/>
+          <w:b/>
+          <w:caps/>
+          <w:color w:val="2A303E"/>
+          <w:sz w:val="24"/>
+          <w:szCs w:val="24"/>
+          <w:highlight w:val="white"/>
+        </w:rPr>
+        <w:t>enforc</w:t>
+      </w:r>
+      <w:r>
+        <w:rPr>
+          <w:rFonts w:ascii="Roboto" w:eastAsia="Roboto" w:hAnsi="Roboto" w:cs="Roboto"/>
+          <w:b/>
+          <w:caps/>
+          <w:color w:val="2A303E"/>
+          <w:sz w:val="24"/>
+          <w:szCs w:val="24"/>
+          <w:highlight w:val="white"/>
+        </w:rPr>
+        <w:t>32Q</w:t>
+      </w:r>
+      <w:r>
+        <w:rPr>
+          <w:rFonts w:ascii="Roboto" w:eastAsia="Roboto" w:hAnsi="Roboto" w:cs="Roboto"/>
+          <w:b/>
+          <w:caps/>
+          <w:color w:val="2A303E"/>
+          <w:sz w:val="24"/>
+          <w:szCs w:val="24"/>
+          <w:highlight w:val="white"/>
+        </w:rPr>
+        <w:t>e</w:t>
+      </w:r>
+      <w:r>
+        <w:rPr>
+          <w:rFonts w:ascii="Roboto" w:eastAsia="Roboto" w:hAnsi="Roboto" w:cs="Roboto"/>
+          <w:b/>
+          <w:color w:val="2A303E"/>
+          <w:sz w:val="24"/>
+          <w:szCs w:val="24"/>
+          <w:highlight w:val="white"/>
+        </w:rPr>
+        <w:t xml:space="preserve"> password rules to help users specify secure passwords. </w:t>
+      </w:r>
+    </w:p>
+    <w:p>
+      <w:pPr>
+        <w:shd w:val="clear" w:color="auto" w:fill="FFFFFF"/>
+        <w:spacing w:after="360" w:line="360" w:lineRule="auto"/>
+        <w:rPr>
+          <w:rFonts w:ascii="Roboto Mono" w:eastAsia="Roboto Mono" w:hAnsi="Roboto Mono" w:cs="Roboto Mono"/>
+          <w:b/>
           <w:color w:val="F8FAFF"/>
           <w:sz w:val="21"/>
           <w:szCs w:val="21"/>
           <w:shd w:val="clear" w:color="auto" w:fill="2A303E"/>
         </w:rPr>
-        <w:t>XX:InitialCodeCacheSize</w:t>
-      </w:r>
-      <w:proofErr w:type="spellEnd"/>
+      </w:pPr>
       <w:r>
         <w:rPr>
           <w:rFonts w:ascii="Roboto Mono" w:eastAsia="Roboto Mono" w:hAnsi="Roboto Mono" w:cs="Roboto Mono"/>
+          <w:b/>
           <w:color w:val="F8FAFF"/>
           <w:sz w:val="21"/>
           <w:szCs w:val="21"/>
           <w:shd w:val="clear" w:color="auto" w:fill="2A303E"/>
         </w:rPr>
-        <w:t>=64m -</w:t>
-      </w:r>
-      <w:proofErr w:type="spellStart"/>
-      <w:r>
-        <w:rPr>
-          <w:rFonts w:ascii="Roboto Mono" w:eastAsia="Roboto Mono" w:hAnsi="Roboto Mono" w:cs="Roboto Mono"/>
-          <w:color w:val="F8FAFF"/>
-          <w:sz w:val="21"/>
-          <w:szCs w:val="21"/>
-          <w:shd w:val="clear" w:color="auto" w:fill="2A303E"/>
-        </w:rPr>
-        <w:t>XX:ReservedCodeCacheSize</w:t>
-      </w:r>
-      <w:proofErr w:type="spellEnd"/>
-      <w:r>
-        <w:rPr>
-          <w:rFonts w:ascii="Roboto Mono" w:eastAsia="Roboto Mono" w:hAnsi="Roboto Mono" w:cs="Roboto Mono"/>
-          <w:color w:val="F8FAFF"/>
-          <w:sz w:val="21"/>
-          <w:szCs w:val="21"/>
-          <w:shd w:val="clear" w:color="auto" w:fill="2A303E"/>
-        </w:rPr>
-        <w:t>=96m</w:t>
-      </w:r>
-    </w:p>
-    <w:p>
-      <w:pPr>
-        <w:numPr>
-          <w:ilvl w:val="0"/>
-          <w:numId w:val="15"/>
-        </w:numPr>
-        <w:shd w:val="clear" w:color="auto" w:fill="FFFFFF"/>
-        <w:spacing w:after="240" w:line="360" w:lineRule="auto"/>
-        <w:rPr>
-          <w:rFonts w:ascii="Roboto" w:eastAsia="Roboto" w:hAnsi="Roboto" w:cs="Roboto"/>
-          <w:b/>
-          <w:color w:val="2A303E"/>
-          <w:sz w:val="24"/>
-          <w:szCs w:val="24"/>
-          <w:highlight w:val="white"/>
-        </w:rPr>
-      </w:pPr>
-      <w:r>
-        <w:rPr>
-          <w:rFonts w:ascii="Roboto" w:eastAsia="Roboto" w:hAnsi="Roboto" w:cs="Roboto"/>
-          <w:b/>
-          <w:color w:val="2A303E"/>
-          <w:sz w:val="24"/>
-          <w:szCs w:val="24"/>
-          <w:highlight w:val="white"/>
-        </w:rPr>
-        <w:t>JAVA Heap size</w:t>
-      </w:r>
-    </w:p>
-    <w:bookmarkStart w:id="6" w:name="_ylrrhhyiwedh" w:colFirst="0" w:colLast="0"/>
-    <w:bookmarkEnd w:id="6"/>
-    <w:p>
-      <w:pPr>
-        <w:pStyle w:val="Heading2"/>
-        <w:keepNext w:val="0"/>
-        <w:keepLines w:val="0"/>
-        <w:shd w:val="clear" w:color="auto" w:fill="FFFFFF"/>
-        <w:spacing w:after="80" w:line="360" w:lineRule="auto"/>
-        <w:rPr>
-          <w:rFonts w:ascii="Roboto" w:eastAsia="Roboto" w:hAnsi="Roboto" w:cs="Roboto"/>
-          <w:b/>
-          <w:color w:val="2A303E"/>
-          <w:sz w:val="34"/>
-          <w:szCs w:val="34"/>
-          <w:highlight w:val="white"/>
-        </w:rPr>
-      </w:pPr>
-      <w:r>
-        <w:fldChar w:fldCharType="begin"/>
-      </w:r>
-      <w:r>
-        <w:instrText>HYPERLINK "https://help.liferay.com/hc/en-us/articles/360029131871-Running-Scripts-From-the-Script-Console" \l "predefined-variables" \h</w:instrText>
-      </w:r>
-      <w:r>
-        <w:fldChar w:fldCharType="separate"/>
-      </w:r>
-      <w:r>
-        <w:rPr>
-          <w:rFonts w:ascii="Roboto" w:eastAsia="Roboto" w:hAnsi="Roboto" w:cs="Roboto"/>
-          <w:b/>
-          <w:color w:val="2A303E"/>
-          <w:sz w:val="34"/>
-          <w:szCs w:val="34"/>
-          <w:highlight w:val="white"/>
-        </w:rPr>
-        <w:t>Predefined Variables</w:t>
-      </w:r>
-      <w:r>
-        <w:fldChar w:fldCharType="end"/>
+        <w:t>passwords.default.policy.name=Default Password Policy</w:t>
       </w:r>
     </w:p>
     <w:p>
@@ -2253,640 +3149,283 @@
         <w:spacing w:after="360" w:line="360" w:lineRule="auto"/>
         <w:rPr>
           <w:rFonts w:ascii="Roboto" w:eastAsia="Roboto" w:hAnsi="Roboto" w:cs="Roboto"/>
-          <w:b/>
-          <w:color w:val="2A303E"/>
-          <w:sz w:val="24"/>
-          <w:szCs w:val="24"/>
-          <w:highlight w:val="white"/>
-        </w:rPr>
-      </w:pPr>
-      <w:r>
-        <w:rPr>
-          <w:rFonts w:ascii="Roboto" w:eastAsia="Roboto" w:hAnsi="Roboto" w:cs="Roboto"/>
-          <w:b/>
-          <w:color w:val="2A303E"/>
-          <w:sz w:val="24"/>
-          <w:szCs w:val="24"/>
-          <w:highlight w:val="white"/>
-        </w:rPr>
-        <w:t>Here are the predefined variables available to scripts executed in the script console:</w:t>
-      </w:r>
-    </w:p>
-    <w:p>
-      <w:pPr>
-        <w:numPr>
-          <w:ilvl w:val="0"/>
-          <w:numId w:val="23"/>
-        </w:numPr>
-        <w:shd w:val="clear" w:color="auto" w:fill="FFFFFF"/>
-        <w:spacing w:line="360" w:lineRule="auto"/>
-        <w:rPr>
-          <w:b/>
-          <w:highlight w:val="white"/>
-        </w:rPr>
-      </w:pPr>
-      <w:r>
-        <w:rPr>
-          <w:rFonts w:ascii="Roboto Mono" w:eastAsia="Roboto Mono" w:hAnsi="Roboto Mono" w:cs="Roboto Mono"/>
-          <w:b/>
-          <w:color w:val="2A303E"/>
-          <w:sz w:val="21"/>
-          <w:szCs w:val="21"/>
-          <w:shd w:val="clear" w:color="auto" w:fill="E9EBF0"/>
-        </w:rPr>
-        <w:t>out</w:t>
-      </w:r>
-      <w:r>
-        <w:rPr>
-          <w:rFonts w:ascii="Roboto" w:eastAsia="Roboto" w:hAnsi="Roboto" w:cs="Roboto"/>
-          <w:b/>
-          <w:color w:val="2A303E"/>
-          <w:sz w:val="24"/>
-          <w:szCs w:val="24"/>
-          <w:highlight w:val="white"/>
-        </w:rPr>
-        <w:t xml:space="preserve"> (</w:t>
-      </w:r>
-      <w:proofErr w:type="spellStart"/>
-      <w:r>
-        <w:rPr>
-          <w:rFonts w:ascii="Roboto Mono" w:eastAsia="Roboto Mono" w:hAnsi="Roboto Mono" w:cs="Roboto Mono"/>
-          <w:b/>
-          <w:color w:val="2A303E"/>
-          <w:sz w:val="21"/>
-          <w:szCs w:val="21"/>
-          <w:shd w:val="clear" w:color="auto" w:fill="E9EBF0"/>
-        </w:rPr>
-        <w:t>java.io.PrintWriter</w:t>
-      </w:r>
-      <w:proofErr w:type="spellEnd"/>
-      <w:r>
-        <w:rPr>
-          <w:rFonts w:ascii="Roboto" w:eastAsia="Roboto" w:hAnsi="Roboto" w:cs="Roboto"/>
-          <w:b/>
-          <w:color w:val="2A303E"/>
-          <w:sz w:val="24"/>
-          <w:szCs w:val="24"/>
-          <w:highlight w:val="white"/>
-        </w:rPr>
-        <w:t>)</w:t>
-      </w:r>
-    </w:p>
-    <w:p>
-      <w:pPr>
-        <w:numPr>
-          <w:ilvl w:val="0"/>
-          <w:numId w:val="23"/>
-        </w:numPr>
-        <w:shd w:val="clear" w:color="auto" w:fill="FFFFFF"/>
-        <w:spacing w:line="360" w:lineRule="auto"/>
-        <w:rPr>
-          <w:b/>
-          <w:highlight w:val="white"/>
-        </w:rPr>
-      </w:pPr>
-      <w:proofErr w:type="spellStart"/>
-      <w:r>
-        <w:rPr>
-          <w:rFonts w:ascii="Roboto Mono" w:eastAsia="Roboto Mono" w:hAnsi="Roboto Mono" w:cs="Roboto Mono"/>
-          <w:b/>
-          <w:color w:val="2A303E"/>
-          <w:sz w:val="21"/>
-          <w:szCs w:val="21"/>
-          <w:shd w:val="clear" w:color="auto" w:fill="E9EBF0"/>
-        </w:rPr>
-        <w:t>actionRequest</w:t>
-      </w:r>
-      <w:proofErr w:type="spellEnd"/>
-      <w:r>
-        <w:rPr>
-          <w:rFonts w:ascii="Roboto" w:eastAsia="Roboto" w:hAnsi="Roboto" w:cs="Roboto"/>
-          <w:b/>
-          <w:color w:val="2A303E"/>
-          <w:sz w:val="24"/>
-          <w:szCs w:val="24"/>
-          <w:highlight w:val="white"/>
-        </w:rPr>
-        <w:t xml:space="preserve"> (</w:t>
-      </w:r>
-      <w:proofErr w:type="spellStart"/>
-      <w:r>
-        <w:rPr>
-          <w:rFonts w:ascii="Roboto Mono" w:eastAsia="Roboto Mono" w:hAnsi="Roboto Mono" w:cs="Roboto Mono"/>
-          <w:b/>
-          <w:color w:val="2A303E"/>
-          <w:sz w:val="21"/>
-          <w:szCs w:val="21"/>
-          <w:shd w:val="clear" w:color="auto" w:fill="E9EBF0"/>
-        </w:rPr>
-        <w:t>javax.portlet.ActionRequest</w:t>
-      </w:r>
-      <w:proofErr w:type="spellEnd"/>
-      <w:r>
-        <w:rPr>
-          <w:rFonts w:ascii="Roboto" w:eastAsia="Roboto" w:hAnsi="Roboto" w:cs="Roboto"/>
-          <w:b/>
-          <w:color w:val="2A303E"/>
-          <w:sz w:val="24"/>
-          <w:szCs w:val="24"/>
-          <w:highlight w:val="white"/>
-        </w:rPr>
-        <w:t>)</w:t>
-      </w:r>
-    </w:p>
-    <w:p>
-      <w:pPr>
-        <w:numPr>
-          <w:ilvl w:val="0"/>
-          <w:numId w:val="23"/>
-        </w:numPr>
-        <w:shd w:val="clear" w:color="auto" w:fill="FFFFFF"/>
-        <w:spacing w:line="360" w:lineRule="auto"/>
-        <w:rPr>
-          <w:b/>
-          <w:highlight w:val="white"/>
-        </w:rPr>
-      </w:pPr>
-      <w:proofErr w:type="spellStart"/>
-      <w:r>
-        <w:rPr>
-          <w:rFonts w:ascii="Roboto Mono" w:eastAsia="Roboto Mono" w:hAnsi="Roboto Mono" w:cs="Roboto Mono"/>
-          <w:b/>
-          <w:color w:val="2A303E"/>
-          <w:sz w:val="21"/>
-          <w:szCs w:val="21"/>
-          <w:shd w:val="clear" w:color="auto" w:fill="E9EBF0"/>
-        </w:rPr>
-        <w:t>actionResponse</w:t>
-      </w:r>
-      <w:proofErr w:type="spellEnd"/>
-      <w:r>
-        <w:rPr>
-          <w:rFonts w:ascii="Roboto" w:eastAsia="Roboto" w:hAnsi="Roboto" w:cs="Roboto"/>
-          <w:b/>
-          <w:color w:val="2A303E"/>
-          <w:sz w:val="24"/>
-          <w:szCs w:val="24"/>
-          <w:highlight w:val="white"/>
-        </w:rPr>
-        <w:t xml:space="preserve"> (</w:t>
-      </w:r>
-      <w:proofErr w:type="spellStart"/>
-      <w:r>
-        <w:rPr>
-          <w:rFonts w:ascii="Roboto Mono" w:eastAsia="Roboto Mono" w:hAnsi="Roboto Mono" w:cs="Roboto Mono"/>
-          <w:b/>
-          <w:color w:val="2A303E"/>
-          <w:sz w:val="21"/>
-          <w:szCs w:val="21"/>
-          <w:shd w:val="clear" w:color="auto" w:fill="E9EBF0"/>
-        </w:rPr>
-        <w:t>javax.portlet.ActionReponse</w:t>
-      </w:r>
-      <w:proofErr w:type="spellEnd"/>
-      <w:r>
-        <w:rPr>
-          <w:rFonts w:ascii="Roboto" w:eastAsia="Roboto" w:hAnsi="Roboto" w:cs="Roboto"/>
-          <w:b/>
-          <w:color w:val="2A303E"/>
-          <w:sz w:val="24"/>
-          <w:szCs w:val="24"/>
-          <w:highlight w:val="white"/>
-        </w:rPr>
-        <w:t>)</w:t>
-      </w:r>
-    </w:p>
-    <w:p>
-      <w:pPr>
-        <w:numPr>
-          <w:ilvl w:val="0"/>
-          <w:numId w:val="23"/>
-        </w:numPr>
-        <w:shd w:val="clear" w:color="auto" w:fill="FFFFFF"/>
-        <w:spacing w:line="360" w:lineRule="auto"/>
-        <w:rPr>
-          <w:b/>
-          <w:highlight w:val="white"/>
-        </w:rPr>
-      </w:pPr>
-      <w:proofErr w:type="spellStart"/>
-      <w:r>
-        <w:rPr>
-          <w:rFonts w:ascii="Roboto Mono" w:eastAsia="Roboto Mono" w:hAnsi="Roboto Mono" w:cs="Roboto Mono"/>
-          <w:b/>
-          <w:color w:val="2A303E"/>
-          <w:sz w:val="21"/>
-          <w:szCs w:val="21"/>
-          <w:shd w:val="clear" w:color="auto" w:fill="E9EBF0"/>
-        </w:rPr>
-        <w:t>portletConfig</w:t>
-      </w:r>
-      <w:proofErr w:type="spellEnd"/>
-      <w:r>
-        <w:rPr>
-          <w:rFonts w:ascii="Roboto" w:eastAsia="Roboto" w:hAnsi="Roboto" w:cs="Roboto"/>
-          <w:b/>
-          <w:color w:val="2A303E"/>
-          <w:sz w:val="24"/>
-          <w:szCs w:val="24"/>
-          <w:highlight w:val="white"/>
-        </w:rPr>
-        <w:t xml:space="preserve"> (</w:t>
-      </w:r>
-      <w:proofErr w:type="spellStart"/>
-      <w:r>
-        <w:rPr>
-          <w:rFonts w:ascii="Roboto Mono" w:eastAsia="Roboto Mono" w:hAnsi="Roboto Mono" w:cs="Roboto Mono"/>
-          <w:b/>
-          <w:color w:val="2A303E"/>
-          <w:sz w:val="21"/>
-          <w:szCs w:val="21"/>
-          <w:shd w:val="clear" w:color="auto" w:fill="E9EBF0"/>
-        </w:rPr>
-        <w:t>javax.portlet.PortletConfig</w:t>
-      </w:r>
-      <w:proofErr w:type="spellEnd"/>
-      <w:r>
-        <w:rPr>
-          <w:rFonts w:ascii="Roboto" w:eastAsia="Roboto" w:hAnsi="Roboto" w:cs="Roboto"/>
-          <w:b/>
-          <w:color w:val="2A303E"/>
-          <w:sz w:val="24"/>
-          <w:szCs w:val="24"/>
-          <w:highlight w:val="white"/>
-        </w:rPr>
-        <w:t>)</w:t>
-      </w:r>
-    </w:p>
-    <w:p>
-      <w:pPr>
-        <w:numPr>
-          <w:ilvl w:val="0"/>
-          <w:numId w:val="23"/>
-        </w:numPr>
-        <w:shd w:val="clear" w:color="auto" w:fill="FFFFFF"/>
-        <w:spacing w:line="360" w:lineRule="auto"/>
-        <w:rPr>
-          <w:b/>
-          <w:highlight w:val="white"/>
-        </w:rPr>
-      </w:pPr>
-      <w:proofErr w:type="spellStart"/>
-      <w:r>
-        <w:rPr>
-          <w:rFonts w:ascii="Roboto Mono" w:eastAsia="Roboto Mono" w:hAnsi="Roboto Mono" w:cs="Roboto Mono"/>
-          <w:b/>
-          <w:color w:val="2A303E"/>
-          <w:sz w:val="21"/>
-          <w:szCs w:val="21"/>
-          <w:shd w:val="clear" w:color="auto" w:fill="E9EBF0"/>
-        </w:rPr>
-        <w:t>portletContext</w:t>
-      </w:r>
-      <w:proofErr w:type="spellEnd"/>
-      <w:r>
-        <w:rPr>
-          <w:rFonts w:ascii="Roboto" w:eastAsia="Roboto" w:hAnsi="Roboto" w:cs="Roboto"/>
-          <w:b/>
-          <w:color w:val="2A303E"/>
-          <w:sz w:val="24"/>
-          <w:szCs w:val="24"/>
-          <w:highlight w:val="white"/>
-        </w:rPr>
-        <w:t xml:space="preserve"> (</w:t>
-      </w:r>
-      <w:proofErr w:type="spellStart"/>
-      <w:r>
-        <w:rPr>
-          <w:rFonts w:ascii="Roboto Mono" w:eastAsia="Roboto Mono" w:hAnsi="Roboto Mono" w:cs="Roboto Mono"/>
-          <w:b/>
-          <w:color w:val="2A303E"/>
-          <w:sz w:val="21"/>
-          <w:szCs w:val="21"/>
-          <w:shd w:val="clear" w:color="auto" w:fill="E9EBF0"/>
-        </w:rPr>
-        <w:t>javax.portlet.PortletContext</w:t>
-      </w:r>
-      <w:proofErr w:type="spellEnd"/>
-      <w:r>
-        <w:rPr>
-          <w:rFonts w:ascii="Roboto" w:eastAsia="Roboto" w:hAnsi="Roboto" w:cs="Roboto"/>
-          <w:b/>
-          <w:color w:val="2A303E"/>
-          <w:sz w:val="24"/>
-          <w:szCs w:val="24"/>
-          <w:highlight w:val="white"/>
-        </w:rPr>
-        <w:t>)</w:t>
-      </w:r>
-    </w:p>
-    <w:p>
-      <w:pPr>
-        <w:numPr>
-          <w:ilvl w:val="0"/>
-          <w:numId w:val="23"/>
-        </w:numPr>
-        <w:shd w:val="clear" w:color="auto" w:fill="FFFFFF"/>
-        <w:spacing w:line="360" w:lineRule="auto"/>
-        <w:rPr>
-          <w:b/>
-          <w:highlight w:val="white"/>
-        </w:rPr>
-      </w:pPr>
-      <w:r>
-        <w:rPr>
-          <w:rFonts w:ascii="Roboto Mono" w:eastAsia="Roboto Mono" w:hAnsi="Roboto Mono" w:cs="Roboto Mono"/>
-          <w:b/>
-          <w:color w:val="2A303E"/>
-          <w:sz w:val="21"/>
-          <w:szCs w:val="21"/>
-          <w:shd w:val="clear" w:color="auto" w:fill="E9EBF0"/>
+          <w:color w:val="2A303E"/>
+          <w:sz w:val="24"/>
+          <w:szCs w:val="24"/>
+          <w:highlight w:val="white"/>
+        </w:rPr>
+      </w:pPr>
+      <w:r>
+        <w:rPr>
+          <w:rFonts w:ascii="Roboto" w:eastAsia="Roboto" w:hAnsi="Roboto" w:cs="Roboto"/>
+          <w:b/>
+          <w:color w:val="2A303E"/>
+          <w:sz w:val="24"/>
+          <w:szCs w:val="24"/>
+          <w:highlight w:val="white"/>
+        </w:rPr>
+        <w:t xml:space="preserve">The structure </w:t>
+      </w:r>
+      <w:r>
+        <w:rPr>
+          <w:rFonts w:ascii="Roboto" w:eastAsia="Roboto" w:hAnsi="Roboto" w:cs="Roboto"/>
+          <w:color w:val="2A303E"/>
+          <w:sz w:val="24"/>
+          <w:szCs w:val="24"/>
+          <w:highlight w:val="white"/>
+        </w:rPr>
+        <w:t xml:space="preserve">defines what kind of content you are creating and provides different types of fields that can be used. </w:t>
+      </w:r>
+    </w:p>
+    <w:p>
+      <w:pPr>
+        <w:shd w:val="clear" w:color="auto" w:fill="FFFFFF"/>
+        <w:spacing w:after="360" w:line="360" w:lineRule="auto"/>
+        <w:rPr>
+          <w:rFonts w:ascii="Roboto" w:eastAsia="Roboto" w:hAnsi="Roboto" w:cs="Roboto"/>
+          <w:color w:val="2A303E"/>
+          <w:sz w:val="24"/>
+          <w:szCs w:val="24"/>
+          <w:highlight w:val="white"/>
+        </w:rPr>
+      </w:pPr>
+      <w:r>
+        <w:rPr>
+          <w:rFonts w:ascii="Roboto" w:eastAsia="Roboto" w:hAnsi="Roboto" w:cs="Roboto"/>
+          <w:b/>
+          <w:color w:val="2A303E"/>
+          <w:sz w:val="24"/>
+          <w:szCs w:val="24"/>
+          <w:highlight w:val="white"/>
+        </w:rPr>
+        <w:t>The template</w:t>
+      </w:r>
+      <w:r>
+        <w:rPr>
+          <w:rFonts w:ascii="Roboto" w:eastAsia="Roboto" w:hAnsi="Roboto" w:cs="Roboto"/>
+          <w:color w:val="2A303E"/>
+          <w:sz w:val="24"/>
+          <w:szCs w:val="24"/>
+          <w:highlight w:val="white"/>
+        </w:rPr>
+        <w:t xml:space="preserve"> defines how the elements of the structure are rendered.</w:t>
+      </w:r>
+    </w:p>
+    <w:p>
+      <w:pPr>
+        <w:shd w:val="clear" w:color="auto" w:fill="FFFFFF"/>
+        <w:spacing w:after="360" w:line="360" w:lineRule="auto"/>
+        <w:rPr>
+          <w:rFonts w:ascii="Roboto" w:eastAsia="Roboto" w:hAnsi="Roboto" w:cs="Roboto"/>
+          <w:color w:val="2A303E"/>
+          <w:sz w:val="24"/>
+          <w:szCs w:val="24"/>
+          <w:highlight w:val="white"/>
+        </w:rPr>
+      </w:pPr>
+      <w:r>
+        <w:rPr>
+          <w:rFonts w:ascii="Roboto" w:eastAsia="Roboto" w:hAnsi="Roboto" w:cs="Roboto"/>
+          <w:b/>
+          <w:color w:val="2A303E"/>
+          <w:sz w:val="24"/>
+          <w:szCs w:val="24"/>
+          <w:highlight w:val="white"/>
+        </w:rPr>
+        <w:t>Site Templates</w:t>
+      </w:r>
+      <w:r>
+        <w:rPr>
+          <w:rFonts w:ascii="Roboto" w:eastAsia="Roboto" w:hAnsi="Roboto" w:cs="Roboto"/>
+          <w:color w:val="2A303E"/>
+          <w:sz w:val="24"/>
+          <w:szCs w:val="24"/>
+          <w:highlight w:val="white"/>
+        </w:rPr>
+        <w:t xml:space="preserve"> create a single Site structure that can be used for any new Site. They are created and administered from the Control Panel. </w:t>
+      </w:r>
+    </w:p>
+    <w:p>
+      <w:pPr>
+        <w:shd w:val="clear" w:color="auto" w:fill="FFFFFF"/>
+        <w:spacing w:after="360" w:line="360" w:lineRule="auto"/>
+        <w:rPr>
+          <w:rFonts w:ascii="Roboto" w:eastAsia="Roboto" w:hAnsi="Roboto" w:cs="Roboto"/>
+          <w:color w:val="2A303E"/>
+          <w:sz w:val="24"/>
+          <w:szCs w:val="24"/>
+          <w:highlight w:val="white"/>
+        </w:rPr>
+      </w:pPr>
+      <w:r>
+        <w:rPr>
+          <w:rFonts w:ascii="Roboto" w:eastAsia="Roboto" w:hAnsi="Roboto" w:cs="Roboto"/>
+          <w:b/>
+          <w:color w:val="2A303E"/>
+          <w:sz w:val="24"/>
+          <w:szCs w:val="24"/>
+          <w:highlight w:val="white"/>
+        </w:rPr>
+        <w:t>Inline Content</w:t>
+      </w:r>
+      <w:r>
+        <w:rPr>
+          <w:rFonts w:ascii="Roboto" w:eastAsia="Roboto" w:hAnsi="Roboto" w:cs="Roboto"/>
+          <w:color w:val="2A303E"/>
+          <w:sz w:val="24"/>
+          <w:szCs w:val="24"/>
+          <w:highlight w:val="white"/>
+        </w:rPr>
+        <w:t xml:space="preserve"> is content that is created directly within a page. Rather than filling in fields to create content that’s added to a page later.</w:t>
+      </w:r>
+    </w:p>
+    <w:p>
+      <w:pPr>
+        <w:shd w:val="clear" w:color="auto" w:fill="FFFFFF"/>
+        <w:spacing w:after="360" w:line="360" w:lineRule="auto"/>
+        <w:rPr>
+          <w:rFonts w:ascii="Roboto" w:eastAsia="Roboto" w:hAnsi="Roboto" w:cs="Roboto"/>
+          <w:color w:val="2A303E"/>
+          <w:sz w:val="24"/>
+          <w:szCs w:val="24"/>
+          <w:highlight w:val="white"/>
+        </w:rPr>
+      </w:pPr>
+      <w:r>
+        <w:rPr>
+          <w:rFonts w:ascii="Roboto" w:eastAsia="Roboto" w:hAnsi="Roboto" w:cs="Roboto"/>
+          <w:color w:val="2A303E"/>
+          <w:sz w:val="24"/>
+          <w:szCs w:val="24"/>
+          <w:highlight w:val="white"/>
+        </w:rPr>
+        <w:t>pages: content pages, where the content is built into the page; and widget pages, where content and other features can be added, removed, and rearranged as desired.</w:t>
+      </w:r>
+    </w:p>
+    <w:p>
+      <w:pPr>
+        <w:shd w:val="clear" w:color="auto" w:fill="FFFFFF"/>
+        <w:spacing w:after="360" w:line="360" w:lineRule="auto"/>
+        <w:rPr>
+          <w:rFonts w:ascii="Roboto" w:eastAsia="Roboto" w:hAnsi="Roboto" w:cs="Roboto"/>
+          <w:color w:val="2A303E"/>
+          <w:sz w:val="24"/>
+          <w:szCs w:val="24"/>
+          <w:highlight w:val="white"/>
+        </w:rPr>
+      </w:pPr>
+      <w:r>
+        <w:rPr>
+          <w:rFonts w:ascii="Roboto" w:eastAsia="Roboto" w:hAnsi="Roboto" w:cs="Roboto"/>
+          <w:b/>
+          <w:color w:val="2A303E"/>
+          <w:sz w:val="24"/>
+          <w:szCs w:val="24"/>
+          <w:highlight w:val="white"/>
+        </w:rPr>
+        <w:t>A site i</w:t>
+      </w:r>
+      <w:r>
+        <w:rPr>
+          <w:rFonts w:ascii="Roboto" w:eastAsia="Roboto" w:hAnsi="Roboto" w:cs="Roboto"/>
+          <w:color w:val="2A303E"/>
+          <w:sz w:val="24"/>
+          <w:szCs w:val="24"/>
+          <w:highlight w:val="white"/>
+        </w:rPr>
+        <w:t xml:space="preserve">s a set of pages where content or applications are published. Sites can be independent or serve as an associated organization’s website. </w:t>
+      </w:r>
+    </w:p>
+    <w:p>
+      <w:pPr>
+        <w:shd w:val="clear" w:color="auto" w:fill="FFFFFF"/>
+        <w:spacing w:after="360" w:line="360" w:lineRule="auto"/>
+        <w:rPr>
+          <w:rFonts w:ascii="Roboto" w:eastAsia="Roboto" w:hAnsi="Roboto" w:cs="Roboto"/>
+          <w:color w:val="2A303E"/>
+          <w:sz w:val="24"/>
+          <w:szCs w:val="24"/>
+          <w:highlight w:val="white"/>
+        </w:rPr>
+      </w:pPr>
+      <w:r>
+        <w:rPr>
+          <w:rFonts w:ascii="Roboto" w:eastAsia="Roboto" w:hAnsi="Roboto" w:cs="Roboto"/>
+          <w:color w:val="2A303E"/>
+          <w:sz w:val="24"/>
+          <w:szCs w:val="24"/>
+          <w:highlight w:val="white"/>
+        </w:rPr>
+        <w:t>Liferay’s Sites provide three membership types:</w:t>
+      </w:r>
+    </w:p>
+    <w:p>
+      <w:pPr>
+        <w:shd w:val="clear" w:color="auto" w:fill="FFFFFF"/>
+        <w:spacing w:after="360" w:line="360" w:lineRule="auto"/>
+        <w:rPr>
+          <w:rFonts w:ascii="Roboto" w:eastAsia="Roboto" w:hAnsi="Roboto" w:cs="Roboto"/>
+          <w:color w:val="2A303E"/>
+          <w:sz w:val="24"/>
+          <w:szCs w:val="24"/>
+          <w:highlight w:val="white"/>
+        </w:rPr>
+      </w:pPr>
+      <w:r>
+        <w:rPr>
+          <w:rFonts w:ascii="Roboto" w:eastAsia="Roboto" w:hAnsi="Roboto" w:cs="Roboto"/>
+          <w:b/>
+          <w:color w:val="2A303E"/>
+          <w:sz w:val="24"/>
+          <w:szCs w:val="24"/>
+          <w:highlight w:val="white"/>
+        </w:rPr>
+        <w:t>Open:</w:t>
+      </w:r>
+      <w:r>
+        <w:rPr>
+          <w:rFonts w:ascii="Roboto" w:eastAsia="Roboto" w:hAnsi="Roboto" w:cs="Roboto"/>
+          <w:color w:val="2A303E"/>
+          <w:sz w:val="24"/>
+          <w:szCs w:val="24"/>
+          <w:highlight w:val="white"/>
+        </w:rPr>
+        <w:t xml:space="preserve"> Users can become members of the Site at any time.</w:t>
+      </w:r>
+    </w:p>
+    <w:p>
+      <w:pPr>
+        <w:shd w:val="clear" w:color="auto" w:fill="FFFFFF"/>
+        <w:spacing w:after="360" w:line="360" w:lineRule="auto"/>
+        <w:rPr>
+          <w:rFonts w:ascii="Roboto" w:eastAsia="Roboto" w:hAnsi="Roboto" w:cs="Roboto"/>
+          <w:color w:val="2A303E"/>
+          <w:sz w:val="24"/>
+          <w:szCs w:val="24"/>
+          <w:highlight w:val="white"/>
+        </w:rPr>
+      </w:pPr>
+      <w:r>
+        <w:rPr>
+          <w:rFonts w:ascii="Roboto" w:eastAsia="Roboto" w:hAnsi="Roboto" w:cs="Roboto"/>
+          <w:b/>
+          <w:color w:val="2A303E"/>
+          <w:sz w:val="24"/>
+          <w:szCs w:val="24"/>
+          <w:highlight w:val="white"/>
         </w:rPr>
         <w:lastRenderedPageBreak/>
-        <w:t>preferences</w:t>
-      </w:r>
-      <w:r>
-        <w:rPr>
-          <w:rFonts w:ascii="Roboto" w:eastAsia="Roboto" w:hAnsi="Roboto" w:cs="Roboto"/>
-          <w:b/>
-          <w:color w:val="2A303E"/>
-          <w:sz w:val="24"/>
-          <w:szCs w:val="24"/>
-          <w:highlight w:val="white"/>
-        </w:rPr>
-        <w:t xml:space="preserve"> (</w:t>
-      </w:r>
-      <w:proofErr w:type="spellStart"/>
-      <w:r>
-        <w:rPr>
-          <w:rFonts w:ascii="Roboto Mono" w:eastAsia="Roboto Mono" w:hAnsi="Roboto Mono" w:cs="Roboto Mono"/>
-          <w:b/>
-          <w:color w:val="2A303E"/>
-          <w:sz w:val="21"/>
-          <w:szCs w:val="21"/>
-          <w:shd w:val="clear" w:color="auto" w:fill="E9EBF0"/>
-        </w:rPr>
-        <w:t>javax.portlet.PortletPreferences</w:t>
-      </w:r>
-      <w:proofErr w:type="spellEnd"/>
-      <w:r>
-        <w:rPr>
-          <w:rFonts w:ascii="Roboto" w:eastAsia="Roboto" w:hAnsi="Roboto" w:cs="Roboto"/>
-          <w:b/>
-          <w:color w:val="2A303E"/>
-          <w:sz w:val="24"/>
-          <w:szCs w:val="24"/>
-          <w:highlight w:val="white"/>
-        </w:rPr>
-        <w:t>)</w:t>
-      </w:r>
-    </w:p>
-    <w:p>
-      <w:pPr>
-        <w:numPr>
-          <w:ilvl w:val="0"/>
-          <w:numId w:val="23"/>
-        </w:numPr>
-        <w:shd w:val="clear" w:color="auto" w:fill="FFFFFF"/>
-        <w:spacing w:after="240" w:line="360" w:lineRule="auto"/>
-        <w:rPr>
-          <w:b/>
-          <w:highlight w:val="white"/>
-        </w:rPr>
-      </w:pPr>
-      <w:proofErr w:type="spellStart"/>
-      <w:r>
-        <w:rPr>
-          <w:rFonts w:ascii="Roboto Mono" w:eastAsia="Roboto Mono" w:hAnsi="Roboto Mono" w:cs="Roboto Mono"/>
-          <w:b/>
-          <w:color w:val="2A303E"/>
-          <w:sz w:val="21"/>
-          <w:szCs w:val="21"/>
-          <w:shd w:val="clear" w:color="auto" w:fill="E9EBF0"/>
-        </w:rPr>
-        <w:t>userInfo</w:t>
-      </w:r>
-      <w:proofErr w:type="spellEnd"/>
-      <w:r>
-        <w:rPr>
-          <w:rFonts w:ascii="Roboto" w:eastAsia="Roboto" w:hAnsi="Roboto" w:cs="Roboto"/>
-          <w:b/>
-          <w:color w:val="2A303E"/>
-          <w:sz w:val="24"/>
-          <w:szCs w:val="24"/>
-          <w:highlight w:val="white"/>
-        </w:rPr>
-        <w:t xml:space="preserve"> (</w:t>
-      </w:r>
-      <w:proofErr w:type="spellStart"/>
-      <w:r>
-        <w:rPr>
-          <w:rFonts w:ascii="Roboto Mono" w:eastAsia="Roboto Mono" w:hAnsi="Roboto Mono" w:cs="Roboto Mono"/>
-          <w:b/>
-          <w:color w:val="2A303E"/>
-          <w:sz w:val="21"/>
-          <w:szCs w:val="21"/>
-          <w:shd w:val="clear" w:color="auto" w:fill="E9EBF0"/>
-        </w:rPr>
-        <w:t>java.util.Map</w:t>
-      </w:r>
-      <w:proofErr w:type="spellEnd"/>
-      <w:r>
-        <w:rPr>
-          <w:rFonts w:ascii="Roboto Mono" w:eastAsia="Roboto Mono" w:hAnsi="Roboto Mono" w:cs="Roboto Mono"/>
-          <w:b/>
-          <w:color w:val="2A303E"/>
-          <w:sz w:val="21"/>
-          <w:szCs w:val="21"/>
-          <w:shd w:val="clear" w:color="auto" w:fill="E9EBF0"/>
-        </w:rPr>
-        <w:t>&lt;String, String&gt;</w:t>
-      </w:r>
-      <w:r>
-        <w:rPr>
-          <w:rFonts w:ascii="Roboto" w:eastAsia="Roboto" w:hAnsi="Roboto" w:cs="Roboto"/>
-          <w:b/>
-          <w:color w:val="2A303E"/>
-          <w:sz w:val="24"/>
-          <w:szCs w:val="24"/>
-          <w:highlight w:val="white"/>
-        </w:rPr>
-        <w:t>)</w:t>
-      </w:r>
-    </w:p>
-    <w:p>
-      <w:pPr>
-        <w:shd w:val="clear" w:color="auto" w:fill="FFFFFF"/>
-        <w:spacing w:after="240" w:line="360" w:lineRule="auto"/>
-        <w:rPr>
-          <w:rFonts w:ascii="Roboto" w:eastAsia="Roboto" w:hAnsi="Roboto" w:cs="Roboto"/>
-          <w:b/>
-          <w:color w:val="2A303E"/>
-          <w:sz w:val="24"/>
-          <w:szCs w:val="24"/>
-          <w:highlight w:val="white"/>
-        </w:rPr>
-      </w:pPr>
-      <w:r>
-        <w:rPr>
-          <w:rFonts w:ascii="Roboto" w:eastAsia="Roboto" w:hAnsi="Roboto" w:cs="Roboto"/>
-          <w:b/>
-          <w:color w:val="2A303E"/>
-          <w:sz w:val="24"/>
-          <w:szCs w:val="24"/>
-          <w:highlight w:val="white"/>
-        </w:rPr>
-        <w:t>There are two types of finders in Liferay:</w:t>
-      </w:r>
-    </w:p>
-    <w:p>
-      <w:pPr>
-        <w:shd w:val="clear" w:color="auto" w:fill="FFFFFF"/>
-        <w:spacing w:after="240" w:line="360" w:lineRule="auto"/>
-        <w:rPr>
-          <w:rFonts w:ascii="Roboto" w:eastAsia="Roboto" w:hAnsi="Roboto" w:cs="Roboto"/>
-          <w:color w:val="2A303E"/>
-          <w:sz w:val="24"/>
-          <w:szCs w:val="24"/>
-          <w:highlight w:val="white"/>
-        </w:rPr>
-      </w:pPr>
-      <w:r>
-        <w:rPr>
-          <w:rFonts w:ascii="Roboto" w:eastAsia="Roboto" w:hAnsi="Roboto" w:cs="Roboto"/>
-          <w:color w:val="2A303E"/>
-          <w:sz w:val="24"/>
-          <w:szCs w:val="24"/>
-          <w:highlight w:val="white"/>
-        </w:rPr>
-        <w:t>- Regular Finders (without permission checks)</w:t>
-      </w:r>
-    </w:p>
-    <w:p>
-      <w:pPr>
-        <w:shd w:val="clear" w:color="auto" w:fill="FFFFFF"/>
-        <w:spacing w:after="240" w:line="360" w:lineRule="auto"/>
-        <w:rPr>
-          <w:rFonts w:ascii="Roboto" w:eastAsia="Roboto" w:hAnsi="Roboto" w:cs="Roboto"/>
-          <w:color w:val="2A303E"/>
-          <w:sz w:val="24"/>
-          <w:szCs w:val="24"/>
-          <w:highlight w:val="white"/>
-        </w:rPr>
-      </w:pPr>
-      <w:r>
-        <w:rPr>
-          <w:rFonts w:ascii="Roboto" w:eastAsia="Roboto" w:hAnsi="Roboto" w:cs="Roboto"/>
-          <w:color w:val="2A303E"/>
-          <w:sz w:val="24"/>
-          <w:szCs w:val="24"/>
-          <w:highlight w:val="white"/>
-        </w:rPr>
-        <w:t>- Filtered finders (with permission checks)</w:t>
-      </w:r>
-    </w:p>
-    <w:p>
-      <w:pPr>
-        <w:shd w:val="clear" w:color="auto" w:fill="FFFFFF"/>
-        <w:spacing w:after="240" w:line="360" w:lineRule="auto"/>
-        <w:rPr>
-          <w:rFonts w:ascii="Roboto" w:eastAsia="Roboto" w:hAnsi="Roboto" w:cs="Roboto"/>
-          <w:b/>
-          <w:color w:val="2A303E"/>
-          <w:sz w:val="24"/>
-          <w:szCs w:val="24"/>
-          <w:highlight w:val="white"/>
-        </w:rPr>
-      </w:pPr>
-      <w:r>
-        <w:rPr>
-          <w:rFonts w:ascii="Roboto" w:eastAsia="Roboto" w:hAnsi="Roboto" w:cs="Roboto"/>
-          <w:b/>
-          <w:color w:val="2A303E"/>
-          <w:sz w:val="24"/>
-          <w:szCs w:val="24"/>
-          <w:highlight w:val="white"/>
-        </w:rPr>
-        <w:t xml:space="preserve">Note: Screen names and email addresses are not interchangeable. A screen name cannot contain an </w:t>
-      </w:r>
-      <w:r>
-        <w:rPr>
-          <w:rFonts w:ascii="Roboto Mono" w:eastAsia="Roboto Mono" w:hAnsi="Roboto Mono" w:cs="Roboto Mono"/>
-          <w:b/>
-          <w:color w:val="2A303E"/>
-          <w:sz w:val="21"/>
-          <w:szCs w:val="21"/>
-          <w:shd w:val="clear" w:color="auto" w:fill="E9EBF0"/>
-        </w:rPr>
-        <w:t>@</w:t>
-      </w:r>
-      <w:r>
-        <w:rPr>
-          <w:rFonts w:ascii="Roboto" w:eastAsia="Roboto" w:hAnsi="Roboto" w:cs="Roboto"/>
-          <w:b/>
-          <w:color w:val="2A303E"/>
-          <w:sz w:val="24"/>
-          <w:szCs w:val="24"/>
-          <w:highlight w:val="white"/>
-        </w:rPr>
-        <w:t xml:space="preserve"> symbol because it is used in the URL to a User’s private page.</w:t>
-      </w:r>
-    </w:p>
-    <w:p>
-      <w:pPr>
-        <w:shd w:val="clear" w:color="auto" w:fill="FFFFFF"/>
-        <w:spacing w:after="240" w:line="360" w:lineRule="auto"/>
-        <w:rPr>
-          <w:rFonts w:ascii="Roboto" w:eastAsia="Roboto" w:hAnsi="Roboto" w:cs="Roboto"/>
-          <w:color w:val="2A303E"/>
-          <w:sz w:val="24"/>
-          <w:szCs w:val="24"/>
-          <w:highlight w:val="white"/>
-        </w:rPr>
-      </w:pPr>
-      <w:bookmarkStart w:id="7" w:name="_w24oj58b3jno" w:colFirst="0" w:colLast="0"/>
-      <w:bookmarkEnd w:id="7"/>
-    </w:p>
-    <w:bookmarkStart w:id="8" w:name="_oghu8w359fk" w:colFirst="0" w:colLast="0"/>
-    <w:bookmarkEnd w:id="8"/>
-    <w:p>
-      <w:pPr>
-        <w:pStyle w:val="Heading2"/>
-        <w:keepNext w:val="0"/>
-        <w:keepLines w:val="0"/>
-        <w:shd w:val="clear" w:color="auto" w:fill="FFFFFF"/>
-        <w:spacing w:after="80" w:line="360" w:lineRule="auto"/>
-        <w:rPr>
-          <w:rFonts w:ascii="Roboto" w:eastAsia="Roboto" w:hAnsi="Roboto" w:cs="Roboto"/>
-          <w:b/>
-          <w:color w:val="2A303E"/>
-          <w:sz w:val="34"/>
-          <w:szCs w:val="34"/>
-          <w:highlight w:val="white"/>
-        </w:rPr>
-      </w:pPr>
-      <w:r>
-        <w:fldChar w:fldCharType="begin"/>
-      </w:r>
-      <w:r>
-        <w:instrText>HYPERLINK "https://help.liferay.com/hc/en-us/articles/360028819032-Roles-and-Permissions" \l "default-liferay-roles" \h</w:instrText>
-      </w:r>
-      <w:r>
-        <w:fldChar w:fldCharType="separate"/>
-      </w:r>
-      <w:r>
-        <w:rPr>
-          <w:rFonts w:ascii="Roboto" w:eastAsia="Roboto" w:hAnsi="Roboto" w:cs="Roboto"/>
-          <w:b/>
-          <w:color w:val="2A303E"/>
-          <w:sz w:val="34"/>
-          <w:szCs w:val="34"/>
-          <w:highlight w:val="white"/>
-        </w:rPr>
-        <w:t>Default Liferay Roles</w:t>
-      </w:r>
-      <w:r>
-        <w:fldChar w:fldCharType="end"/>
+        <w:t>Restricted:</w:t>
+      </w:r>
+      <w:r>
+        <w:rPr>
+          <w:rFonts w:ascii="Roboto" w:eastAsia="Roboto" w:hAnsi="Roboto" w:cs="Roboto"/>
+          <w:color w:val="2A303E"/>
+          <w:sz w:val="24"/>
+          <w:szCs w:val="24"/>
+          <w:highlight w:val="white"/>
+        </w:rPr>
+        <w:t xml:space="preserve"> Users can request Site membership but Site administrators must approve requests for users to become members.</w:t>
       </w:r>
     </w:p>
     <w:p>
@@ -2904,12 +3443,23 @@
       <w:r>
         <w:rPr>
           <w:rFonts w:ascii="Roboto" w:eastAsia="Roboto" w:hAnsi="Roboto" w:cs="Roboto"/>
-          <w:color w:val="2A303E"/>
-          <w:sz w:val="24"/>
-          <w:szCs w:val="24"/>
-          <w:highlight w:val="white"/>
-        </w:rPr>
-        <w:t>In the Roles Application appears a list of all the Roles in Liferay, by scope.</w:t>
+          <w:b/>
+          <w:color w:val="2A303E"/>
+          <w:sz w:val="24"/>
+          <w:szCs w:val="24"/>
+          <w:highlight w:val="white"/>
+        </w:rPr>
+        <w:t>Private:</w:t>
+      </w:r>
+      <w:r>
+        <w:rPr>
+          <w:rFonts w:ascii="Roboto" w:eastAsia="Roboto" w:hAnsi="Roboto" w:cs="Roboto"/>
+          <w:color w:val="2A303E"/>
+          <w:sz w:val="24"/>
+          <w:szCs w:val="24"/>
+          <w:highlight w:val="white"/>
+        </w:rPr>
+        <w:t xml:space="preserve"> Users cannot join the Site or request Site membership. Site administrators must manually select users and assign them as Site members.</w:t>
       </w:r>
     </w:p>
     <w:p>
@@ -2918,67 +3468,46 @@
         <w:spacing w:after="360" w:line="360" w:lineRule="auto"/>
         <w:rPr>
           <w:rFonts w:ascii="Roboto" w:eastAsia="Roboto" w:hAnsi="Roboto" w:cs="Roboto"/>
-          <w:color w:val="2A303E"/>
-          <w:sz w:val="24"/>
-          <w:szCs w:val="24"/>
-          <w:highlight w:val="white"/>
-        </w:rPr>
-      </w:pPr>
-      <w:r>
-        <w:rPr>
-          <w:rFonts w:ascii="Roboto" w:eastAsia="Roboto" w:hAnsi="Roboto" w:cs="Roboto"/>
-          <w:color w:val="2A303E"/>
-          <w:sz w:val="24"/>
-          <w:szCs w:val="24"/>
-          <w:highlight w:val="white"/>
-        </w:rPr>
-        <w:t>These are some of the pre-configured regular Roles:</w:t>
-      </w:r>
-    </w:p>
-    <w:p>
-      <w:pPr>
-        <w:numPr>
-          <w:ilvl w:val="0"/>
-          <w:numId w:val="24"/>
-        </w:numPr>
-        <w:shd w:val="clear" w:color="auto" w:fill="FFFFFF"/>
-        <w:spacing w:line="360" w:lineRule="auto"/>
-        <w:rPr>
-          <w:highlight w:val="white"/>
-        </w:rPr>
-      </w:pPr>
-      <w:r>
-        <w:rPr>
-          <w:rFonts w:ascii="Roboto" w:eastAsia="Roboto" w:hAnsi="Roboto" w:cs="Roboto"/>
-          <w:color w:val="2A303E"/>
-          <w:sz w:val="24"/>
-          <w:szCs w:val="24"/>
-          <w:highlight w:val="white"/>
-        </w:rPr>
-        <w:t>Guest: The Guest role is assigned to unauthenticated users and grants the lowest-level permissions.</w:t>
-      </w:r>
-    </w:p>
-    <w:p>
-      <w:pPr>
-        <w:numPr>
-          <w:ilvl w:val="0"/>
-          <w:numId w:val="24"/>
-        </w:numPr>
-        <w:shd w:val="clear" w:color="auto" w:fill="FFFFFF"/>
-        <w:spacing w:line="360" w:lineRule="auto"/>
-        <w:rPr>
-          <w:highlight w:val="white"/>
-        </w:rPr>
-      </w:pPr>
-      <w:r>
-        <w:rPr>
-          <w:rFonts w:ascii="Roboto" w:eastAsia="Roboto" w:hAnsi="Roboto" w:cs="Roboto"/>
-          <w:color w:val="2A303E"/>
-          <w:sz w:val="24"/>
-          <w:szCs w:val="24"/>
-          <w:highlight w:val="white"/>
-        </w:rPr>
-        <w:t xml:space="preserve">User: The User role is assigned to authenticated Users and grants basic permissions (mostly </w:t>
+          <w:b/>
+          <w:color w:val="2A303E"/>
+          <w:sz w:val="24"/>
+          <w:szCs w:val="24"/>
+          <w:highlight w:val="white"/>
+        </w:rPr>
+      </w:pPr>
+      <w:r>
+        <w:rPr>
+          <w:rFonts w:ascii="Roboto" w:eastAsia="Roboto" w:hAnsi="Roboto" w:cs="Roboto"/>
+          <w:b/>
+          <w:color w:val="2A303E"/>
+          <w:sz w:val="24"/>
+          <w:szCs w:val="24"/>
+          <w:highlight w:val="white"/>
+        </w:rPr>
+        <w:t xml:space="preserve">. The difference between Sites and Organizations, of course, is that Sites organize pages, content, application data, and users (via Site memberships) whereas organizations only group users. </w:t>
+      </w:r>
+    </w:p>
+    <w:p>
+      <w:pPr>
+        <w:shd w:val="clear" w:color="auto" w:fill="FFFFFF"/>
+        <w:spacing w:after="360" w:line="360" w:lineRule="auto"/>
+        <w:rPr>
+          <w:rFonts w:ascii="Roboto" w:eastAsia="Roboto" w:hAnsi="Roboto" w:cs="Roboto"/>
+          <w:color w:val="2A303E"/>
+          <w:sz w:val="24"/>
+          <w:szCs w:val="24"/>
+          <w:highlight w:val="white"/>
+        </w:rPr>
+      </w:pPr>
+      <w:r>
+        <w:rPr>
+          <w:rFonts w:ascii="Roboto" w:eastAsia="Roboto" w:hAnsi="Roboto" w:cs="Roboto"/>
+          <w:color w:val="2A303E"/>
+          <w:sz w:val="24"/>
+          <w:szCs w:val="24"/>
+          <w:highlight w:val="white"/>
+        </w:rPr>
+        <w:t xml:space="preserve">If you wanted a user to have administrative access to all Sites in a Site/child Site hierarchy, you must create a role based on the Site Administrator role that has the permission </w:t>
       </w:r>
       <w:r>
         <w:rPr>
@@ -2989,957 +3518,8 @@
           <w:szCs w:val="24"/>
           <w:highlight w:val="white"/>
         </w:rPr>
-        <w:t>Add to Page</w:t>
-      </w:r>
-      <w:r>
-        <w:rPr>
-          <w:rFonts w:ascii="Roboto" w:eastAsia="Roboto" w:hAnsi="Roboto" w:cs="Roboto"/>
-          <w:color w:val="2A303E"/>
-          <w:sz w:val="24"/>
-          <w:szCs w:val="24"/>
-          <w:highlight w:val="white"/>
-        </w:rPr>
-        <w:t xml:space="preserve"> permissions for their own Sites).</w:t>
-      </w:r>
-    </w:p>
-    <w:p>
-      <w:pPr>
-        <w:numPr>
-          <w:ilvl w:val="0"/>
-          <w:numId w:val="24"/>
-        </w:numPr>
-        <w:shd w:val="clear" w:color="auto" w:fill="FFFFFF"/>
-        <w:spacing w:line="360" w:lineRule="auto"/>
-        <w:rPr>
-          <w:highlight w:val="white"/>
-        </w:rPr>
-      </w:pPr>
-      <w:r>
-        <w:rPr>
-          <w:rFonts w:ascii="Roboto" w:eastAsia="Roboto" w:hAnsi="Roboto" w:cs="Roboto"/>
-          <w:color w:val="2A303E"/>
-          <w:sz w:val="24"/>
-          <w:szCs w:val="24"/>
-          <w:highlight w:val="white"/>
-        </w:rPr>
-        <w:t>Power User: The Power User Role grants more permissions than the User Role. It’s an extension point for distinguishing regular Users from more privileged Users. For example, you can set things up so that only Power Users have personal sites.</w:t>
-      </w:r>
-    </w:p>
-    <w:p>
-      <w:pPr>
-        <w:numPr>
-          <w:ilvl w:val="0"/>
-          <w:numId w:val="24"/>
-        </w:numPr>
-        <w:shd w:val="clear" w:color="auto" w:fill="FFFFFF"/>
-        <w:spacing w:after="240" w:line="360" w:lineRule="auto"/>
-        <w:rPr>
-          <w:highlight w:val="white"/>
-        </w:rPr>
-      </w:pPr>
-      <w:r>
-        <w:rPr>
-          <w:rFonts w:ascii="Roboto" w:eastAsia="Roboto" w:hAnsi="Roboto" w:cs="Roboto"/>
-          <w:color w:val="2A303E"/>
-          <w:sz w:val="24"/>
-          <w:szCs w:val="24"/>
-          <w:highlight w:val="white"/>
-        </w:rPr>
-        <w:t>Administrator: The administrator Role grants permission to manage the entire portal, including global portal settings and individual Sites, Organizations, and Users.</w:t>
-      </w:r>
-    </w:p>
-    <w:p>
-      <w:pPr>
-        <w:shd w:val="clear" w:color="auto" w:fill="FFFFFF"/>
-        <w:spacing w:after="360" w:line="360" w:lineRule="auto"/>
-        <w:rPr>
-          <w:rFonts w:ascii="Roboto" w:eastAsia="Roboto" w:hAnsi="Roboto" w:cs="Roboto"/>
-          <w:color w:val="2A303E"/>
-          <w:sz w:val="24"/>
-          <w:szCs w:val="24"/>
-          <w:highlight w:val="white"/>
-        </w:rPr>
-      </w:pPr>
-      <w:r>
-        <w:rPr>
-          <w:rFonts w:ascii="Roboto" w:eastAsia="Roboto" w:hAnsi="Roboto" w:cs="Roboto"/>
-          <w:color w:val="2A303E"/>
-          <w:sz w:val="24"/>
-          <w:szCs w:val="24"/>
-          <w:highlight w:val="white"/>
-        </w:rPr>
-        <w:t>These are some of the pre-configured site roles:</w:t>
-      </w:r>
-    </w:p>
-    <w:p>
-      <w:pPr>
-        <w:numPr>
-          <w:ilvl w:val="0"/>
-          <w:numId w:val="7"/>
-        </w:numPr>
-        <w:shd w:val="clear" w:color="auto" w:fill="FFFFFF"/>
-        <w:spacing w:line="360" w:lineRule="auto"/>
-        <w:rPr>
-          <w:highlight w:val="white"/>
-        </w:rPr>
-      </w:pPr>
-      <w:r>
-        <w:rPr>
-          <w:rFonts w:ascii="Roboto" w:eastAsia="Roboto" w:hAnsi="Roboto" w:cs="Roboto"/>
-          <w:color w:val="2A303E"/>
-          <w:sz w:val="24"/>
-          <w:szCs w:val="24"/>
-          <w:highlight w:val="white"/>
-        </w:rPr>
-        <w:lastRenderedPageBreak/>
-        <w:t>Site Member: The Site Member Role grants basic privileges within a Site, such as permission to visit the Site’s private pages.</w:t>
-      </w:r>
-    </w:p>
-    <w:p>
-      <w:pPr>
-        <w:numPr>
-          <w:ilvl w:val="0"/>
-          <w:numId w:val="7"/>
-        </w:numPr>
-        <w:shd w:val="clear" w:color="auto" w:fill="FFFFFF"/>
-        <w:spacing w:line="360" w:lineRule="auto"/>
-        <w:rPr>
-          <w:highlight w:val="white"/>
-        </w:rPr>
-      </w:pPr>
-      <w:r>
-        <w:rPr>
-          <w:rFonts w:ascii="Roboto" w:eastAsia="Roboto" w:hAnsi="Roboto" w:cs="Roboto"/>
-          <w:color w:val="2A303E"/>
-          <w:sz w:val="24"/>
-          <w:szCs w:val="24"/>
-          <w:highlight w:val="white"/>
-        </w:rPr>
-        <w:t xml:space="preserve">Site Administrator: The Site Administrator Role grants permission to manage </w:t>
-      </w:r>
-      <w:r>
-        <w:rPr>
-          <w:rFonts w:ascii="Roboto" w:eastAsia="Roboto" w:hAnsi="Roboto" w:cs="Roboto"/>
-          <w:i/>
-          <w:color w:val="2A303E"/>
-          <w:sz w:val="24"/>
-          <w:szCs w:val="24"/>
-          <w:highlight w:val="white"/>
-        </w:rPr>
-        <w:t>almost</w:t>
-      </w:r>
-      <w:r>
-        <w:rPr>
-          <w:rFonts w:ascii="Roboto" w:eastAsia="Roboto" w:hAnsi="Roboto" w:cs="Roboto"/>
-          <w:color w:val="2A303E"/>
-          <w:sz w:val="24"/>
-          <w:szCs w:val="24"/>
-          <w:highlight w:val="white"/>
-        </w:rPr>
-        <w:t xml:space="preserve"> all aspects of a Site including site content, site memberships, and site settings. Site Administrators cannot delete the membership of or remove roles from other Site Administrators or Site Owners. They also </w:t>
-      </w:r>
-      <w:r>
-        <w:rPr>
-          <w:rFonts w:ascii="Roboto" w:eastAsia="Roboto" w:hAnsi="Roboto" w:cs="Roboto"/>
-          <w:i/>
-          <w:color w:val="2A303E"/>
-          <w:sz w:val="24"/>
-          <w:szCs w:val="24"/>
-          <w:highlight w:val="white"/>
-        </w:rPr>
-        <w:t>cannot</w:t>
-      </w:r>
-      <w:r>
-        <w:rPr>
-          <w:rFonts w:ascii="Roboto" w:eastAsia="Roboto" w:hAnsi="Roboto" w:cs="Roboto"/>
-          <w:color w:val="2A303E"/>
-          <w:sz w:val="24"/>
-          <w:szCs w:val="24"/>
-          <w:highlight w:val="white"/>
-        </w:rPr>
-        <w:t xml:space="preserve"> assign other Users as Site Administrators or Site Owners.</w:t>
-      </w:r>
-    </w:p>
-    <w:p>
-      <w:pPr>
-        <w:numPr>
-          <w:ilvl w:val="0"/>
-          <w:numId w:val="7"/>
-        </w:numPr>
-        <w:shd w:val="clear" w:color="auto" w:fill="FFFFFF"/>
-        <w:spacing w:after="240" w:line="360" w:lineRule="auto"/>
-        <w:rPr>
-          <w:highlight w:val="white"/>
-        </w:rPr>
-      </w:pPr>
-      <w:r>
-        <w:rPr>
-          <w:rFonts w:ascii="Roboto" w:eastAsia="Roboto" w:hAnsi="Roboto" w:cs="Roboto"/>
-          <w:color w:val="2A303E"/>
-          <w:sz w:val="24"/>
-          <w:szCs w:val="24"/>
-          <w:highlight w:val="white"/>
-        </w:rPr>
-        <w:t xml:space="preserve">Site Owner: The Site Owner Role is the same as the Site Administrator Role except that it grants permission to manage </w:t>
-      </w:r>
-      <w:r>
-        <w:rPr>
-          <w:rFonts w:ascii="Roboto" w:eastAsia="Roboto" w:hAnsi="Roboto" w:cs="Roboto"/>
-          <w:i/>
-          <w:color w:val="2A303E"/>
-          <w:sz w:val="24"/>
-          <w:szCs w:val="24"/>
-          <w:highlight w:val="white"/>
-        </w:rPr>
-        <w:t>all</w:t>
-      </w:r>
-      <w:r>
-        <w:rPr>
-          <w:rFonts w:ascii="Roboto" w:eastAsia="Roboto" w:hAnsi="Roboto" w:cs="Roboto"/>
-          <w:color w:val="2A303E"/>
-          <w:sz w:val="24"/>
-          <w:szCs w:val="24"/>
-          <w:highlight w:val="white"/>
-        </w:rPr>
-        <w:t xml:space="preserve"> aspects of a Site, including permission to delete the membership of or remove Roles from Site Administrators or other Site Owners. They </w:t>
-      </w:r>
-      <w:r>
-        <w:rPr>
-          <w:rFonts w:ascii="Roboto" w:eastAsia="Roboto" w:hAnsi="Roboto" w:cs="Roboto"/>
-          <w:i/>
-          <w:color w:val="2A303E"/>
-          <w:sz w:val="24"/>
-          <w:szCs w:val="24"/>
-          <w:highlight w:val="white"/>
-        </w:rPr>
-        <w:t>can</w:t>
-      </w:r>
-      <w:r>
-        <w:rPr>
-          <w:rFonts w:ascii="Roboto" w:eastAsia="Roboto" w:hAnsi="Roboto" w:cs="Roboto"/>
-          <w:color w:val="2A303E"/>
-          <w:sz w:val="24"/>
-          <w:szCs w:val="24"/>
-          <w:highlight w:val="white"/>
-        </w:rPr>
-        <w:t xml:space="preserve"> assign other users as Site Administrators or Site Owners.</w:t>
-      </w:r>
-    </w:p>
-    <w:p>
-      <w:pPr>
-        <w:shd w:val="clear" w:color="auto" w:fill="FFFFFF"/>
-        <w:spacing w:after="360" w:line="360" w:lineRule="auto"/>
-        <w:rPr>
-          <w:rFonts w:ascii="Roboto" w:eastAsia="Roboto" w:hAnsi="Roboto" w:cs="Roboto"/>
-          <w:color w:val="2A303E"/>
-          <w:sz w:val="24"/>
-          <w:szCs w:val="24"/>
-          <w:highlight w:val="white"/>
-        </w:rPr>
-      </w:pPr>
-      <w:r>
-        <w:rPr>
-          <w:rFonts w:ascii="Roboto" w:eastAsia="Roboto" w:hAnsi="Roboto" w:cs="Roboto"/>
-          <w:color w:val="2A303E"/>
-          <w:sz w:val="24"/>
-          <w:szCs w:val="24"/>
-          <w:highlight w:val="white"/>
-        </w:rPr>
-        <w:t>These are some of the pre-configured organization roles:</w:t>
-      </w:r>
-    </w:p>
-    <w:p>
-      <w:pPr>
-        <w:numPr>
-          <w:ilvl w:val="0"/>
-          <w:numId w:val="17"/>
-        </w:numPr>
-        <w:shd w:val="clear" w:color="auto" w:fill="FFFFFF"/>
-        <w:spacing w:line="360" w:lineRule="auto"/>
-        <w:rPr>
-          <w:highlight w:val="white"/>
-        </w:rPr>
-      </w:pPr>
-      <w:r>
-        <w:rPr>
-          <w:rFonts w:ascii="Roboto" w:eastAsia="Roboto" w:hAnsi="Roboto" w:cs="Roboto"/>
-          <w:color w:val="2A303E"/>
-          <w:sz w:val="24"/>
-          <w:szCs w:val="24"/>
-          <w:highlight w:val="white"/>
-        </w:rPr>
-        <w:t>Organization User: The Organization User role grants basic privileges within an Organization. If the Organization has an attached Site, the Organization User Role implicitly grants the Site member Role within the attached Site.</w:t>
-      </w:r>
-    </w:p>
-    <w:p>
-      <w:pPr>
-        <w:numPr>
-          <w:ilvl w:val="0"/>
-          <w:numId w:val="17"/>
-        </w:numPr>
-        <w:shd w:val="clear" w:color="auto" w:fill="FFFFFF"/>
-        <w:spacing w:line="360" w:lineRule="auto"/>
-        <w:rPr>
-          <w:highlight w:val="white"/>
-        </w:rPr>
-      </w:pPr>
-      <w:r>
-        <w:rPr>
-          <w:rFonts w:ascii="Roboto" w:eastAsia="Roboto" w:hAnsi="Roboto" w:cs="Roboto"/>
-          <w:color w:val="2A303E"/>
-          <w:sz w:val="24"/>
-          <w:szCs w:val="24"/>
-          <w:highlight w:val="white"/>
-        </w:rPr>
-        <w:t xml:space="preserve">Organization Administrator: The Organization Administrator Role grants permission to manage </w:t>
-      </w:r>
-      <w:r>
-        <w:rPr>
-          <w:rFonts w:ascii="Roboto" w:eastAsia="Roboto" w:hAnsi="Roboto" w:cs="Roboto"/>
-          <w:i/>
-          <w:color w:val="2A303E"/>
-          <w:sz w:val="24"/>
-          <w:szCs w:val="24"/>
-          <w:highlight w:val="white"/>
-        </w:rPr>
-        <w:t>almost</w:t>
-      </w:r>
-      <w:r>
-        <w:rPr>
-          <w:rFonts w:ascii="Roboto" w:eastAsia="Roboto" w:hAnsi="Roboto" w:cs="Roboto"/>
-          <w:color w:val="2A303E"/>
-          <w:sz w:val="24"/>
-          <w:szCs w:val="24"/>
-          <w:highlight w:val="white"/>
-        </w:rPr>
-        <w:t xml:space="preserve"> all aspects of an Organization including the Organization’s Users and the Organization’s Site (if it exists). Organization Administrators cannot delete the membership of or remove Roles from other Organization Administrators or Organization Owners. They also </w:t>
-      </w:r>
-      <w:r>
-        <w:rPr>
-          <w:rFonts w:ascii="Roboto" w:eastAsia="Roboto" w:hAnsi="Roboto" w:cs="Roboto"/>
-          <w:i/>
-          <w:color w:val="2A303E"/>
-          <w:sz w:val="24"/>
-          <w:szCs w:val="24"/>
-          <w:highlight w:val="white"/>
-        </w:rPr>
-        <w:t>cannot</w:t>
-      </w:r>
-      <w:r>
-        <w:rPr>
-          <w:rFonts w:ascii="Roboto" w:eastAsia="Roboto" w:hAnsi="Roboto" w:cs="Roboto"/>
-          <w:color w:val="2A303E"/>
-          <w:sz w:val="24"/>
-          <w:szCs w:val="24"/>
-          <w:highlight w:val="white"/>
-        </w:rPr>
-        <w:t xml:space="preserve"> assign other Users as Organization Administrators or Organization Owners.</w:t>
-      </w:r>
-    </w:p>
-    <w:p>
-      <w:pPr>
-        <w:numPr>
-          <w:ilvl w:val="0"/>
-          <w:numId w:val="17"/>
-        </w:numPr>
-        <w:shd w:val="clear" w:color="auto" w:fill="FFFFFF"/>
-        <w:spacing w:after="240" w:line="360" w:lineRule="auto"/>
-        <w:rPr>
-          <w:highlight w:val="white"/>
-        </w:rPr>
-      </w:pPr>
-      <w:r>
-        <w:rPr>
-          <w:rFonts w:ascii="Roboto" w:eastAsia="Roboto" w:hAnsi="Roboto" w:cs="Roboto"/>
-          <w:color w:val="2A303E"/>
-          <w:sz w:val="24"/>
-          <w:szCs w:val="24"/>
-          <w:highlight w:val="white"/>
-        </w:rPr>
-        <w:t xml:space="preserve">Organization Owner: The Organization Owner Role is the same as the Organization Administrator Role except that it grants permission to manage </w:t>
-      </w:r>
-      <w:r>
-        <w:rPr>
-          <w:rFonts w:ascii="Roboto" w:eastAsia="Roboto" w:hAnsi="Roboto" w:cs="Roboto"/>
-          <w:i/>
-          <w:color w:val="2A303E"/>
-          <w:sz w:val="24"/>
-          <w:szCs w:val="24"/>
-          <w:highlight w:val="white"/>
-        </w:rPr>
-        <w:t>all</w:t>
-      </w:r>
-      <w:r>
-        <w:rPr>
-          <w:rFonts w:ascii="Roboto" w:eastAsia="Roboto" w:hAnsi="Roboto" w:cs="Roboto"/>
-          <w:color w:val="2A303E"/>
-          <w:sz w:val="24"/>
-          <w:szCs w:val="24"/>
-          <w:highlight w:val="white"/>
-        </w:rPr>
-        <w:t xml:space="preserve"> aspects of an Organization, including permission to delete the membership of or remove Roles from Organization Administrators or other Organization Owners. They </w:t>
-      </w:r>
-      <w:r>
-        <w:rPr>
-          <w:rFonts w:ascii="Roboto" w:eastAsia="Roboto" w:hAnsi="Roboto" w:cs="Roboto"/>
-          <w:i/>
-          <w:color w:val="2A303E"/>
-          <w:sz w:val="24"/>
-          <w:szCs w:val="24"/>
-          <w:highlight w:val="white"/>
-        </w:rPr>
-        <w:t>can</w:t>
-      </w:r>
-      <w:r>
-        <w:rPr>
-          <w:rFonts w:ascii="Roboto" w:eastAsia="Roboto" w:hAnsi="Roboto" w:cs="Roboto"/>
-          <w:color w:val="2A303E"/>
-          <w:sz w:val="24"/>
-          <w:szCs w:val="24"/>
-          <w:highlight w:val="white"/>
-        </w:rPr>
-        <w:t xml:space="preserve"> assign other Users as Organization Administrators or Organization Owners.</w:t>
-      </w:r>
-    </w:p>
-    <w:p>
-      <w:pPr>
-        <w:shd w:val="clear" w:color="auto" w:fill="FFFFFF"/>
-        <w:spacing w:after="360" w:line="360" w:lineRule="auto"/>
-        <w:rPr>
-          <w:rFonts w:ascii="Roboto" w:eastAsia="Roboto" w:hAnsi="Roboto" w:cs="Roboto"/>
-          <w:color w:val="2A303E"/>
-          <w:sz w:val="24"/>
-          <w:szCs w:val="24"/>
-          <w:highlight w:val="white"/>
-        </w:rPr>
-      </w:pPr>
-      <w:r>
-        <w:rPr>
-          <w:rFonts w:ascii="Roboto" w:eastAsia="Roboto" w:hAnsi="Roboto" w:cs="Roboto"/>
-          <w:b/>
-          <w:color w:val="2A303E"/>
-          <w:sz w:val="24"/>
-          <w:szCs w:val="24"/>
-          <w:highlight w:val="white"/>
-        </w:rPr>
-        <w:lastRenderedPageBreak/>
-        <w:t>Tip:</w:t>
-      </w:r>
-      <w:r>
-        <w:rPr>
-          <w:rFonts w:ascii="Roboto" w:eastAsia="Roboto" w:hAnsi="Roboto" w:cs="Roboto"/>
-          <w:color w:val="2A303E"/>
-          <w:sz w:val="24"/>
-          <w:szCs w:val="24"/>
-          <w:highlight w:val="white"/>
-        </w:rPr>
-        <w:t xml:space="preserve"> It’s easy to overlook the differences between owner type roles and administrator type roles for Sites and Organizations. Site and Organization administrators </w:t>
-      </w:r>
-      <w:r>
-        <w:rPr>
-          <w:rFonts w:ascii="Roboto" w:eastAsia="Roboto" w:hAnsi="Roboto" w:cs="Roboto"/>
-          <w:i/>
-          <w:color w:val="2A303E"/>
-          <w:sz w:val="24"/>
-          <w:szCs w:val="24"/>
-          <w:highlight w:val="white"/>
-        </w:rPr>
-        <w:t>cannot</w:t>
-      </w:r>
-      <w:r>
-        <w:rPr>
-          <w:rFonts w:ascii="Roboto" w:eastAsia="Roboto" w:hAnsi="Roboto" w:cs="Roboto"/>
-          <w:color w:val="2A303E"/>
-          <w:sz w:val="24"/>
-          <w:szCs w:val="24"/>
-          <w:highlight w:val="white"/>
-        </w:rPr>
-        <w:t xml:space="preserve"> remove the administrator or owner Role from any other administrator or owner, and they </w:t>
-      </w:r>
-      <w:r>
-        <w:rPr>
-          <w:rFonts w:ascii="Roboto" w:eastAsia="Roboto" w:hAnsi="Roboto" w:cs="Roboto"/>
-          <w:i/>
-          <w:color w:val="2A303E"/>
-          <w:sz w:val="24"/>
-          <w:szCs w:val="24"/>
-          <w:highlight w:val="white"/>
-        </w:rPr>
-        <w:t>cannot</w:t>
-      </w:r>
-      <w:r>
-        <w:rPr>
-          <w:rFonts w:ascii="Roboto" w:eastAsia="Roboto" w:hAnsi="Roboto" w:cs="Roboto"/>
-          <w:color w:val="2A303E"/>
-          <w:sz w:val="24"/>
-          <w:szCs w:val="24"/>
-          <w:highlight w:val="white"/>
-        </w:rPr>
-        <w:t xml:space="preserve"> appoint other Users ad </w:t>
-      </w:r>
-      <w:proofErr w:type="spellStart"/>
-      <w:r>
-        <w:rPr>
-          <w:rFonts w:ascii="Roboto" w:eastAsia="Roboto" w:hAnsi="Roboto" w:cs="Roboto"/>
-          <w:color w:val="2A303E"/>
-          <w:sz w:val="24"/>
-          <w:szCs w:val="24"/>
-          <w:highlight w:val="white"/>
-        </w:rPr>
-        <w:t>sPassword</w:t>
-      </w:r>
-      <w:proofErr w:type="spellEnd"/>
-      <w:r>
-        <w:rPr>
-          <w:rFonts w:ascii="Roboto" w:eastAsia="Roboto" w:hAnsi="Roboto" w:cs="Roboto"/>
-          <w:color w:val="2A303E"/>
-          <w:sz w:val="24"/>
-          <w:szCs w:val="24"/>
-          <w:highlight w:val="white"/>
-        </w:rPr>
-        <w:t xml:space="preserve"> policies enforce password rules to help users </w:t>
-      </w:r>
-    </w:p>
-    <w:p>
-      <w:pPr>
-        <w:shd w:val="clear" w:color="auto" w:fill="FFFFFF"/>
-        <w:spacing w:after="360" w:line="360" w:lineRule="auto"/>
-        <w:rPr>
-          <w:rFonts w:ascii="Roboto" w:eastAsia="Roboto" w:hAnsi="Roboto" w:cs="Roboto"/>
-          <w:b/>
-          <w:color w:val="2A303E"/>
-          <w:sz w:val="24"/>
-          <w:szCs w:val="24"/>
-          <w:highlight w:val="white"/>
-        </w:rPr>
-      </w:pPr>
-      <w:r>
-        <w:rPr>
-          <w:rFonts w:ascii="Roboto" w:eastAsia="Roboto" w:hAnsi="Roboto" w:cs="Roboto"/>
-          <w:b/>
-          <w:color w:val="2A303E"/>
-          <w:sz w:val="24"/>
-          <w:szCs w:val="24"/>
-          <w:highlight w:val="white"/>
-        </w:rPr>
-        <w:t xml:space="preserve">Password policies enforce password rules to help users specify secure passwords. </w:t>
-      </w:r>
-    </w:p>
-    <w:p>
-      <w:pPr>
-        <w:shd w:val="clear" w:color="auto" w:fill="FFFFFF"/>
-        <w:spacing w:after="360" w:line="360" w:lineRule="auto"/>
-        <w:rPr>
-          <w:rFonts w:ascii="Roboto Mono" w:eastAsia="Roboto Mono" w:hAnsi="Roboto Mono" w:cs="Roboto Mono"/>
-          <w:b/>
-          <w:color w:val="F8FAFF"/>
-          <w:sz w:val="21"/>
-          <w:szCs w:val="21"/>
-          <w:shd w:val="clear" w:color="auto" w:fill="2A303E"/>
-        </w:rPr>
-      </w:pPr>
-      <w:r>
-        <w:rPr>
-          <w:rFonts w:ascii="Roboto Mono" w:eastAsia="Roboto Mono" w:hAnsi="Roboto Mono" w:cs="Roboto Mono"/>
-          <w:b/>
-          <w:color w:val="F8FAFF"/>
-          <w:sz w:val="21"/>
-          <w:szCs w:val="21"/>
-          <w:shd w:val="clear" w:color="auto" w:fill="2A303E"/>
-        </w:rPr>
-        <w:t>passwords.default.policy.name=Default Password Policy</w:t>
-      </w:r>
-    </w:p>
-    <w:p>
-      <w:pPr>
-        <w:shd w:val="clear" w:color="auto" w:fill="FFFFFF"/>
-        <w:spacing w:after="360" w:line="360" w:lineRule="auto"/>
-        <w:rPr>
-          <w:rFonts w:ascii="Roboto" w:eastAsia="Roboto" w:hAnsi="Roboto" w:cs="Roboto"/>
-          <w:color w:val="2A303E"/>
-          <w:sz w:val="24"/>
-          <w:szCs w:val="24"/>
-          <w:highlight w:val="white"/>
-        </w:rPr>
-      </w:pPr>
-      <w:r>
-        <w:rPr>
-          <w:rFonts w:ascii="Roboto" w:eastAsia="Roboto" w:hAnsi="Roboto" w:cs="Roboto"/>
-          <w:b/>
-          <w:color w:val="2A303E"/>
-          <w:sz w:val="24"/>
-          <w:szCs w:val="24"/>
-          <w:highlight w:val="white"/>
-        </w:rPr>
-        <w:t xml:space="preserve">The structure </w:t>
-      </w:r>
-      <w:r>
-        <w:rPr>
-          <w:rFonts w:ascii="Roboto" w:eastAsia="Roboto" w:hAnsi="Roboto" w:cs="Roboto"/>
-          <w:color w:val="2A303E"/>
-          <w:sz w:val="24"/>
-          <w:szCs w:val="24"/>
-          <w:highlight w:val="white"/>
-        </w:rPr>
-        <w:t xml:space="preserve">defines what kind of content you are creating and provides different types of fields that can be used. </w:t>
-      </w:r>
-    </w:p>
-    <w:p>
-      <w:pPr>
-        <w:shd w:val="clear" w:color="auto" w:fill="FFFFFF"/>
-        <w:spacing w:after="360" w:line="360" w:lineRule="auto"/>
-        <w:rPr>
-          <w:rFonts w:ascii="Roboto" w:eastAsia="Roboto" w:hAnsi="Roboto" w:cs="Roboto"/>
-          <w:color w:val="2A303E"/>
-          <w:sz w:val="24"/>
-          <w:szCs w:val="24"/>
-          <w:highlight w:val="white"/>
-        </w:rPr>
-      </w:pPr>
-      <w:r>
-        <w:rPr>
-          <w:rFonts w:ascii="Roboto" w:eastAsia="Roboto" w:hAnsi="Roboto" w:cs="Roboto"/>
-          <w:b/>
-          <w:color w:val="2A303E"/>
-          <w:sz w:val="24"/>
-          <w:szCs w:val="24"/>
-          <w:highlight w:val="white"/>
-        </w:rPr>
-        <w:t>The template</w:t>
-      </w:r>
-      <w:r>
-        <w:rPr>
-          <w:rFonts w:ascii="Roboto" w:eastAsia="Roboto" w:hAnsi="Roboto" w:cs="Roboto"/>
-          <w:color w:val="2A303E"/>
-          <w:sz w:val="24"/>
-          <w:szCs w:val="24"/>
-          <w:highlight w:val="white"/>
-        </w:rPr>
-        <w:t xml:space="preserve"> defines how the elements of the structure are rendered.</w:t>
-      </w:r>
-    </w:p>
-    <w:p>
-      <w:pPr>
-        <w:shd w:val="clear" w:color="auto" w:fill="FFFFFF"/>
-        <w:spacing w:after="360" w:line="360" w:lineRule="auto"/>
-        <w:rPr>
-          <w:rFonts w:ascii="Roboto" w:eastAsia="Roboto" w:hAnsi="Roboto" w:cs="Roboto"/>
-          <w:color w:val="2A303E"/>
-          <w:sz w:val="24"/>
-          <w:szCs w:val="24"/>
-          <w:highlight w:val="white"/>
-        </w:rPr>
-      </w:pPr>
-      <w:r>
-        <w:rPr>
-          <w:rFonts w:ascii="Roboto" w:eastAsia="Roboto" w:hAnsi="Roboto" w:cs="Roboto"/>
-          <w:b/>
-          <w:color w:val="2A303E"/>
-          <w:sz w:val="24"/>
-          <w:szCs w:val="24"/>
-          <w:highlight w:val="white"/>
-        </w:rPr>
-        <w:t>Site Templates</w:t>
-      </w:r>
-      <w:r>
-        <w:rPr>
-          <w:rFonts w:ascii="Roboto" w:eastAsia="Roboto" w:hAnsi="Roboto" w:cs="Roboto"/>
-          <w:color w:val="2A303E"/>
-          <w:sz w:val="24"/>
-          <w:szCs w:val="24"/>
-          <w:highlight w:val="white"/>
-        </w:rPr>
-        <w:t xml:space="preserve"> create a single Site structure that can be used for any new Site. They are created and administered from the Control Panel. </w:t>
-      </w:r>
-    </w:p>
-    <w:p>
-      <w:pPr>
-        <w:shd w:val="clear" w:color="auto" w:fill="FFFFFF"/>
-        <w:spacing w:after="360" w:line="360" w:lineRule="auto"/>
-        <w:rPr>
-          <w:rFonts w:ascii="Roboto" w:eastAsia="Roboto" w:hAnsi="Roboto" w:cs="Roboto"/>
-          <w:color w:val="2A303E"/>
-          <w:sz w:val="24"/>
-          <w:szCs w:val="24"/>
-          <w:highlight w:val="white"/>
-        </w:rPr>
-      </w:pPr>
-      <w:r>
-        <w:rPr>
-          <w:rFonts w:ascii="Roboto" w:eastAsia="Roboto" w:hAnsi="Roboto" w:cs="Roboto"/>
-          <w:b/>
-          <w:color w:val="2A303E"/>
-          <w:sz w:val="24"/>
-          <w:szCs w:val="24"/>
-          <w:highlight w:val="white"/>
-        </w:rPr>
-        <w:t>Inline Content</w:t>
-      </w:r>
-      <w:r>
-        <w:rPr>
-          <w:rFonts w:ascii="Roboto" w:eastAsia="Roboto" w:hAnsi="Roboto" w:cs="Roboto"/>
-          <w:color w:val="2A303E"/>
-          <w:sz w:val="24"/>
-          <w:szCs w:val="24"/>
-          <w:highlight w:val="white"/>
-        </w:rPr>
-        <w:t xml:space="preserve"> is content that is created directly within a page. Rather than filling in fields to create content that’s added to a page later.</w:t>
-      </w:r>
-    </w:p>
-    <w:p>
-      <w:pPr>
-        <w:shd w:val="clear" w:color="auto" w:fill="FFFFFF"/>
-        <w:spacing w:after="360" w:line="360" w:lineRule="auto"/>
-        <w:rPr>
-          <w:rFonts w:ascii="Roboto" w:eastAsia="Roboto" w:hAnsi="Roboto" w:cs="Roboto"/>
-          <w:color w:val="2A303E"/>
-          <w:sz w:val="24"/>
-          <w:szCs w:val="24"/>
-          <w:highlight w:val="white"/>
-        </w:rPr>
-      </w:pPr>
-      <w:r>
-        <w:rPr>
-          <w:rFonts w:ascii="Roboto" w:eastAsia="Roboto" w:hAnsi="Roboto" w:cs="Roboto"/>
-          <w:color w:val="2A303E"/>
-          <w:sz w:val="24"/>
-          <w:szCs w:val="24"/>
-          <w:highlight w:val="white"/>
-        </w:rPr>
-        <w:t>pages: content pages, where the content is built into the page; and widget pages, where content and other features can be added, removed, and rearranged as desired.</w:t>
-      </w:r>
-    </w:p>
-    <w:p>
-      <w:pPr>
-        <w:shd w:val="clear" w:color="auto" w:fill="FFFFFF"/>
-        <w:spacing w:after="360" w:line="360" w:lineRule="auto"/>
-        <w:rPr>
-          <w:rFonts w:ascii="Roboto" w:eastAsia="Roboto" w:hAnsi="Roboto" w:cs="Roboto"/>
-          <w:color w:val="2A303E"/>
-          <w:sz w:val="24"/>
-          <w:szCs w:val="24"/>
-          <w:highlight w:val="white"/>
-        </w:rPr>
-      </w:pPr>
-      <w:r>
-        <w:rPr>
-          <w:rFonts w:ascii="Roboto" w:eastAsia="Roboto" w:hAnsi="Roboto" w:cs="Roboto"/>
-          <w:b/>
-          <w:color w:val="2A303E"/>
-          <w:sz w:val="24"/>
-          <w:szCs w:val="24"/>
-          <w:highlight w:val="white"/>
-        </w:rPr>
-        <w:t>A site i</w:t>
-      </w:r>
-      <w:r>
-        <w:rPr>
-          <w:rFonts w:ascii="Roboto" w:eastAsia="Roboto" w:hAnsi="Roboto" w:cs="Roboto"/>
-          <w:color w:val="2A303E"/>
-          <w:sz w:val="24"/>
-          <w:szCs w:val="24"/>
-          <w:highlight w:val="white"/>
-        </w:rPr>
-        <w:t xml:space="preserve">s a set of pages where content or applications are published. Sites can be independent or serve as an associated organization’s website. </w:t>
-      </w:r>
-    </w:p>
-    <w:p>
-      <w:pPr>
-        <w:shd w:val="clear" w:color="auto" w:fill="FFFFFF"/>
-        <w:spacing w:after="360" w:line="360" w:lineRule="auto"/>
-        <w:rPr>
-          <w:rFonts w:ascii="Roboto" w:eastAsia="Roboto" w:hAnsi="Roboto" w:cs="Roboto"/>
-          <w:color w:val="2A303E"/>
-          <w:sz w:val="24"/>
-          <w:szCs w:val="24"/>
-          <w:highlight w:val="white"/>
-        </w:rPr>
-      </w:pPr>
-      <w:r>
-        <w:rPr>
-          <w:rFonts w:ascii="Roboto" w:eastAsia="Roboto" w:hAnsi="Roboto" w:cs="Roboto"/>
-          <w:color w:val="2A303E"/>
-          <w:sz w:val="24"/>
-          <w:szCs w:val="24"/>
-          <w:highlight w:val="white"/>
-        </w:rPr>
-        <w:t>Liferay’s Sites provide three membership types:</w:t>
-      </w:r>
-    </w:p>
-    <w:p>
-      <w:pPr>
-        <w:shd w:val="clear" w:color="auto" w:fill="FFFFFF"/>
-        <w:spacing w:after="360" w:line="360" w:lineRule="auto"/>
-        <w:rPr>
-          <w:rFonts w:ascii="Roboto" w:eastAsia="Roboto" w:hAnsi="Roboto" w:cs="Roboto"/>
-          <w:color w:val="2A303E"/>
-          <w:sz w:val="24"/>
-          <w:szCs w:val="24"/>
-          <w:highlight w:val="white"/>
-        </w:rPr>
-      </w:pPr>
-      <w:r>
-        <w:rPr>
-          <w:rFonts w:ascii="Roboto" w:eastAsia="Roboto" w:hAnsi="Roboto" w:cs="Roboto"/>
-          <w:b/>
-          <w:color w:val="2A303E"/>
-          <w:sz w:val="24"/>
-          <w:szCs w:val="24"/>
-          <w:highlight w:val="white"/>
-        </w:rPr>
-        <w:t>Open:</w:t>
-      </w:r>
-      <w:r>
-        <w:rPr>
-          <w:rFonts w:ascii="Roboto" w:eastAsia="Roboto" w:hAnsi="Roboto" w:cs="Roboto"/>
-          <w:color w:val="2A303E"/>
-          <w:sz w:val="24"/>
-          <w:szCs w:val="24"/>
-          <w:highlight w:val="white"/>
-        </w:rPr>
-        <w:t xml:space="preserve"> Users can become members of the Site at any time.</w:t>
-      </w:r>
-    </w:p>
-    <w:p>
-      <w:pPr>
-        <w:shd w:val="clear" w:color="auto" w:fill="FFFFFF"/>
-        <w:spacing w:after="360" w:line="360" w:lineRule="auto"/>
-        <w:rPr>
-          <w:rFonts w:ascii="Roboto" w:eastAsia="Roboto" w:hAnsi="Roboto" w:cs="Roboto"/>
-          <w:color w:val="2A303E"/>
-          <w:sz w:val="24"/>
-          <w:szCs w:val="24"/>
-          <w:highlight w:val="white"/>
-        </w:rPr>
-      </w:pPr>
-      <w:r>
-        <w:rPr>
-          <w:rFonts w:ascii="Roboto" w:eastAsia="Roboto" w:hAnsi="Roboto" w:cs="Roboto"/>
-          <w:b/>
-          <w:color w:val="2A303E"/>
-          <w:sz w:val="24"/>
-          <w:szCs w:val="24"/>
-          <w:highlight w:val="white"/>
-        </w:rPr>
-        <w:t>Restricted:</w:t>
-      </w:r>
-      <w:r>
-        <w:rPr>
-          <w:rFonts w:ascii="Roboto" w:eastAsia="Roboto" w:hAnsi="Roboto" w:cs="Roboto"/>
-          <w:color w:val="2A303E"/>
-          <w:sz w:val="24"/>
-          <w:szCs w:val="24"/>
-          <w:highlight w:val="white"/>
-        </w:rPr>
-        <w:t xml:space="preserve"> Users can request Site membership but Site administrators must approve requests for users to become members.</w:t>
-      </w:r>
-    </w:p>
-    <w:p>
-      <w:pPr>
-        <w:shd w:val="clear" w:color="auto" w:fill="FFFFFF"/>
-        <w:spacing w:after="360" w:line="360" w:lineRule="auto"/>
-        <w:rPr>
-          <w:rFonts w:ascii="Roboto" w:eastAsia="Roboto" w:hAnsi="Roboto" w:cs="Roboto"/>
-          <w:color w:val="2A303E"/>
-          <w:sz w:val="24"/>
-          <w:szCs w:val="24"/>
-          <w:highlight w:val="white"/>
-        </w:rPr>
-      </w:pPr>
-      <w:r>
-        <w:rPr>
-          <w:rFonts w:ascii="Roboto" w:eastAsia="Roboto" w:hAnsi="Roboto" w:cs="Roboto"/>
-          <w:b/>
-          <w:color w:val="2A303E"/>
-          <w:sz w:val="24"/>
-          <w:szCs w:val="24"/>
-          <w:highlight w:val="white"/>
-        </w:rPr>
-        <w:lastRenderedPageBreak/>
-        <w:t>Private:</w:t>
-      </w:r>
-      <w:r>
-        <w:rPr>
-          <w:rFonts w:ascii="Roboto" w:eastAsia="Roboto" w:hAnsi="Roboto" w:cs="Roboto"/>
-          <w:color w:val="2A303E"/>
-          <w:sz w:val="24"/>
-          <w:szCs w:val="24"/>
-          <w:highlight w:val="white"/>
-        </w:rPr>
-        <w:t xml:space="preserve"> Users cannot join the Site or request Site membership. Site administrators must manually select users and assign them as Site members.</w:t>
-      </w:r>
-    </w:p>
-    <w:p>
-      <w:pPr>
-        <w:shd w:val="clear" w:color="auto" w:fill="FFFFFF"/>
-        <w:spacing w:after="360" w:line="360" w:lineRule="auto"/>
-        <w:rPr>
-          <w:rFonts w:ascii="Roboto" w:eastAsia="Roboto" w:hAnsi="Roboto" w:cs="Roboto"/>
-          <w:b/>
-          <w:color w:val="2A303E"/>
-          <w:sz w:val="24"/>
-          <w:szCs w:val="24"/>
-          <w:highlight w:val="white"/>
-        </w:rPr>
-      </w:pPr>
-      <w:r>
-        <w:rPr>
-          <w:rFonts w:ascii="Roboto" w:eastAsia="Roboto" w:hAnsi="Roboto" w:cs="Roboto"/>
-          <w:b/>
-          <w:color w:val="2A303E"/>
-          <w:sz w:val="24"/>
-          <w:szCs w:val="24"/>
-          <w:highlight w:val="white"/>
-        </w:rPr>
-        <w:t xml:space="preserve">. The difference between Sites and Organizations, of course, is that Sites organize pages, content, application data, and users (via Site memberships) whereas organizations only group users. </w:t>
-      </w:r>
-    </w:p>
-    <w:p>
-      <w:pPr>
-        <w:shd w:val="clear" w:color="auto" w:fill="FFFFFF"/>
-        <w:spacing w:after="360" w:line="360" w:lineRule="auto"/>
-        <w:rPr>
-          <w:rFonts w:ascii="Roboto" w:eastAsia="Roboto" w:hAnsi="Roboto" w:cs="Roboto"/>
-          <w:color w:val="2A303E"/>
-          <w:sz w:val="24"/>
-          <w:szCs w:val="24"/>
-          <w:highlight w:val="white"/>
-        </w:rPr>
-      </w:pPr>
-      <w:r>
-        <w:rPr>
-          <w:rFonts w:ascii="Roboto" w:eastAsia="Roboto" w:hAnsi="Roboto" w:cs="Roboto"/>
-          <w:color w:val="2A303E"/>
-          <w:sz w:val="24"/>
-          <w:szCs w:val="24"/>
-          <w:highlight w:val="white"/>
-        </w:rPr>
-        <w:t xml:space="preserve">If you wanted a user to have administrative access to all Sites in a Site/child Site hierarchy, you must create a role based on the Site Administrator role that has the permission </w:t>
-      </w:r>
-      <w:r>
-        <w:rPr>
-          <w:rFonts w:ascii="Roboto" w:eastAsia="Roboto" w:hAnsi="Roboto" w:cs="Roboto"/>
-          <w:i/>
-          <w:color w:val="2A303E"/>
-          <w:sz w:val="24"/>
-          <w:szCs w:val="24"/>
-          <w:highlight w:val="white"/>
-        </w:rPr>
-        <w:t xml:space="preserve">Manage </w:t>
-      </w:r>
-      <w:proofErr w:type="spellStart"/>
-      <w:r>
-        <w:rPr>
-          <w:rFonts w:ascii="Roboto" w:eastAsia="Roboto" w:hAnsi="Roboto" w:cs="Roboto"/>
-          <w:i/>
-          <w:color w:val="2A303E"/>
-          <w:sz w:val="24"/>
-          <w:szCs w:val="24"/>
-          <w:highlight w:val="white"/>
-        </w:rPr>
-        <w:t>SubSites</w:t>
-      </w:r>
-      <w:proofErr w:type="spellEnd"/>
+        <w:t>Manage SubSites</w:t>
+      </w:r>
       <w:r>
         <w:rPr>
           <w:rFonts w:ascii="Roboto" w:eastAsia="Roboto" w:hAnsi="Roboto" w:cs="Roboto"/>
@@ -4197,6 +3777,7 @@
           <w:szCs w:val="24"/>
           <w:highlight w:val="white"/>
         </w:rPr>
+        <w:lastRenderedPageBreak/>
         <w:t>Below those you have other options:</w:t>
       </w:r>
     </w:p>
@@ -4255,7 +3836,6 @@
           <w:szCs w:val="24"/>
           <w:highlight w:val="white"/>
         </w:rPr>
-        <w:lastRenderedPageBreak/>
         <w:t>Page Set:</w:t>
       </w:r>
       <w:r>
@@ -4676,6 +4256,7 @@
           <w:szCs w:val="24"/>
           <w:highlight w:val="white"/>
         </w:rPr>
+        <w:lastRenderedPageBreak/>
         <w:t>Search:</w:t>
       </w:r>
       <w:r>
@@ -4778,7 +4359,6 @@
           <w:szCs w:val="24"/>
           <w:highlight w:val="white"/>
         </w:rPr>
-        <w:lastRenderedPageBreak/>
         <w:t>The Device Simulator</w:t>
       </w:r>
       <w:r>
@@ -5073,7 +4653,18 @@
           <w:szCs w:val="24"/>
           <w:highlight w:val="white"/>
         </w:rPr>
-        <w:t xml:space="preserve"> If you want to publish a piece of web content to many Sites and ensure modifications are applied to all, don’t use Site template content for that purpose. Instead, place the content in the global scope and then reference it from a </w:t>
+        <w:t xml:space="preserve"> If you want to publish a piece of web content to many Sites and ensure modifications are applied to all, don’t use Site template content for that purpose. Instead, place the </w:t>
+      </w:r>
+      <w:r>
+        <w:rPr>
+          <w:rFonts w:ascii="Roboto" w:eastAsia="Roboto" w:hAnsi="Roboto" w:cs="Roboto"/>
+          <w:color w:val="2A303E"/>
+          <w:sz w:val="24"/>
+          <w:szCs w:val="24"/>
+          <w:highlight w:val="white"/>
+        </w:rPr>
+        <w:lastRenderedPageBreak/>
+        <w:t xml:space="preserve">content in the global scope and then reference it from a </w:t>
       </w:r>
       <w:r>
         <w:rPr>
@@ -5132,7 +4723,6 @@
           <w:szCs w:val="24"/>
           <w:highlight w:val="white"/>
         </w:rPr>
-        <w:lastRenderedPageBreak/>
         <w:t>By default, the following Site templates are provided:</w:t>
       </w:r>
     </w:p>
@@ -5258,21 +4848,8 @@
           <w:szCs w:val="21"/>
           <w:shd w:val="clear" w:color="auto" w:fill="E9EBF0"/>
         </w:rPr>
-        <w:t>portal-</w:t>
-      </w:r>
-      <w:proofErr w:type="spellStart"/>
-      <w:r>
-        <w:rPr>
-          <w:rFonts w:ascii="Roboto Mono" w:eastAsia="Roboto Mono" w:hAnsi="Roboto Mono" w:cs="Roboto Mono"/>
-          <w:b/>
-          <w:color w:val="2A303E"/>
-          <w:sz w:val="21"/>
-          <w:szCs w:val="21"/>
-          <w:shd w:val="clear" w:color="auto" w:fill="E9EBF0"/>
-        </w:rPr>
-        <w:t>ext.properties</w:t>
-      </w:r>
-      <w:proofErr w:type="spellEnd"/>
+        <w:t>portal-ext.properties</w:t>
+      </w:r>
       <w:r>
         <w:rPr>
           <w:rFonts w:ascii="Roboto" w:eastAsia="Roboto" w:hAnsi="Roboto" w:cs="Roboto"/>
@@ -5297,7 +4874,6 @@
           <w:shd w:val="clear" w:color="auto" w:fill="2A303E"/>
         </w:rPr>
       </w:pPr>
-      <w:proofErr w:type="spellStart"/>
       <w:r>
         <w:rPr>
           <w:rFonts w:ascii="Roboto Mono" w:eastAsia="Roboto Mono" w:hAnsi="Roboto Mono" w:cs="Roboto Mono"/>
@@ -5306,10 +4882,13 @@
           <w:szCs w:val="21"/>
           <w:shd w:val="clear" w:color="auto" w:fill="2A303E"/>
         </w:rPr>
-        <w:t>layout.user.public.layouts.enabled</w:t>
-      </w:r>
-      <w:proofErr w:type="spellEnd"/>
-      <w:r>
+        <w:t>layout.user.public.layouts.enabled=false</w:t>
+      </w:r>
+    </w:p>
+    <w:p>
+      <w:pPr>
+        <w:shd w:val="clear" w:color="auto" w:fill="FFFFFF"/>
+        <w:spacing w:after="360" w:line="411" w:lineRule="auto"/>
         <w:rPr>
           <w:rFonts w:ascii="Roboto Mono" w:eastAsia="Roboto Mono" w:hAnsi="Roboto Mono" w:cs="Roboto Mono"/>
           <w:color w:val="F8FAFF"/>
@@ -5317,13 +4896,8 @@
           <w:szCs w:val="21"/>
           <w:shd w:val="clear" w:color="auto" w:fill="2A303E"/>
         </w:rPr>
-        <w:t>=false</w:t>
-      </w:r>
-    </w:p>
-    <w:p>
-      <w:pPr>
-        <w:shd w:val="clear" w:color="auto" w:fill="FFFFFF"/>
-        <w:spacing w:after="360" w:line="411" w:lineRule="auto"/>
+      </w:pPr>
+      <w:r>
         <w:rPr>
           <w:rFonts w:ascii="Roboto Mono" w:eastAsia="Roboto Mono" w:hAnsi="Roboto Mono" w:cs="Roboto Mono"/>
           <w:color w:val="F8FAFF"/>
@@ -5331,9 +4905,56 @@
           <w:szCs w:val="21"/>
           <w:shd w:val="clear" w:color="auto" w:fill="2A303E"/>
         </w:rPr>
-      </w:pPr>
-      <w:proofErr w:type="spellStart"/>
-      <w:r>
+        <w:t>layout.user.private.layouts.enabled=false</w:t>
+      </w:r>
+    </w:p>
+    <w:p>
+      <w:pPr>
+        <w:shd w:val="clear" w:color="auto" w:fill="FFFFFF"/>
+        <w:spacing w:after="360" w:line="411" w:lineRule="auto"/>
+        <w:rPr>
+          <w:rFonts w:ascii="Roboto" w:eastAsia="Roboto" w:hAnsi="Roboto" w:cs="Roboto"/>
+          <w:color w:val="2A303E"/>
+          <w:sz w:val="24"/>
+          <w:szCs w:val="24"/>
+          <w:highlight w:val="white"/>
+        </w:rPr>
+      </w:pPr>
+      <w:r>
+        <w:rPr>
+          <w:rFonts w:ascii="Roboto" w:eastAsia="Roboto" w:hAnsi="Roboto" w:cs="Roboto"/>
+          <w:color w:val="2A303E"/>
+          <w:sz w:val="24"/>
+          <w:szCs w:val="24"/>
+          <w:highlight w:val="white"/>
+        </w:rPr>
+        <w:t xml:space="preserve">You can allow users to create personal Sites but not have them automatically created for new users. To do this, add the following properties to your </w:t>
+      </w:r>
+      <w:r>
+        <w:rPr>
+          <w:rFonts w:ascii="Roboto Mono" w:eastAsia="Roboto Mono" w:hAnsi="Roboto Mono" w:cs="Roboto Mono"/>
+          <w:color w:val="2A303E"/>
+          <w:sz w:val="21"/>
+          <w:szCs w:val="21"/>
+          <w:shd w:val="clear" w:color="auto" w:fill="E9EBF0"/>
+        </w:rPr>
+        <w:t>portal-ext.properties</w:t>
+      </w:r>
+      <w:r>
+        <w:rPr>
+          <w:rFonts w:ascii="Roboto" w:eastAsia="Roboto" w:hAnsi="Roboto" w:cs="Roboto"/>
+          <w:color w:val="2A303E"/>
+          <w:sz w:val="24"/>
+          <w:szCs w:val="24"/>
+          <w:highlight w:val="white"/>
+        </w:rPr>
+        <w:t xml:space="preserve"> file:</w:t>
+      </w:r>
+    </w:p>
+    <w:p>
+      <w:pPr>
+        <w:shd w:val="clear" w:color="auto" w:fill="FFFFFF"/>
+        <w:spacing w:after="360" w:line="411" w:lineRule="auto"/>
         <w:rPr>
           <w:rFonts w:ascii="Roboto Mono" w:eastAsia="Roboto Mono" w:hAnsi="Roboto Mono" w:cs="Roboto Mono"/>
           <w:color w:val="F8FAFF"/>
@@ -5341,9 +4962,7 @@
           <w:szCs w:val="21"/>
           <w:shd w:val="clear" w:color="auto" w:fill="2A303E"/>
         </w:rPr>
-        <w:t>layout.user.private.layouts.enabled</w:t>
-      </w:r>
-      <w:proofErr w:type="spellEnd"/>
+      </w:pPr>
       <w:r>
         <w:rPr>
           <w:rFonts w:ascii="Roboto Mono" w:eastAsia="Roboto Mono" w:hAnsi="Roboto Mono" w:cs="Roboto Mono"/>
@@ -5352,62 +4971,7 @@
           <w:szCs w:val="21"/>
           <w:shd w:val="clear" w:color="auto" w:fill="2A303E"/>
         </w:rPr>
-        <w:t>=false</w:t>
-      </w:r>
-    </w:p>
-    <w:p>
-      <w:pPr>
-        <w:shd w:val="clear" w:color="auto" w:fill="FFFFFF"/>
-        <w:spacing w:after="360" w:line="411" w:lineRule="auto"/>
-        <w:rPr>
-          <w:rFonts w:ascii="Roboto" w:eastAsia="Roboto" w:hAnsi="Roboto" w:cs="Roboto"/>
-          <w:color w:val="2A303E"/>
-          <w:sz w:val="24"/>
-          <w:szCs w:val="24"/>
-          <w:highlight w:val="white"/>
-        </w:rPr>
-      </w:pPr>
-      <w:r>
-        <w:rPr>
-          <w:rFonts w:ascii="Roboto" w:eastAsia="Roboto" w:hAnsi="Roboto" w:cs="Roboto"/>
-          <w:color w:val="2A303E"/>
-          <w:sz w:val="24"/>
-          <w:szCs w:val="24"/>
-          <w:highlight w:val="white"/>
-        </w:rPr>
-        <w:t xml:space="preserve">You can allow users to create personal Sites but not have them automatically created for new users. To do this, add the following properties to your </w:t>
-      </w:r>
-      <w:r>
-        <w:rPr>
-          <w:rFonts w:ascii="Roboto Mono" w:eastAsia="Roboto Mono" w:hAnsi="Roboto Mono" w:cs="Roboto Mono"/>
-          <w:color w:val="2A303E"/>
-          <w:sz w:val="21"/>
-          <w:szCs w:val="21"/>
-          <w:shd w:val="clear" w:color="auto" w:fill="E9EBF0"/>
-        </w:rPr>
-        <w:t>portal-</w:t>
-      </w:r>
-      <w:proofErr w:type="spellStart"/>
-      <w:r>
-        <w:rPr>
-          <w:rFonts w:ascii="Roboto Mono" w:eastAsia="Roboto Mono" w:hAnsi="Roboto Mono" w:cs="Roboto Mono"/>
-          <w:color w:val="2A303E"/>
-          <w:sz w:val="21"/>
-          <w:szCs w:val="21"/>
-          <w:shd w:val="clear" w:color="auto" w:fill="E9EBF0"/>
-        </w:rPr>
-        <w:t>ext.properties</w:t>
-      </w:r>
-      <w:proofErr w:type="spellEnd"/>
-      <w:r>
-        <w:rPr>
-          <w:rFonts w:ascii="Roboto" w:eastAsia="Roboto" w:hAnsi="Roboto" w:cs="Roboto"/>
-          <w:color w:val="2A303E"/>
-          <w:sz w:val="24"/>
-          <w:szCs w:val="24"/>
-          <w:highlight w:val="white"/>
-        </w:rPr>
-        <w:t xml:space="preserve"> file:</w:t>
+        <w:t>layout.user.public.layouts.auto.create=false</w:t>
       </w:r>
     </w:p>
     <w:p>
@@ -5422,7 +4986,6 @@
           <w:shd w:val="clear" w:color="auto" w:fill="2A303E"/>
         </w:rPr>
       </w:pPr>
-      <w:proofErr w:type="spellStart"/>
       <w:r>
         <w:rPr>
           <w:rFonts w:ascii="Roboto Mono" w:eastAsia="Roboto Mono" w:hAnsi="Roboto Mono" w:cs="Roboto Mono"/>
@@ -5431,18 +4994,7 @@
           <w:szCs w:val="21"/>
           <w:shd w:val="clear" w:color="auto" w:fill="2A303E"/>
         </w:rPr>
-        <w:t>layout.user.public.layouts.auto.create</w:t>
-      </w:r>
-      <w:proofErr w:type="spellEnd"/>
-      <w:r>
-        <w:rPr>
-          <w:rFonts w:ascii="Roboto Mono" w:eastAsia="Roboto Mono" w:hAnsi="Roboto Mono" w:cs="Roboto Mono"/>
-          <w:color w:val="F8FAFF"/>
-          <w:sz w:val="21"/>
-          <w:szCs w:val="21"/>
-          <w:shd w:val="clear" w:color="auto" w:fill="2A303E"/>
-        </w:rPr>
-        <w:t>=false</w:t>
+        <w:t>layout.user.private.layouts.auto.create=false</w:t>
       </w:r>
     </w:p>
     <w:p>
@@ -5450,59 +5002,24 @@
         <w:shd w:val="clear" w:color="auto" w:fill="FFFFFF"/>
         <w:spacing w:after="360" w:line="411" w:lineRule="auto"/>
         <w:rPr>
-          <w:rFonts w:ascii="Roboto Mono" w:eastAsia="Roboto Mono" w:hAnsi="Roboto Mono" w:cs="Roboto Mono"/>
-          <w:color w:val="F8FAFF"/>
-          <w:sz w:val="21"/>
-          <w:szCs w:val="21"/>
-          <w:shd w:val="clear" w:color="auto" w:fill="2A303E"/>
-        </w:rPr>
-      </w:pPr>
-      <w:proofErr w:type="spellStart"/>
-      <w:r>
-        <w:rPr>
-          <w:rFonts w:ascii="Roboto Mono" w:eastAsia="Roboto Mono" w:hAnsi="Roboto Mono" w:cs="Roboto Mono"/>
-          <w:color w:val="F8FAFF"/>
-          <w:sz w:val="21"/>
-          <w:szCs w:val="21"/>
-          <w:shd w:val="clear" w:color="auto" w:fill="2A303E"/>
-        </w:rPr>
-        <w:t>layout.user.private.layouts.auto.create</w:t>
-      </w:r>
-      <w:proofErr w:type="spellEnd"/>
-      <w:r>
-        <w:rPr>
-          <w:rFonts w:ascii="Roboto Mono" w:eastAsia="Roboto Mono" w:hAnsi="Roboto Mono" w:cs="Roboto Mono"/>
-          <w:color w:val="F8FAFF"/>
-          <w:sz w:val="21"/>
-          <w:szCs w:val="21"/>
-          <w:shd w:val="clear" w:color="auto" w:fill="2A303E"/>
-        </w:rPr>
-        <w:t>=false</w:t>
-      </w:r>
-    </w:p>
-    <w:p>
-      <w:pPr>
-        <w:shd w:val="clear" w:color="auto" w:fill="FFFFFF"/>
-        <w:spacing w:after="360" w:line="411" w:lineRule="auto"/>
-        <w:rPr>
-          <w:rFonts w:ascii="Roboto" w:eastAsia="Roboto" w:hAnsi="Roboto" w:cs="Roboto"/>
-          <w:color w:val="2A303E"/>
-          <w:sz w:val="24"/>
-          <w:szCs w:val="24"/>
-          <w:highlight w:val="white"/>
-        </w:rPr>
-      </w:pPr>
-      <w:r>
-        <w:rPr>
-          <w:rFonts w:ascii="Roboto" w:eastAsia="Roboto" w:hAnsi="Roboto" w:cs="Roboto"/>
-          <w:color w:val="2A303E"/>
-          <w:sz w:val="24"/>
-          <w:szCs w:val="24"/>
-          <w:highlight w:val="white"/>
-        </w:rPr>
+          <w:rFonts w:ascii="Roboto" w:eastAsia="Roboto" w:hAnsi="Roboto" w:cs="Roboto"/>
+          <w:color w:val="2A303E"/>
+          <w:sz w:val="24"/>
+          <w:szCs w:val="24"/>
+          <w:highlight w:val="white"/>
+        </w:rPr>
+      </w:pPr>
+      <w:r>
+        <w:rPr>
+          <w:rFonts w:ascii="Roboto" w:eastAsia="Roboto" w:hAnsi="Roboto" w:cs="Roboto"/>
+          <w:color w:val="2A303E"/>
+          <w:sz w:val="24"/>
+          <w:szCs w:val="24"/>
+          <w:highlight w:val="white"/>
+        </w:rPr>
+        <w:lastRenderedPageBreak/>
         <w:t xml:space="preserve">If the properties </w:t>
       </w:r>
-      <w:proofErr w:type="spellStart"/>
       <w:r>
         <w:rPr>
           <w:rFonts w:ascii="Roboto Mono" w:eastAsia="Roboto Mono" w:hAnsi="Roboto Mono" w:cs="Roboto Mono"/>
@@ -5513,7 +5030,6 @@
         </w:rPr>
         <w:t>layout.user.public.layouts.enabled</w:t>
       </w:r>
-      <w:proofErr w:type="spellEnd"/>
       <w:r>
         <w:rPr>
           <w:rFonts w:ascii="Roboto" w:eastAsia="Roboto" w:hAnsi="Roboto" w:cs="Roboto"/>
@@ -5524,7 +5040,6 @@
         </w:rPr>
         <w:t xml:space="preserve">, </w:t>
       </w:r>
-      <w:proofErr w:type="spellStart"/>
       <w:r>
         <w:rPr>
           <w:rFonts w:ascii="Roboto Mono" w:eastAsia="Roboto Mono" w:hAnsi="Roboto Mono" w:cs="Roboto Mono"/>
@@ -5535,7 +5050,6 @@
         </w:rPr>
         <w:t>layout.user.private.layouts.enabled</w:t>
       </w:r>
-      <w:proofErr w:type="spellEnd"/>
       <w:r>
         <w:rPr>
           <w:rFonts w:ascii="Roboto" w:eastAsia="Roboto" w:hAnsi="Roboto" w:cs="Roboto"/>
@@ -5546,7 +5060,6 @@
         </w:rPr>
         <w:t xml:space="preserve">, </w:t>
       </w:r>
-      <w:proofErr w:type="spellStart"/>
       <w:r>
         <w:rPr>
           <w:rFonts w:ascii="Roboto Mono" w:eastAsia="Roboto Mono" w:hAnsi="Roboto Mono" w:cs="Roboto Mono"/>
@@ -5557,7 +5070,6 @@
         </w:rPr>
         <w:t>layout.user.public.layouts.auto.create</w:t>
       </w:r>
-      <w:proofErr w:type="spellEnd"/>
       <w:r>
         <w:rPr>
           <w:rFonts w:ascii="Roboto" w:eastAsia="Roboto" w:hAnsi="Roboto" w:cs="Roboto"/>
@@ -5568,7 +5080,6 @@
         </w:rPr>
         <w:t xml:space="preserve">, and </w:t>
       </w:r>
-      <w:proofErr w:type="spellStart"/>
       <w:r>
         <w:rPr>
           <w:rFonts w:ascii="Roboto Mono" w:eastAsia="Roboto Mono" w:hAnsi="Roboto Mono" w:cs="Roboto Mono"/>
@@ -5579,7 +5090,6 @@
         </w:rPr>
         <w:t>layout.user.private.layouts.auto.create</w:t>
       </w:r>
-      <w:proofErr w:type="spellEnd"/>
       <w:r>
         <w:rPr>
           <w:rFonts w:ascii="Roboto" w:eastAsia="Roboto" w:hAnsi="Roboto" w:cs="Roboto"/>
@@ -5608,18 +5118,7 @@
           <w:szCs w:val="24"/>
           <w:highlight w:val="white"/>
         </w:rPr>
-        <w:t xml:space="preserve">, which is the </w:t>
-      </w:r>
-      <w:r>
-        <w:rPr>
-          <w:rFonts w:ascii="Roboto" w:eastAsia="Roboto" w:hAnsi="Roboto" w:cs="Roboto"/>
-          <w:color w:val="2A303E"/>
-          <w:sz w:val="24"/>
-          <w:szCs w:val="24"/>
-          <w:highlight w:val="white"/>
-        </w:rPr>
-        <w:lastRenderedPageBreak/>
-        <w:t>default, users have personal Sites and public and private pages are created automatically for new users.</w:t>
+        <w:t>, which is the default, users have personal Sites and public and private pages are created automatically for new users.</w:t>
       </w:r>
     </w:p>
     <w:p>
@@ -5938,18 +5437,8 @@
           <w:szCs w:val="24"/>
           <w:highlight w:val="white"/>
         </w:rPr>
-        <w:t xml:space="preserve">Once you’ve configured a widget, Configuration Templates can save those settings in a reusable template. If someone goes in and changes the settings of a particular widget, </w:t>
-      </w:r>
-      <w:r>
-        <w:rPr>
-          <w:rFonts w:ascii="Roboto" w:eastAsia="Roboto" w:hAnsi="Roboto" w:cs="Roboto"/>
-          <w:color w:val="2A303E"/>
-          <w:sz w:val="24"/>
-          <w:szCs w:val="24"/>
-          <w:highlight w:val="white"/>
-        </w:rPr>
         <w:lastRenderedPageBreak/>
-        <w:t>it then becomes easy to revert those changes back to the original configuration template.</w:t>
+        <w:t>Once you’ve configured a widget, Configuration Templates can save those settings in a reusable template. If someone goes in and changes the settings of a particular widget, it then becomes easy to revert those changes back to the original configuration template.</w:t>
       </w:r>
     </w:p>
     <w:p>
@@ -6353,6 +5842,7 @@
           <w:szCs w:val="24"/>
           <w:highlight w:val="white"/>
         </w:rPr>
+        <w:lastRenderedPageBreak/>
         <w:t>Web Content Display:</w:t>
       </w:r>
       <w:r>
@@ -6387,7 +5877,6 @@
           <w:szCs w:val="24"/>
           <w:highlight w:val="white"/>
         </w:rPr>
-        <w:lastRenderedPageBreak/>
         <w:t>Asset Publisher:</w:t>
       </w:r>
       <w:r>
@@ -6624,7 +6113,6 @@
         </w:rPr>
         <w:t xml:space="preserve"> Due to import/export operations, it’s possible to have both a global and a Site-scoped structure with the same </w:t>
       </w:r>
-      <w:proofErr w:type="spellStart"/>
       <w:r>
         <w:rPr>
           <w:rFonts w:ascii="Roboto Mono" w:eastAsia="Roboto Mono" w:hAnsi="Roboto Mono" w:cs="Roboto Mono"/>
@@ -6635,7 +6123,6 @@
         </w:rPr>
         <w:t>structureKey</w:t>
       </w:r>
-      <w:proofErr w:type="spellEnd"/>
       <w:r>
         <w:rPr>
           <w:rFonts w:ascii="Roboto" w:eastAsia="Roboto" w:hAnsi="Roboto" w:cs="Roboto"/>
@@ -6789,6 +6276,7 @@
           <w:szCs w:val="24"/>
           <w:highlight w:val="white"/>
         </w:rPr>
+        <w:lastRenderedPageBreak/>
         <w:t>Here are API-based approaches to overriding JSPs in Liferay DXP:</w:t>
       </w:r>
     </w:p>
@@ -6855,7 +6343,6 @@
                 <w:szCs w:val="24"/>
                 <w:highlight w:val="white"/>
               </w:rPr>
-              <w:lastRenderedPageBreak/>
               <w:t>Approach</w:t>
             </w:r>
           </w:p>
@@ -7101,7 +6588,6 @@
               </w:rPr>
               <w:t xml:space="preserve"> tags (or tags whose classes inherit from </w:t>
             </w:r>
-            <w:proofErr w:type="spellStart"/>
             <w:r>
               <w:rPr>
                 <w:rFonts w:ascii="Roboto Mono" w:eastAsia="Roboto Mono" w:hAnsi="Roboto Mono" w:cs="Roboto Mono"/>
@@ -7112,7 +6598,6 @@
               </w:rPr>
               <w:t>IncludeTag</w:t>
             </w:r>
-            <w:proofErr w:type="spellEnd"/>
             <w:r>
               <w:rPr>
                 <w:rFonts w:ascii="Roboto" w:eastAsia="Roboto" w:hAnsi="Roboto" w:cs="Roboto"/>
@@ -7741,20 +7226,8 @@
                 <w:szCs w:val="21"/>
                 <w:shd w:val="clear" w:color="auto" w:fill="E9EBF0"/>
               </w:rPr>
-              <w:t>-</w:t>
+              <w:t>-ext.jsp</w:t>
             </w:r>
-            <w:proofErr w:type="spellStart"/>
-            <w:r>
-              <w:rPr>
-                <w:rFonts w:ascii="Roboto Mono" w:eastAsia="Roboto Mono" w:hAnsi="Roboto Mono" w:cs="Roboto Mono"/>
-                <w:color w:val="2A303E"/>
-                <w:sz w:val="21"/>
-                <w:szCs w:val="21"/>
-                <w:shd w:val="clear" w:color="auto" w:fill="E9EBF0"/>
-              </w:rPr>
-              <w:t>ext.jsp</w:t>
-            </w:r>
-            <w:proofErr w:type="spellEnd"/>
             <w:r>
               <w:rPr>
                 <w:rFonts w:ascii="Roboto" w:eastAsia="Roboto" w:hAnsi="Roboto" w:cs="Roboto"/>
@@ -7852,7 +7325,6 @@
           <w:highlight w:val="white"/>
         </w:rPr>
       </w:pPr>
-      <w:proofErr w:type="spellStart"/>
       <w:r>
         <w:rPr>
           <w:color w:val="2A303E"/>
@@ -7860,37 +7332,7 @@
           <w:szCs w:val="21"/>
           <w:highlight w:val="white"/>
         </w:rPr>
-        <w:t>bnd.bnd</w:t>
-      </w:r>
-      <w:proofErr w:type="spellEnd"/>
-      <w:r>
-        <w:rPr>
-          <w:color w:val="2A303E"/>
-          <w:sz w:val="21"/>
-          <w:szCs w:val="21"/>
-          <w:highlight w:val="white"/>
-        </w:rPr>
-        <w:t xml:space="preserve">  :   </w:t>
-      </w:r>
-      <w:proofErr w:type="spellStart"/>
-      <w:r>
-        <w:rPr>
-          <w:color w:val="2A303E"/>
-          <w:sz w:val="21"/>
-          <w:szCs w:val="21"/>
-          <w:highlight w:val="white"/>
-        </w:rPr>
-        <w:t>bnd</w:t>
-      </w:r>
-      <w:proofErr w:type="spellEnd"/>
-      <w:r>
-        <w:rPr>
-          <w:color w:val="2A303E"/>
-          <w:sz w:val="21"/>
-          <w:szCs w:val="21"/>
-          <w:highlight w:val="white"/>
-        </w:rPr>
-        <w:t xml:space="preserve"> file is MANIFEST configuration template file which used to auto create MANIFEST.MF,  so developers are not required to focus on MANIFEST file creation</w:t>
+        <w:t>bnd.bnd  :   bnd file is MANIFEST configuration template file which used to auto create MANIFEST.MF,  so developers are not required to focus on MANIFEST file creation</w:t>
       </w:r>
     </w:p>
     <w:p>
@@ -7913,27 +7355,7 @@
           <w:szCs w:val="21"/>
           <w:highlight w:val="white"/>
         </w:rPr>
-        <w:t xml:space="preserve">It also used to activate Bundle with </w:t>
-      </w:r>
-      <w:proofErr w:type="spellStart"/>
-      <w:r>
-        <w:rPr>
-          <w:color w:val="2A303E"/>
-          <w:sz w:val="21"/>
-          <w:szCs w:val="21"/>
-          <w:highlight w:val="white"/>
-        </w:rPr>
-        <w:t>BundleActivator</w:t>
-      </w:r>
-      <w:proofErr w:type="spellEnd"/>
-      <w:r>
-        <w:rPr>
-          <w:color w:val="2A303E"/>
-          <w:sz w:val="21"/>
-          <w:szCs w:val="21"/>
-          <w:highlight w:val="white"/>
-        </w:rPr>
-        <w:t xml:space="preserve"> configuration if we are not going to use OSGI Declarative Services.</w:t>
+        <w:t>It also used to activate Bundle with BundleActivator configuration if we are not going to use OSGI Declarative Services.</w:t>
       </w:r>
     </w:p>
     <w:p>
@@ -7975,31 +7397,7 @@
           <w:szCs w:val="46"/>
           <w:highlight w:val="white"/>
         </w:rPr>
-        <w:t xml:space="preserve">Overriding </w:t>
-      </w:r>
-      <w:proofErr w:type="spellStart"/>
-      <w:r>
-        <w:rPr>
-          <w:rFonts w:ascii="Roboto" w:eastAsia="Roboto" w:hAnsi="Roboto" w:cs="Roboto"/>
-          <w:b/>
-          <w:color w:val="09101D"/>
-          <w:sz w:val="46"/>
-          <w:szCs w:val="46"/>
-          <w:highlight w:val="white"/>
-        </w:rPr>
-        <w:t>lpkg</w:t>
-      </w:r>
-      <w:proofErr w:type="spellEnd"/>
-      <w:r>
-        <w:rPr>
-          <w:rFonts w:ascii="Roboto" w:eastAsia="Roboto" w:hAnsi="Roboto" w:cs="Roboto"/>
-          <w:b/>
-          <w:color w:val="09101D"/>
-          <w:sz w:val="46"/>
-          <w:szCs w:val="46"/>
-          <w:highlight w:val="white"/>
-        </w:rPr>
-        <w:t xml:space="preserve"> files</w:t>
+        <w:t>Overriding lpkg files</w:t>
       </w:r>
     </w:p>
     <w:p>
@@ -8067,7 +7465,6 @@
         </w:rPr>
         <w:t xml:space="preserve"> in the Liferay DXP instance’s </w:t>
       </w:r>
-      <w:proofErr w:type="spellStart"/>
       <w:r>
         <w:rPr>
           <w:rFonts w:ascii="Roboto Mono" w:eastAsia="Roboto Mono" w:hAnsi="Roboto Mono" w:cs="Roboto Mono"/>
@@ -8076,18 +7473,7 @@
           <w:szCs w:val="21"/>
           <w:shd w:val="clear" w:color="auto" w:fill="E9EBF0"/>
         </w:rPr>
-        <w:t>osgi</w:t>
-      </w:r>
-      <w:proofErr w:type="spellEnd"/>
-      <w:r>
-        <w:rPr>
-          <w:rFonts w:ascii="Roboto Mono" w:eastAsia="Roboto Mono" w:hAnsi="Roboto Mono" w:cs="Roboto Mono"/>
-          <w:color w:val="2A303E"/>
-          <w:sz w:val="21"/>
-          <w:szCs w:val="21"/>
-          <w:shd w:val="clear" w:color="auto" w:fill="E9EBF0"/>
-        </w:rPr>
-        <w:t>/marketplace</w:t>
+        <w:t>osgi/marketplace</w:t>
       </w:r>
       <w:r>
         <w:rPr>
@@ -8120,29 +7506,7 @@
           <w:szCs w:val="24"/>
           <w:highlight w:val="white"/>
         </w:rPr>
-        <w:t>Name your updated .jar the same as the .jar in the original .</w:t>
-      </w:r>
-      <w:proofErr w:type="spellStart"/>
-      <w:r>
-        <w:rPr>
-          <w:rFonts w:ascii="Roboto" w:eastAsia="Roboto" w:hAnsi="Roboto" w:cs="Roboto"/>
-          <w:color w:val="2A303E"/>
-          <w:sz w:val="24"/>
-          <w:szCs w:val="24"/>
-          <w:highlight w:val="white"/>
-        </w:rPr>
-        <w:t>lpkg</w:t>
-      </w:r>
-      <w:proofErr w:type="spellEnd"/>
-      <w:r>
-        <w:rPr>
-          <w:rFonts w:ascii="Roboto" w:eastAsia="Roboto" w:hAnsi="Roboto" w:cs="Roboto"/>
-          <w:color w:val="2A303E"/>
-          <w:sz w:val="24"/>
-          <w:szCs w:val="24"/>
-          <w:highlight w:val="white"/>
-        </w:rPr>
-        <w:t xml:space="preserve">, minus the version information. For example, if you’re overriding the </w:t>
+        <w:t xml:space="preserve">Name your updated .jar the same as the .jar in the original .lpkg, minus the version information. For example, if you’re overriding the </w:t>
       </w:r>
       <w:r>
         <w:rPr>
@@ -8172,20 +7536,8 @@
           <w:szCs w:val="21"/>
           <w:shd w:val="clear" w:color="auto" w:fill="E9EBF0"/>
         </w:rPr>
-        <w:t xml:space="preserve">Liferay CE Amazon </w:t>
-      </w:r>
-      <w:proofErr w:type="spellStart"/>
-      <w:r>
-        <w:rPr>
-          <w:rFonts w:ascii="Roboto Mono" w:eastAsia="Roboto Mono" w:hAnsi="Roboto Mono" w:cs="Roboto Mono"/>
-          <w:color w:val="2A303E"/>
-          <w:sz w:val="21"/>
-          <w:szCs w:val="21"/>
-          <w:shd w:val="clear" w:color="auto" w:fill="E9EBF0"/>
-        </w:rPr>
-        <w:t>Rankings.lpkg</w:t>
-      </w:r>
-      <w:proofErr w:type="spellEnd"/>
+        <w:t>Liferay CE Amazon Rankings.lpkg</w:t>
+      </w:r>
       <w:r>
         <w:rPr>
           <w:rFonts w:ascii="Roboto" w:eastAsia="Roboto" w:hAnsi="Roboto" w:cs="Roboto"/>
@@ -8280,29 +7632,7 @@
           <w:szCs w:val="24"/>
           <w:highlight w:val="white"/>
         </w:rPr>
-        <w:t>This works for applications from Marketplace, but there’s also the static .</w:t>
-      </w:r>
-      <w:proofErr w:type="spellStart"/>
-      <w:r>
-        <w:rPr>
-          <w:rFonts w:ascii="Roboto" w:eastAsia="Roboto" w:hAnsi="Roboto" w:cs="Roboto"/>
-          <w:color w:val="2A303E"/>
-          <w:sz w:val="24"/>
-          <w:szCs w:val="24"/>
-          <w:highlight w:val="white"/>
-        </w:rPr>
-        <w:t>lpkg</w:t>
-      </w:r>
-      <w:proofErr w:type="spellEnd"/>
-      <w:r>
-        <w:rPr>
-          <w:rFonts w:ascii="Roboto" w:eastAsia="Roboto" w:hAnsi="Roboto" w:cs="Roboto"/>
-          <w:color w:val="2A303E"/>
-          <w:sz w:val="24"/>
-          <w:szCs w:val="24"/>
-          <w:highlight w:val="white"/>
-        </w:rPr>
-        <w:t xml:space="preserve"> that contains core Liferay technology and third-party utilities (such as the servlet API, Apache utilities, etc.). If you find you need to customize or patch any of these .jar files, deploying these customizations is a similar process:</w:t>
+        <w:t>This works for applications from Marketplace, but there’s also the static .lpkg that contains core Liferay technology and third-party utilities (such as the servlet API, Apache utilities, etc.). If you find you need to customize or patch any of these .jar files, deploying these customizations is a similar process:</w:t>
       </w:r>
     </w:p>
     <w:p>
@@ -8414,7 +7744,6 @@
         </w:rPr>
         <w:t xml:space="preserve">Place this .jar in the </w:t>
       </w:r>
-      <w:proofErr w:type="spellStart"/>
       <w:r>
         <w:rPr>
           <w:rFonts w:ascii="Roboto Mono" w:eastAsia="Roboto Mono" w:hAnsi="Roboto Mono" w:cs="Roboto Mono"/>
@@ -8423,18 +7752,7 @@
           <w:szCs w:val="21"/>
           <w:shd w:val="clear" w:color="auto" w:fill="E9EBF0"/>
         </w:rPr>
-        <w:t>osgi</w:t>
-      </w:r>
-      <w:proofErr w:type="spellEnd"/>
-      <w:r>
-        <w:rPr>
-          <w:rFonts w:ascii="Roboto Mono" w:eastAsia="Roboto Mono" w:hAnsi="Roboto Mono" w:cs="Roboto Mono"/>
-          <w:color w:val="2A303E"/>
-          <w:sz w:val="21"/>
-          <w:szCs w:val="21"/>
-          <w:shd w:val="clear" w:color="auto" w:fill="E9EBF0"/>
-        </w:rPr>
-        <w:t>/static</w:t>
+        <w:t>osgi/static</w:t>
       </w:r>
       <w:r>
         <w:rPr>
